--- a/mod5_bases_datos/l1_01_bases_datos.docx
+++ b/mod5_bases_datos/l1_01_bases_datos.docx
@@ -4,7 +4,39 @@
   <w:body>
     <w:p>
       <w:pPr>
+        <w:pStyle w:val="Ttulo1"/>
         <w:jc w:val="center"/>
+      </w:pPr>
+      <w:r>
+        <w:t xml:space="preserve">Lección 2: </w:t>
+      </w:r>
+      <w:r>
+        <w:t>Bases de datos relacionales</w:t>
+      </w:r>
+    </w:p>
+    <w:p>
+      <w:pPr>
+        <w:pStyle w:val="Sinespaciado"/>
+        <w:rPr>
+          <w:lang w:val="es-CL"/>
+        </w:rPr>
+      </w:pPr>
+    </w:p>
+    <w:p>
+      <w:pPr>
+        <w:rPr>
+          <w:sz w:val="24"/>
+        </w:rPr>
+      </w:pPr>
+      <w:r>
+        <w:rPr>
+          <w:sz w:val="24"/>
+        </w:rPr>
+        <w:t xml:space="preserve">Una base de datos guarda grandes cantidades de información de forma organizada para poder encontrarla y utilizarla de manera fácil y ordenada. </w:t>
+      </w:r>
+    </w:p>
+    <w:p>
+      <w:pPr>
         <w:rPr>
           <w:b/>
           <w:sz w:val="28"/>
@@ -12,10 +44,16 @@
       </w:pPr>
       <w:r>
         <w:rPr>
+          <w:sz w:val="24"/>
+        </w:rPr>
+        <w:t xml:space="preserve">Su utilidad es que son muy eficientes para gestionar grandes cantidades de datos. </w:t>
+      </w:r>
+      <w:r>
+        <w:rPr>
           <w:b/>
           <w:sz w:val="28"/>
         </w:rPr>
-        <w:t xml:space="preserve">Bases de datos relacionales </w:t>
+        <w:t xml:space="preserve"> </w:t>
       </w:r>
     </w:p>
     <w:p>
@@ -28,106 +66,44 @@
         <w:rPr>
           <w:sz w:val="24"/>
         </w:rPr>
-        <w:t xml:space="preserve">Una base de datos guarda grandes cantidades de información de forma organizada para poder encontrarla y utilizarla de manera fácil y ordenada. </w:t>
-      </w:r>
-    </w:p>
-    <w:p>
-      <w:pPr>
-        <w:rPr>
-          <w:b/>
-          <w:sz w:val="28"/>
-        </w:rPr>
-      </w:pPr>
+        <w:t xml:space="preserve">Las bases de datos relacionales son aquellas donde se organiza la información en tablas relacionadas entre sí mediante llaves (primarias y </w:t>
+      </w:r>
       <w:r>
         <w:rPr>
           <w:sz w:val="24"/>
         </w:rPr>
-        <w:t xml:space="preserve">Su utilidad es que son muy eficientes para gestionar grandes cantidades de datos. </w:t>
-      </w:r>
-      <w:r>
-        <w:rPr>
-          <w:b/>
-          <w:sz w:val="28"/>
-        </w:rPr>
-        <w:t xml:space="preserve"> </w:t>
-      </w:r>
-    </w:p>
-    <w:p>
-      <w:pPr>
+        <w:t>foráneas</w:t>
+      </w:r>
+      <w:r>
         <w:rPr>
           <w:sz w:val="24"/>
         </w:rPr>
-      </w:pPr>
-      <w:r>
+        <w:t xml:space="preserve">) usando el lenguaje SQL. </w:t>
+      </w:r>
+    </w:p>
+    <w:p>
+      <w:pPr>
         <w:rPr>
           <w:sz w:val="24"/>
         </w:rPr>
-        <w:t xml:space="preserve">Las bases de datos relacionales son aquellas donde se organiza la información en tablas relacionadas entre sí mediante llaves (primarias y </w:t>
-      </w:r>
+      </w:pPr>
       <w:r>
         <w:rPr>
           <w:sz w:val="24"/>
         </w:rPr>
-        <w:t>foráneas</w:t>
+        <w:t>Ej.</w:t>
       </w:r>
       <w:r>
         <w:rPr>
           <w:sz w:val="24"/>
         </w:rPr>
-        <w:t xml:space="preserve">) usando el lenguaje SQL. </w:t>
-      </w:r>
-    </w:p>
-    <w:p>
-      <w:pPr>
+        <w:t xml:space="preserve">: una persona tiene nombre, apellidos, rut, fecha de nacimiento y sexo. De estos datos, el único dato único q nos permite identificarla </w:t>
+      </w:r>
+      <w:r>
         <w:rPr>
           <w:sz w:val="24"/>
         </w:rPr>
-      </w:pPr>
-      <w:r>
-        <w:rPr>
-          <w:sz w:val="24"/>
-        </w:rPr>
-        <w:t>Ej.</w:t>
-      </w:r>
-      <w:r>
-        <w:rPr>
-          <w:sz w:val="24"/>
-        </w:rPr>
-        <w:t xml:space="preserve">: una persona tiene nombre, apellidos, </w:t>
-      </w:r>
-      <w:proofErr w:type="spellStart"/>
-      <w:r>
-        <w:rPr>
-          <w:sz w:val="24"/>
-        </w:rPr>
-        <w:t>rut</w:t>
-      </w:r>
-      <w:proofErr w:type="spellEnd"/>
-      <w:r>
-        <w:rPr>
-          <w:sz w:val="24"/>
-        </w:rPr>
-        <w:t xml:space="preserve">, fecha de nacimiento y sexo. De estos datos, el único dato único q nos permite identificarla </w:t>
-      </w:r>
-      <w:r>
-        <w:rPr>
-          <w:sz w:val="24"/>
-        </w:rPr>
-        <w:t xml:space="preserve">es el </w:t>
-      </w:r>
-      <w:proofErr w:type="spellStart"/>
-      <w:r>
-        <w:rPr>
-          <w:sz w:val="24"/>
-        </w:rPr>
-        <w:t>rut</w:t>
-      </w:r>
-      <w:proofErr w:type="spellEnd"/>
-      <w:r>
-        <w:rPr>
-          <w:sz w:val="24"/>
-        </w:rPr>
-        <w:t xml:space="preserve">, por lo que este será nuestra llave primaria. </w:t>
+        <w:t xml:space="preserve">es el rut, por lo que este será nuestra llave primaria. </w:t>
       </w:r>
     </w:p>
     <w:p>
@@ -178,28 +154,24 @@
         </w:rPr>
         <w:t xml:space="preserve">Las tablas se relacionan entre ellas mediante llaves </w:t>
       </w:r>
-      <w:proofErr w:type="spellStart"/>
       <w:r>
         <w:rPr>
           <w:sz w:val="24"/>
         </w:rPr>
-        <w:t>primrias</w:t>
-      </w:r>
-      <w:proofErr w:type="spellEnd"/>
+        <w:t>primarias</w:t>
+      </w:r>
       <w:r>
         <w:rPr>
           <w:sz w:val="24"/>
         </w:rPr>
         <w:t xml:space="preserve"> y </w:t>
       </w:r>
-      <w:proofErr w:type="spellStart"/>
       <w:r>
         <w:rPr>
           <w:sz w:val="24"/>
         </w:rPr>
-        <w:t>foraneas</w:t>
-      </w:r>
-      <w:proofErr w:type="spellEnd"/>
+        <w:t>foráneas</w:t>
+      </w:r>
       <w:r>
         <w:rPr>
           <w:sz w:val="24"/>
@@ -272,14 +244,12 @@
           <w:sz w:val="24"/>
         </w:rPr>
       </w:pPr>
-      <w:proofErr w:type="spellStart"/>
       <w:r>
         <w:rPr>
           <w:sz w:val="24"/>
         </w:rPr>
-        <w:t>Indices</w:t>
-      </w:r>
-      <w:proofErr w:type="spellEnd"/>
+        <w:t>Índices</w:t>
+      </w:r>
       <w:r>
         <w:rPr>
           <w:sz w:val="24"/>
@@ -333,7 +303,7 @@
         <w:rPr>
           <w:sz w:val="24"/>
         </w:rPr>
-        <w:t xml:space="preserve">SQL </w:t>
+        <w:t>Algunos ejemplos de consultas:</w:t>
       </w:r>
     </w:p>
     <w:p>
@@ -346,49 +316,6 @@
             <wp:extent cx="4968671" cy="3071126"/>
             <wp:effectExtent l="0" t="0" r="3810" b="0"/>
             <wp:docPr id="1" name="Imagen 1"/>
-            <wp:cNvGraphicFramePr>
-              <a:graphicFrameLocks xmlns:a="http://schemas.openxmlformats.org/drawingml/2006/main" noChangeAspect="1"/>
-            </wp:cNvGraphicFramePr>
-            <a:graphic xmlns:a="http://schemas.openxmlformats.org/drawingml/2006/main">
-              <a:graphicData uri="http://schemas.openxmlformats.org/drawingml/2006/picture">
-                <pic:pic xmlns:pic="http://schemas.openxmlformats.org/drawingml/2006/picture">
-                  <pic:nvPicPr>
-                    <pic:cNvPr id="1" name=""/>
-                    <pic:cNvPicPr/>
-                  </pic:nvPicPr>
-                  <pic:blipFill>
-                    <a:blip r:embed="rId7"/>
-                    <a:stretch>
-                      <a:fillRect/>
-                    </a:stretch>
-                  </pic:blipFill>
-                  <pic:spPr>
-                    <a:xfrm>
-                      <a:off x="0" y="0"/>
-                      <a:ext cx="4968671" cy="3071126"/>
-                    </a:xfrm>
-                    <a:prstGeom prst="rect">
-                      <a:avLst/>
-                    </a:prstGeom>
-                  </pic:spPr>
-                </pic:pic>
-              </a:graphicData>
-            </a:graphic>
-          </wp:inline>
-        </w:drawing>
-      </w:r>
-    </w:p>
-    <w:p>
-      <w:r>
-        <w:rPr>
-          <w:noProof/>
-        </w:rPr>
-        <w:lastRenderedPageBreak/>
-        <w:drawing>
-          <wp:inline distT="0" distB="0" distL="0" distR="0" wp14:anchorId="2FE41A54" wp14:editId="4CE77560">
-            <wp:extent cx="2506134" cy="3137932"/>
-            <wp:effectExtent l="0" t="0" r="8890" b="5715"/>
-            <wp:docPr id="3" name="Imagen 3"/>
             <wp:cNvGraphicFramePr>
               <a:graphicFrameLocks xmlns:a="http://schemas.openxmlformats.org/drawingml/2006/main" noChangeAspect="1"/>
             </wp:cNvGraphicFramePr>
@@ -408,7 +335,7 @@
                   <pic:spPr>
                     <a:xfrm>
                       <a:off x="0" y="0"/>
-                      <a:ext cx="2518607" cy="3153550"/>
+                      <a:ext cx="4968671" cy="3071126"/>
                     </a:xfrm>
                     <a:prstGeom prst="rect">
                       <a:avLst/>
@@ -420,15 +347,21 @@
           </wp:inline>
         </w:drawing>
       </w:r>
+    </w:p>
+    <w:p>
+      <w:pPr>
+        <w:ind w:left="1416" w:hanging="1416"/>
+      </w:pPr>
       <w:r>
         <w:rPr>
           <w:noProof/>
         </w:rPr>
-        <w:drawing>
-          <wp:inline distT="0" distB="0" distL="0" distR="0" wp14:anchorId="7496420F" wp14:editId="4F442D73">
-            <wp:extent cx="2880610" cy="3101609"/>
-            <wp:effectExtent l="0" t="0" r="0" b="3810"/>
-            <wp:docPr id="2" name="Imagen 2"/>
+        <w:lastRenderedPageBreak/>
+        <w:drawing>
+          <wp:inline distT="0" distB="0" distL="0" distR="0" wp14:anchorId="2FE41A54" wp14:editId="4CE77560">
+            <wp:extent cx="2506134" cy="3137932"/>
+            <wp:effectExtent l="0" t="0" r="8890" b="5715"/>
+            <wp:docPr id="3" name="Imagen 3"/>
             <wp:cNvGraphicFramePr>
               <a:graphicFrameLocks xmlns:a="http://schemas.openxmlformats.org/drawingml/2006/main" noChangeAspect="1"/>
             </wp:cNvGraphicFramePr>
@@ -448,7 +381,7 @@
                   <pic:spPr>
                     <a:xfrm>
                       <a:off x="0" y="0"/>
-                      <a:ext cx="2880610" cy="3101609"/>
+                      <a:ext cx="2518607" cy="3153550"/>
                     </a:xfrm>
                     <a:prstGeom prst="rect">
                       <a:avLst/>
@@ -460,17 +393,15 @@
           </wp:inline>
         </w:drawing>
       </w:r>
-    </w:p>
-    <w:p>
       <w:r>
         <w:rPr>
           <w:noProof/>
         </w:rPr>
         <w:drawing>
-          <wp:inline distT="0" distB="0" distL="0" distR="0" wp14:anchorId="04756C23" wp14:editId="0DD610A0">
-            <wp:extent cx="5612130" cy="358140"/>
-            <wp:effectExtent l="0" t="0" r="7620" b="3810"/>
-            <wp:docPr id="4" name="Imagen 4"/>
+          <wp:inline distT="0" distB="0" distL="0" distR="0" wp14:anchorId="7496420F" wp14:editId="4F442D73">
+            <wp:extent cx="2880610" cy="3101609"/>
+            <wp:effectExtent l="0" t="0" r="0" b="3810"/>
+            <wp:docPr id="2" name="Imagen 2"/>
             <wp:cNvGraphicFramePr>
               <a:graphicFrameLocks xmlns:a="http://schemas.openxmlformats.org/drawingml/2006/main" noChangeAspect="1"/>
             </wp:cNvGraphicFramePr>
@@ -490,7 +421,7 @@
                   <pic:spPr>
                     <a:xfrm>
                       <a:off x="0" y="0"/>
-                      <a:ext cx="5612130" cy="358140"/>
+                      <a:ext cx="2880610" cy="3101609"/>
                     </a:xfrm>
                     <a:prstGeom prst="rect">
                       <a:avLst/>
@@ -509,10 +440,10 @@
           <w:noProof/>
         </w:rPr>
         <w:drawing>
-          <wp:inline distT="0" distB="0" distL="0" distR="0" wp14:anchorId="1C9EFD32" wp14:editId="62BF42E3">
-            <wp:extent cx="5612130" cy="415925"/>
-            <wp:effectExtent l="0" t="0" r="7620" b="3175"/>
-            <wp:docPr id="5" name="Imagen 5"/>
+          <wp:inline distT="0" distB="0" distL="0" distR="0" wp14:anchorId="04756C23" wp14:editId="0DD610A0">
+            <wp:extent cx="5612130" cy="358140"/>
+            <wp:effectExtent l="0" t="0" r="7620" b="3810"/>
+            <wp:docPr id="4" name="Imagen 4"/>
             <wp:cNvGraphicFramePr>
               <a:graphicFrameLocks xmlns:a="http://schemas.openxmlformats.org/drawingml/2006/main" noChangeAspect="1"/>
             </wp:cNvGraphicFramePr>
@@ -532,7 +463,7 @@
                   <pic:spPr>
                     <a:xfrm>
                       <a:off x="0" y="0"/>
-                      <a:ext cx="5612130" cy="415925"/>
+                      <a:ext cx="5612130" cy="358140"/>
                     </a:xfrm>
                     <a:prstGeom prst="rect">
                       <a:avLst/>
@@ -544,15 +475,17 @@
           </wp:inline>
         </w:drawing>
       </w:r>
+    </w:p>
+    <w:p>
       <w:r>
         <w:rPr>
           <w:noProof/>
         </w:rPr>
         <w:drawing>
-          <wp:inline distT="0" distB="0" distL="0" distR="0" wp14:anchorId="6DCB2111" wp14:editId="0655432A">
-            <wp:extent cx="3185436" cy="769687"/>
-            <wp:effectExtent l="0" t="0" r="0" b="0"/>
-            <wp:docPr id="6" name="Imagen 6"/>
+          <wp:inline distT="0" distB="0" distL="0" distR="0" wp14:anchorId="1C9EFD32" wp14:editId="62BF42E3">
+            <wp:extent cx="5612130" cy="415925"/>
+            <wp:effectExtent l="0" t="0" r="7620" b="3175"/>
+            <wp:docPr id="5" name="Imagen 5"/>
             <wp:cNvGraphicFramePr>
               <a:graphicFrameLocks xmlns:a="http://schemas.openxmlformats.org/drawingml/2006/main" noChangeAspect="1"/>
             </wp:cNvGraphicFramePr>
@@ -572,7 +505,7 @@
                   <pic:spPr>
                     <a:xfrm>
                       <a:off x="0" y="0"/>
-                      <a:ext cx="3185436" cy="769687"/>
+                      <a:ext cx="5612130" cy="415925"/>
                     </a:xfrm>
                     <a:prstGeom prst="rect">
                       <a:avLst/>
@@ -584,23 +517,15 @@
           </wp:inline>
         </w:drawing>
       </w:r>
-    </w:p>
-    <w:p>
-      <w:r>
-        <w:br w:type="page"/>
-      </w:r>
-    </w:p>
-    <w:p>
       <w:r>
         <w:rPr>
           <w:noProof/>
         </w:rPr>
-        <w:lastRenderedPageBreak/>
-        <w:drawing>
-          <wp:inline distT="0" distB="0" distL="0" distR="0" wp14:anchorId="6366209F" wp14:editId="691F8657">
-            <wp:extent cx="5121084" cy="3162574"/>
-            <wp:effectExtent l="0" t="0" r="3810" b="0"/>
-            <wp:docPr id="7" name="Imagen 7"/>
+        <w:drawing>
+          <wp:inline distT="0" distB="0" distL="0" distR="0" wp14:anchorId="6DCB2111" wp14:editId="0655432A">
+            <wp:extent cx="3185436" cy="769687"/>
+            <wp:effectExtent l="0" t="0" r="0" b="0"/>
+            <wp:docPr id="6" name="Imagen 6"/>
             <wp:cNvGraphicFramePr>
               <a:graphicFrameLocks xmlns:a="http://schemas.openxmlformats.org/drawingml/2006/main" noChangeAspect="1"/>
             </wp:cNvGraphicFramePr>
@@ -620,7 +545,7 @@
                   <pic:spPr>
                     <a:xfrm>
                       <a:off x="0" y="0"/>
-                      <a:ext cx="5121084" cy="3162574"/>
+                      <a:ext cx="3185436" cy="769687"/>
                     </a:xfrm>
                     <a:prstGeom prst="rect">
                       <a:avLst/>
@@ -635,14 +560,20 @@
     </w:p>
     <w:p>
       <w:r>
+        <w:br w:type="page"/>
+      </w:r>
+    </w:p>
+    <w:p>
+      <w:r>
         <w:rPr>
           <w:noProof/>
         </w:rPr>
-        <w:drawing>
-          <wp:inline distT="0" distB="0" distL="0" distR="0" wp14:anchorId="1BE5D8E9" wp14:editId="5171FEE0">
-            <wp:extent cx="5105842" cy="3505504"/>
-            <wp:effectExtent l="0" t="0" r="0" b="0"/>
-            <wp:docPr id="8" name="Imagen 8"/>
+        <w:lastRenderedPageBreak/>
+        <w:drawing>
+          <wp:inline distT="0" distB="0" distL="0" distR="0" wp14:anchorId="6366209F" wp14:editId="691F8657">
+            <wp:extent cx="5121084" cy="3162574"/>
+            <wp:effectExtent l="0" t="0" r="3810" b="0"/>
+            <wp:docPr id="7" name="Imagen 7"/>
             <wp:cNvGraphicFramePr>
               <a:graphicFrameLocks xmlns:a="http://schemas.openxmlformats.org/drawingml/2006/main" noChangeAspect="1"/>
             </wp:cNvGraphicFramePr>
@@ -662,7 +593,7 @@
                   <pic:spPr>
                     <a:xfrm>
                       <a:off x="0" y="0"/>
-                      <a:ext cx="5105842" cy="3505504"/>
+                      <a:ext cx="5121084" cy="3162574"/>
                     </a:xfrm>
                     <a:prstGeom prst="rect">
                       <a:avLst/>
@@ -675,17 +606,17 @@
         </w:drawing>
       </w:r>
     </w:p>
+    <w:p/>
     <w:p>
       <w:r>
         <w:rPr>
           <w:noProof/>
         </w:rPr>
-        <w:lastRenderedPageBreak/>
-        <w:drawing>
-          <wp:inline distT="0" distB="0" distL="0" distR="0" wp14:anchorId="408D72AC" wp14:editId="06EAC783">
-            <wp:extent cx="4054191" cy="3825572"/>
-            <wp:effectExtent l="0" t="0" r="3810" b="3810"/>
-            <wp:docPr id="9" name="Imagen 9"/>
+        <w:drawing>
+          <wp:inline distT="0" distB="0" distL="0" distR="0" wp14:anchorId="1BE5D8E9" wp14:editId="5171FEE0">
+            <wp:extent cx="5105842" cy="3505504"/>
+            <wp:effectExtent l="0" t="0" r="0" b="0"/>
+            <wp:docPr id="8" name="Imagen 8"/>
             <wp:cNvGraphicFramePr>
               <a:graphicFrameLocks xmlns:a="http://schemas.openxmlformats.org/drawingml/2006/main" noChangeAspect="1"/>
             </wp:cNvGraphicFramePr>
@@ -705,7 +636,7 @@
                   <pic:spPr>
                     <a:xfrm>
                       <a:off x="0" y="0"/>
-                      <a:ext cx="4054191" cy="3825572"/>
+                      <a:ext cx="5105842" cy="3505504"/>
                     </a:xfrm>
                     <a:prstGeom prst="rect">
                       <a:avLst/>
@@ -720,11 +651,15 @@
     </w:p>
     <w:p>
       <w:r>
-        <w:drawing>
-          <wp:inline distT="0" distB="0" distL="0" distR="0" wp14:anchorId="6BDF649A" wp14:editId="53150427">
-            <wp:extent cx="4176122" cy="1386960"/>
-            <wp:effectExtent l="0" t="0" r="0" b="3810"/>
-            <wp:docPr id="11" name="Imagen 11"/>
+        <w:rPr>
+          <w:noProof/>
+        </w:rPr>
+        <w:lastRenderedPageBreak/>
+        <w:drawing>
+          <wp:inline distT="0" distB="0" distL="0" distR="0" wp14:anchorId="408D72AC" wp14:editId="06EAC783">
+            <wp:extent cx="4054191" cy="3825572"/>
+            <wp:effectExtent l="0" t="0" r="3810" b="3810"/>
+            <wp:docPr id="9" name="Imagen 9"/>
             <wp:cNvGraphicFramePr>
               <a:graphicFrameLocks xmlns:a="http://schemas.openxmlformats.org/drawingml/2006/main" noChangeAspect="1"/>
             </wp:cNvGraphicFramePr>
@@ -744,7 +679,7 @@
                   <pic:spPr>
                     <a:xfrm>
                       <a:off x="0" y="0"/>
-                      <a:ext cx="4176122" cy="1386960"/>
+                      <a:ext cx="4054191" cy="3825572"/>
                     </a:xfrm>
                     <a:prstGeom prst="rect">
                       <a:avLst/>
@@ -764,12 +699,14 @@
     </w:p>
     <w:p>
       <w:r>
-        <w:lastRenderedPageBreak/>
-        <w:drawing>
-          <wp:inline distT="0" distB="0" distL="0" distR="0" wp14:anchorId="1814294B" wp14:editId="5D53C2BD">
-            <wp:extent cx="4816257" cy="3330229"/>
-            <wp:effectExtent l="0" t="0" r="3810" b="3810"/>
-            <wp:docPr id="12" name="Imagen 12"/>
+        <w:rPr>
+          <w:noProof/>
+        </w:rPr>
+        <w:drawing>
+          <wp:inline distT="0" distB="0" distL="0" distR="0" wp14:anchorId="6BDF649A" wp14:editId="53150427">
+            <wp:extent cx="4176122" cy="1386960"/>
+            <wp:effectExtent l="0" t="0" r="0" b="3810"/>
+            <wp:docPr id="11" name="Imagen 11"/>
             <wp:cNvGraphicFramePr>
               <a:graphicFrameLocks xmlns:a="http://schemas.openxmlformats.org/drawingml/2006/main" noChangeAspect="1"/>
             </wp:cNvGraphicFramePr>
@@ -789,7 +726,7 @@
                   <pic:spPr>
                     <a:xfrm>
                       <a:off x="0" y="0"/>
-                      <a:ext cx="4816257" cy="3330229"/>
+                      <a:ext cx="4176122" cy="1386960"/>
                     </a:xfrm>
                     <a:prstGeom prst="rect">
                       <a:avLst/>
@@ -802,22 +739,31 @@
         </w:drawing>
       </w:r>
     </w:p>
-    <w:p>
-      <w:r>
-        <w:t>Aunque sea el mismo campo en el que busco, debo esp</w:t>
-      </w:r>
-      <w:r>
-        <w:t>ecificarlo en ambas condiciones.</w:t>
-      </w:r>
-    </w:p>
+    <w:p/>
+    <w:p/>
+    <w:p/>
+    <w:p/>
+    <w:p/>
+    <w:p/>
+    <w:p/>
+    <w:p/>
+    <w:p/>
     <w:p>
       <w:r>
         <w:lastRenderedPageBreak/>
-        <w:drawing>
-          <wp:inline distT="0" distB="0" distL="0" distR="0" wp14:anchorId="67D523CC" wp14:editId="1AA13E38">
-            <wp:extent cx="5014395" cy="4587638"/>
-            <wp:effectExtent l="0" t="0" r="0" b="3810"/>
-            <wp:docPr id="13" name="Imagen 13"/>
+        <w:t>Aunque sea el mismo campo en el que busco, debo especificarlo en ambas condiciones.</w:t>
+      </w:r>
+    </w:p>
+    <w:p>
+      <w:r>
+        <w:rPr>
+          <w:noProof/>
+        </w:rPr>
+        <w:drawing>
+          <wp:inline distT="0" distB="0" distL="0" distR="0" wp14:anchorId="1814294B" wp14:editId="5D53C2BD">
+            <wp:extent cx="4816257" cy="3330229"/>
+            <wp:effectExtent l="0" t="0" r="3810" b="3810"/>
+            <wp:docPr id="12" name="Imagen 12"/>
             <wp:cNvGraphicFramePr>
               <a:graphicFrameLocks xmlns:a="http://schemas.openxmlformats.org/drawingml/2006/main" noChangeAspect="1"/>
             </wp:cNvGraphicFramePr>
@@ -837,7 +783,7 @@
                   <pic:spPr>
                     <a:xfrm>
                       <a:off x="0" y="0"/>
-                      <a:ext cx="5014395" cy="4587638"/>
+                      <a:ext cx="4816257" cy="3330229"/>
                     </a:xfrm>
                     <a:prstGeom prst="rect">
                       <a:avLst/>
@@ -857,84 +803,64 @@
     </w:p>
     <w:p>
       <w:r>
+        <w:rPr>
+          <w:noProof/>
+        </w:rPr>
+        <w:drawing>
+          <wp:inline distT="0" distB="0" distL="0" distR="0" wp14:anchorId="67D523CC" wp14:editId="1AA13E38">
+            <wp:extent cx="5013960" cy="3869266"/>
+            <wp:effectExtent l="0" t="0" r="0" b="0"/>
+            <wp:docPr id="13" name="Imagen 13"/>
+            <wp:cNvGraphicFramePr>
+              <a:graphicFrameLocks xmlns:a="http://schemas.openxmlformats.org/drawingml/2006/main" noChangeAspect="1"/>
+            </wp:cNvGraphicFramePr>
+            <a:graphic xmlns:a="http://schemas.openxmlformats.org/drawingml/2006/main">
+              <a:graphicData uri="http://schemas.openxmlformats.org/drawingml/2006/picture">
+                <pic:pic xmlns:pic="http://schemas.openxmlformats.org/drawingml/2006/picture">
+                  <pic:nvPicPr>
+                    <pic:cNvPr id="1" name=""/>
+                    <pic:cNvPicPr/>
+                  </pic:nvPicPr>
+                  <pic:blipFill rotWithShape="1">
+                    <a:blip r:embed="rId19"/>
+                    <a:srcRect b="15652"/>
+                    <a:stretch/>
+                  </pic:blipFill>
+                  <pic:spPr bwMode="auto">
+                    <a:xfrm>
+                      <a:off x="0" y="0"/>
+                      <a:ext cx="5014395" cy="3869602"/>
+                    </a:xfrm>
+                    <a:prstGeom prst="rect">
+                      <a:avLst/>
+                    </a:prstGeom>
+                    <a:ln>
+                      <a:noFill/>
+                    </a:ln>
+                    <a:extLst>
+                      <a:ext uri="{53640926-AAD7-44D8-BBD7-CCE9431645EC}">
+                        <a14:shadowObscured xmlns:a14="http://schemas.microsoft.com/office/drawing/2010/main"/>
+                      </a:ext>
+                    </a:extLst>
+                  </pic:spPr>
+                </pic:pic>
+              </a:graphicData>
+            </a:graphic>
+          </wp:inline>
+        </w:drawing>
+      </w:r>
+    </w:p>
+    <w:p>
+      <w:r>
+        <w:rPr>
+          <w:noProof/>
+        </w:rPr>
+        <w:lastRenderedPageBreak/>
         <w:drawing>
           <wp:inline distT="0" distB="0" distL="0" distR="0" wp14:anchorId="39231967" wp14:editId="13DADFCA">
             <wp:extent cx="4900085" cy="2819644"/>
             <wp:effectExtent l="0" t="0" r="0" b="0"/>
             <wp:docPr id="14" name="Imagen 14"/>
-            <wp:cNvGraphicFramePr>
-              <a:graphicFrameLocks xmlns:a="http://schemas.openxmlformats.org/drawingml/2006/main" noChangeAspect="1"/>
-            </wp:cNvGraphicFramePr>
-            <a:graphic xmlns:a="http://schemas.openxmlformats.org/drawingml/2006/main">
-              <a:graphicData uri="http://schemas.openxmlformats.org/drawingml/2006/picture">
-                <pic:pic xmlns:pic="http://schemas.openxmlformats.org/drawingml/2006/picture">
-                  <pic:nvPicPr>
-                    <pic:cNvPr id="1" name=""/>
-                    <pic:cNvPicPr/>
-                  </pic:nvPicPr>
-                  <pic:blipFill>
-                    <a:blip r:embed="rId19"/>
-                    <a:stretch>
-                      <a:fillRect/>
-                    </a:stretch>
-                  </pic:blipFill>
-                  <pic:spPr>
-                    <a:xfrm>
-                      <a:off x="0" y="0"/>
-                      <a:ext cx="4900085" cy="2819644"/>
-                    </a:xfrm>
-                    <a:prstGeom prst="rect">
-                      <a:avLst/>
-                    </a:prstGeom>
-                  </pic:spPr>
-                </pic:pic>
-              </a:graphicData>
-            </a:graphic>
-          </wp:inline>
-        </w:drawing>
-      </w:r>
-    </w:p>
-    <w:p/>
-    <w:p>
-      <w:pPr>
-        <w:jc w:val="center"/>
-        <w:rPr>
-          <w:b/>
-          <w:sz w:val="28"/>
-        </w:rPr>
-      </w:pPr>
-      <w:r>
-        <w:rPr>
-          <w:b/>
-          <w:sz w:val="28"/>
-        </w:rPr>
-        <w:lastRenderedPageBreak/>
-        <w:t>Uso de funciones en consultas</w:t>
-      </w:r>
-    </w:p>
-    <w:p>
-      <w:pPr>
-        <w:rPr>
-          <w:sz w:val="24"/>
-        </w:rPr>
-      </w:pPr>
-      <w:r>
-        <w:rPr>
-          <w:sz w:val="24"/>
-        </w:rPr>
-        <w:t xml:space="preserve">Se pueden usar funciones para transformar datos, dando como argumento el nombre de un campo. </w:t>
-      </w:r>
-    </w:p>
-    <w:p>
-      <w:r>
-        <w:t xml:space="preserve"> </w:t>
-      </w:r>
-      <w:r>
-        <w:drawing>
-          <wp:inline distT="0" distB="0" distL="0" distR="0" wp14:anchorId="636A11CC" wp14:editId="072E91C4">
-            <wp:extent cx="3124471" cy="1707028"/>
-            <wp:effectExtent l="0" t="0" r="0" b="7620"/>
-            <wp:docPr id="15" name="Imagen 15"/>
             <wp:cNvGraphicFramePr>
               <a:graphicFrameLocks xmlns:a="http://schemas.openxmlformats.org/drawingml/2006/main" noChangeAspect="1"/>
             </wp:cNvGraphicFramePr>
@@ -954,7 +880,7 @@
                   <pic:spPr>
                     <a:xfrm>
                       <a:off x="0" y="0"/>
-                      <a:ext cx="3124471" cy="1707028"/>
+                      <a:ext cx="4900085" cy="2819644"/>
                     </a:xfrm>
                     <a:prstGeom prst="rect">
                       <a:avLst/>
@@ -967,80 +893,186 @@
         </w:drawing>
       </w:r>
     </w:p>
-    <w:p>
-      <w:pPr>
-        <w:rPr>
-          <w:lang w:val="en-US"/>
-        </w:rPr>
-      </w:pPr>
-      <w:proofErr w:type="spellStart"/>
-      <w:r>
-        <w:rPr>
-          <w:lang w:val="en-US"/>
-        </w:rPr>
-        <w:t>Ej</w:t>
-      </w:r>
-      <w:proofErr w:type="spellEnd"/>
-      <w:r>
-        <w:rPr>
-          <w:lang w:val="en-US"/>
-        </w:rPr>
-        <w:t>: SELECT upper (</w:t>
-      </w:r>
-      <w:proofErr w:type="spellStart"/>
-      <w:r>
-        <w:rPr>
-          <w:lang w:val="en-US"/>
-        </w:rPr>
-        <w:t>columna</w:t>
-      </w:r>
-      <w:proofErr w:type="spellEnd"/>
-      <w:r>
-        <w:rPr>
-          <w:lang w:val="en-US"/>
-        </w:rPr>
-        <w:t xml:space="preserve">) FROM </w:t>
-      </w:r>
-      <w:r>
-        <w:rPr>
-          <w:lang w:val="en-US"/>
-        </w:rPr>
-        <w:t>table</w:t>
-      </w:r>
-    </w:p>
-    <w:p>
-      <w:r>
-        <w:t xml:space="preserve">En estos casos, la </w:t>
-      </w:r>
-      <w:proofErr w:type="spellStart"/>
-      <w:r>
-        <w:t>conversion</w:t>
-      </w:r>
-      <w:proofErr w:type="spellEnd"/>
-      <w:r>
-        <w:t xml:space="preserve"> a</w:t>
-      </w:r>
-      <w:r>
-        <w:t xml:space="preserve"> mayúscula solo aparecerá cuando SQL nos muestre los resultados, la tabla original no es modificada. </w:t>
-      </w:r>
-    </w:p>
-    <w:p>
-      <w:proofErr w:type="spellStart"/>
-      <w:r>
-        <w:t>Tambien</w:t>
-      </w:r>
-      <w:proofErr w:type="spellEnd"/>
-      <w:r>
-        <w:t xml:space="preserve"> hay funciones de agrupación como:</w:t>
-      </w:r>
-    </w:p>
-    <w:p>
-      <w:r>
-        <w:drawing>
-          <wp:inline distT="0" distB="0" distL="0" distR="0" wp14:anchorId="32F7C8ED" wp14:editId="09A7D3B8">
-            <wp:extent cx="2530059" cy="1508891"/>
-            <wp:effectExtent l="0" t="0" r="3810" b="0"/>
-            <wp:docPr id="16" name="Imagen 16"/>
+    <w:p/>
+    <w:p>
+      <w:pPr>
+        <w:jc w:val="center"/>
+        <w:rPr>
+          <w:b/>
+          <w:sz w:val="28"/>
+        </w:rPr>
+      </w:pPr>
+    </w:p>
+    <w:p>
+      <w:pPr>
+        <w:jc w:val="center"/>
+        <w:rPr>
+          <w:b/>
+          <w:sz w:val="28"/>
+        </w:rPr>
+      </w:pPr>
+    </w:p>
+    <w:p>
+      <w:pPr>
+        <w:jc w:val="center"/>
+        <w:rPr>
+          <w:b/>
+          <w:sz w:val="28"/>
+        </w:rPr>
+      </w:pPr>
+    </w:p>
+    <w:p>
+      <w:pPr>
+        <w:jc w:val="center"/>
+        <w:rPr>
+          <w:b/>
+          <w:sz w:val="28"/>
+        </w:rPr>
+      </w:pPr>
+    </w:p>
+    <w:p>
+      <w:pPr>
+        <w:jc w:val="center"/>
+        <w:rPr>
+          <w:b/>
+          <w:sz w:val="28"/>
+        </w:rPr>
+      </w:pPr>
+    </w:p>
+    <w:p>
+      <w:pPr>
+        <w:jc w:val="center"/>
+        <w:rPr>
+          <w:b/>
+          <w:sz w:val="28"/>
+        </w:rPr>
+      </w:pPr>
+    </w:p>
+    <w:p>
+      <w:pPr>
+        <w:jc w:val="center"/>
+        <w:rPr>
+          <w:b/>
+          <w:sz w:val="28"/>
+        </w:rPr>
+      </w:pPr>
+    </w:p>
+    <w:p>
+      <w:pPr>
+        <w:jc w:val="center"/>
+        <w:rPr>
+          <w:b/>
+          <w:sz w:val="28"/>
+        </w:rPr>
+      </w:pPr>
+    </w:p>
+    <w:p>
+      <w:pPr>
+        <w:jc w:val="center"/>
+        <w:rPr>
+          <w:b/>
+          <w:sz w:val="28"/>
+        </w:rPr>
+      </w:pPr>
+    </w:p>
+    <w:p>
+      <w:pPr>
+        <w:jc w:val="center"/>
+        <w:rPr>
+          <w:b/>
+          <w:sz w:val="28"/>
+        </w:rPr>
+      </w:pPr>
+    </w:p>
+    <w:p>
+      <w:pPr>
+        <w:jc w:val="center"/>
+        <w:rPr>
+          <w:b/>
+          <w:sz w:val="28"/>
+        </w:rPr>
+      </w:pPr>
+    </w:p>
+    <w:p>
+      <w:pPr>
+        <w:jc w:val="center"/>
+        <w:rPr>
+          <w:b/>
+          <w:sz w:val="28"/>
+        </w:rPr>
+      </w:pPr>
+    </w:p>
+    <w:p>
+      <w:pPr>
+        <w:jc w:val="center"/>
+        <w:rPr>
+          <w:b/>
+          <w:sz w:val="28"/>
+        </w:rPr>
+      </w:pPr>
+    </w:p>
+    <w:p>
+      <w:pPr>
+        <w:jc w:val="center"/>
+        <w:rPr>
+          <w:b/>
+          <w:sz w:val="28"/>
+        </w:rPr>
+      </w:pPr>
+    </w:p>
+    <w:p>
+      <w:pPr>
+        <w:jc w:val="center"/>
+        <w:rPr>
+          <w:b/>
+          <w:sz w:val="28"/>
+        </w:rPr>
+      </w:pPr>
+    </w:p>
+    <w:p>
+      <w:pPr>
+        <w:pStyle w:val="Ttulo2"/>
+        <w:jc w:val="center"/>
+      </w:pPr>
+      <w:r>
+        <w:lastRenderedPageBreak/>
+        <w:t>Uso de funciones en consultas</w:t>
+      </w:r>
+    </w:p>
+    <w:p>
+      <w:pPr>
+        <w:pStyle w:val="Sinespaciado"/>
+        <w:rPr>
+          <w:lang w:val="es-CL"/>
+        </w:rPr>
+      </w:pPr>
+    </w:p>
+    <w:p>
+      <w:pPr>
+        <w:rPr>
+          <w:sz w:val="24"/>
+        </w:rPr>
+      </w:pPr>
+      <w:r>
+        <w:rPr>
+          <w:sz w:val="24"/>
+        </w:rPr>
+        <w:t xml:space="preserve">Se pueden usar funciones para transformar datos, dando como argumento el nombre de un campo. </w:t>
+      </w:r>
+    </w:p>
+    <w:p>
+      <w:r>
+        <w:t xml:space="preserve"> </w:t>
+      </w:r>
+      <w:r>
+        <w:rPr>
+          <w:noProof/>
+        </w:rPr>
+        <w:drawing>
+          <wp:inline distT="0" distB="0" distL="0" distR="0" wp14:anchorId="636A11CC" wp14:editId="072E91C4">
+            <wp:extent cx="3124471" cy="1707028"/>
+            <wp:effectExtent l="0" t="0" r="0" b="7620"/>
+            <wp:docPr id="15" name="Imagen 15"/>
             <wp:cNvGraphicFramePr>
               <a:graphicFrameLocks xmlns:a="http://schemas.openxmlformats.org/drawingml/2006/main" noChangeAspect="1"/>
             </wp:cNvGraphicFramePr>
@@ -1060,7 +1092,7 @@
                   <pic:spPr>
                     <a:xfrm>
                       <a:off x="0" y="0"/>
-                      <a:ext cx="2530059" cy="1508891"/>
+                      <a:ext cx="3124471" cy="1707028"/>
                     </a:xfrm>
                     <a:prstGeom prst="rect">
                       <a:avLst/>
@@ -1074,58 +1106,56 @@
       </w:r>
     </w:p>
     <w:p>
-      <w:proofErr w:type="spellStart"/>
-      <w:r>
-        <w:t>Ej</w:t>
-      </w:r>
-      <w:proofErr w:type="spellEnd"/>
-      <w:r>
-        <w:t xml:space="preserve">: SELECT </w:t>
-      </w:r>
-      <w:proofErr w:type="spellStart"/>
-      <w:r>
-        <w:t>max</w:t>
-      </w:r>
-      <w:proofErr w:type="spellEnd"/>
-      <w:r>
-        <w:t xml:space="preserve"> (columna) FROM </w:t>
-      </w:r>
-      <w:proofErr w:type="spellStart"/>
-      <w:r>
+      <w:pPr>
+        <w:rPr>
+          <w:lang w:val="en-US"/>
+        </w:rPr>
+      </w:pPr>
+      <w:r>
+        <w:rPr>
+          <w:lang w:val="en-US"/>
+        </w:rPr>
+        <w:t xml:space="preserve">Ej: SELECT upper (columna) FROM </w:t>
+      </w:r>
+      <w:r>
+        <w:rPr>
+          <w:lang w:val="en-US"/>
+        </w:rPr>
         <w:t>table</w:t>
       </w:r>
-      <w:proofErr w:type="spellEnd"/>
-      <w:r>
-        <w:t xml:space="preserve"> nos </w:t>
-      </w:r>
-      <w:proofErr w:type="spellStart"/>
-      <w:r>
-        <w:t>dara</w:t>
-      </w:r>
-      <w:proofErr w:type="spellEnd"/>
-      <w:r>
-        <w:t xml:space="preserve"> el</w:t>
-      </w:r>
-      <w:r>
-        <w:t xml:space="preserve"> dato </w:t>
-      </w:r>
-      <w:proofErr w:type="spellStart"/>
-      <w:r>
-        <w:t>mas</w:t>
-      </w:r>
-      <w:proofErr w:type="spellEnd"/>
-      <w:r>
-        <w:t xml:space="preserve"> alto de esa columna. </w:t>
-      </w:r>
-    </w:p>
-    <w:p>
-      <w:r>
-        <w:lastRenderedPageBreak/>
-        <w:drawing>
-          <wp:inline distT="0" distB="0" distL="0" distR="0" wp14:anchorId="79A20F66" wp14:editId="79AFCDE5">
-            <wp:extent cx="4351397" cy="2705334"/>
-            <wp:effectExtent l="0" t="0" r="0" b="0"/>
-            <wp:docPr id="17" name="Imagen 17"/>
+    </w:p>
+    <w:p>
+      <w:r>
+        <w:t xml:space="preserve">En estos casos, la </w:t>
+      </w:r>
+      <w:r>
+        <w:t>conversión</w:t>
+      </w:r>
+      <w:r>
+        <w:t xml:space="preserve"> a</w:t>
+      </w:r>
+      <w:r>
+        <w:t xml:space="preserve"> mayúscula solo aparecerá cuando SQL nos muestre los resultados, la tabla original no es modificada. </w:t>
+      </w:r>
+    </w:p>
+    <w:p>
+      <w:r>
+        <w:t>También</w:t>
+      </w:r>
+      <w:r>
+        <w:t xml:space="preserve"> hay funciones de agrupación como:</w:t>
+      </w:r>
+    </w:p>
+    <w:p>
+      <w:r>
+        <w:rPr>
+          <w:noProof/>
+        </w:rPr>
+        <w:drawing>
+          <wp:inline distT="0" distB="0" distL="0" distR="0" wp14:anchorId="32F7C8ED" wp14:editId="09A7D3B8">
+            <wp:extent cx="2530059" cy="1508891"/>
+            <wp:effectExtent l="0" t="0" r="3810" b="0"/>
+            <wp:docPr id="16" name="Imagen 16"/>
             <wp:cNvGraphicFramePr>
               <a:graphicFrameLocks xmlns:a="http://schemas.openxmlformats.org/drawingml/2006/main" noChangeAspect="1"/>
             </wp:cNvGraphicFramePr>
@@ -1145,7 +1175,7 @@
                   <pic:spPr>
                     <a:xfrm>
                       <a:off x="0" y="0"/>
-                      <a:ext cx="4351397" cy="2705334"/>
+                      <a:ext cx="2530059" cy="1508891"/>
                     </a:xfrm>
                     <a:prstGeom prst="rect">
                       <a:avLst/>
@@ -1158,28 +1188,59 @@
         </w:drawing>
       </w:r>
     </w:p>
-    <w:p/>
-    <w:p>
+    <w:p>
+      <w:r>
+        <w:t xml:space="preserve">Ej: SELECT max (columna) FROM table nos </w:t>
+      </w:r>
+      <w:r>
+        <w:t>dará</w:t>
+      </w:r>
+      <w:r>
+        <w:t xml:space="preserve"> el</w:t>
+      </w:r>
+      <w:r>
+        <w:t xml:space="preserve"> dato </w:t>
+      </w:r>
+      <w:r>
+        <w:t>más</w:t>
+      </w:r>
+      <w:r>
+        <w:t xml:space="preserve"> alto de esa columna. </w:t>
+      </w:r>
+    </w:p>
+    <w:p>
+      <w:pPr>
+        <w:rPr>
+          <w:noProof/>
+        </w:rPr>
+      </w:pPr>
+    </w:p>
+    <w:p>
+      <w:pPr>
+        <w:pStyle w:val="Ttulo2"/>
+      </w:pPr>
       <w:r>
         <w:t xml:space="preserve">Ejercicios </w:t>
       </w:r>
     </w:p>
     <w:p>
-      <w:r>
-        <w:t xml:space="preserve">Muestra el nombre de todos los productos en </w:t>
-      </w:r>
-      <w:r>
-        <w:t xml:space="preserve">mayúsculas, junto con su precio </w:t>
-      </w:r>
-      <w:r>
-        <w:t>redondeado sin decimales</w:t>
-      </w:r>
-      <w:r>
-        <w:t>.</w:t>
-      </w:r>
-    </w:p>
-    <w:p>
-      <w:r>
+      <w:pPr>
+        <w:rPr>
+          <w:b/>
+        </w:rPr>
+      </w:pPr>
+      <w:r>
+        <w:rPr>
+          <w:b/>
+        </w:rPr>
+        <w:t>Muestra el nombre de todos los productos en mayúsculas, junto con su precio redondeado sin decimales.</w:t>
+      </w:r>
+    </w:p>
+    <w:p>
+      <w:r>
+        <w:rPr>
+          <w:noProof/>
+        </w:rPr>
         <w:drawing>
           <wp:inline distT="0" distB="0" distL="0" distR="0" wp14:anchorId="03CDA089" wp14:editId="5FE28F17">
             <wp:extent cx="3711262" cy="815411"/>
@@ -1218,13 +1279,23 @@
       </w:r>
     </w:p>
     <w:p>
-      <w:r>
-        <w:t>Lista los nombres completos de los clientes y la longitu</w:t>
-      </w:r>
-      <w:r>
-        <w:t>d (número de caracteres) de sus nombres.</w:t>
-      </w:r>
-      <w:r>
+      <w:pPr>
+        <w:rPr>
+          <w:b/>
+        </w:rPr>
+      </w:pPr>
+      <w:r>
+        <w:rPr>
+          <w:b/>
+        </w:rPr>
+        <w:lastRenderedPageBreak/>
+        <w:t>Lista los nombres completos de los clientes y la longitud (número de caracteres) de sus nombres.</w:t>
+      </w:r>
+      <w:r>
+        <w:rPr>
+          <w:b/>
+          <w:noProof/>
+        </w:rPr>
         <w:drawing>
           <wp:inline distT="0" distB="0" distL="0" distR="0" wp14:anchorId="3BCA10AD" wp14:editId="40786457">
             <wp:extent cx="4549534" cy="2682472"/>
@@ -1262,33 +1333,24 @@
         </w:drawing>
       </w:r>
     </w:p>
-    <w:p/>
-    <w:p/>
-    <w:p>
-      <w:r>
-        <w:lastRenderedPageBreak/>
-        <w:t>Muestra productos con su nombre en mayúsculas, p</w:t>
-      </w:r>
-      <w:r>
-        <w:t xml:space="preserve">recio redondeado a 1 decimal, y </w:t>
-      </w:r>
-      <w:r>
-        <w:t>días desde su creación.</w:t>
-      </w:r>
-    </w:p>
-    <w:p>
-      <w:r>
-        <w:t>Selecciona clientes cuyo nombre tenga más de 10 car</w:t>
-      </w:r>
-      <w:r>
-        <w:t xml:space="preserve">acteres, mostrando el nombre en </w:t>
-      </w:r>
-      <w:r>
-        <w:t>mayúsculas.</w:t>
-      </w:r>
-    </w:p>
-    <w:p>
-      <w:r>
+    <w:p>
+      <w:pPr>
+        <w:rPr>
+          <w:b/>
+        </w:rPr>
+      </w:pPr>
+      <w:r>
+        <w:rPr>
+          <w:b/>
+        </w:rPr>
+        <w:t>Selecciona clientes cuyo nombre tenga más de 10 caracteres, mostrando el nombre en mayúsculas.</w:t>
+      </w:r>
+    </w:p>
+    <w:p>
+      <w:r>
+        <w:rPr>
+          <w:noProof/>
+        </w:rPr>
         <w:drawing>
           <wp:inline distT="0" distB="0" distL="0" distR="0" wp14:anchorId="65B3C6CF" wp14:editId="36DA5472">
             <wp:extent cx="3795089" cy="1044030"/>
@@ -1327,23 +1389,94 @@
       </w:r>
     </w:p>
     <w:p>
-      <w:r>
-        <w:t>Muestra productos con su categoría en mayúsculas y el prec</w:t>
-      </w:r>
-      <w:r>
-        <w:t xml:space="preserve">io original vs precio con </w:t>
-      </w:r>
-      <w:r>
-        <w:t>10% de descuento (redondeado a 2 decimales)</w:t>
-      </w:r>
-    </w:p>
-    <w:p>
-      <w:r>
+      <w:pPr>
+        <w:rPr>
+          <w:b/>
+        </w:rPr>
+      </w:pPr>
+      <w:r>
+        <w:rPr>
+          <w:b/>
+        </w:rPr>
+        <w:t>Muestra productos con su categoría en mayúsculas y el precio original vs precio con 10% de descuento (redondeado a 2 decimales)</w:t>
+      </w:r>
+    </w:p>
+    <w:p>
+      <w:r>
+        <w:rPr>
+          <w:noProof/>
+        </w:rPr>
         <w:drawing>
           <wp:inline distT="0" distB="0" distL="0" distR="0" wp14:anchorId="3BF73057" wp14:editId="1EFB825E">
-            <wp:extent cx="5464013" cy="3452159"/>
+            <wp:extent cx="5463540" cy="3022600"/>
+            <wp:effectExtent l="0" t="0" r="3810" b="6350"/>
+            <wp:docPr id="21" name="Imagen 21"/>
+            <wp:cNvGraphicFramePr>
+              <a:graphicFrameLocks xmlns:a="http://schemas.openxmlformats.org/drawingml/2006/main" noChangeAspect="1"/>
+            </wp:cNvGraphicFramePr>
+            <a:graphic xmlns:a="http://schemas.openxmlformats.org/drawingml/2006/main">
+              <a:graphicData uri="http://schemas.openxmlformats.org/drawingml/2006/picture">
+                <pic:pic xmlns:pic="http://schemas.openxmlformats.org/drawingml/2006/picture">
+                  <pic:nvPicPr>
+                    <pic:cNvPr id="1" name=""/>
+                    <pic:cNvPicPr/>
+                  </pic:nvPicPr>
+                  <pic:blipFill rotWithShape="1">
+                    <a:blip r:embed="rId26"/>
+                    <a:srcRect l="-775" r="775" b="12436"/>
+                    <a:stretch/>
+                  </pic:blipFill>
+                  <pic:spPr bwMode="auto">
+                    <a:xfrm>
+                      <a:off x="0" y="0"/>
+                      <a:ext cx="5464013" cy="3022862"/>
+                    </a:xfrm>
+                    <a:prstGeom prst="rect">
+                      <a:avLst/>
+                    </a:prstGeom>
+                    <a:ln>
+                      <a:noFill/>
+                    </a:ln>
+                    <a:extLst>
+                      <a:ext uri="{53640926-AAD7-44D8-BBD7-CCE9431645EC}">
+                        <a14:shadowObscured xmlns:a14="http://schemas.microsoft.com/office/drawing/2010/main"/>
+                      </a:ext>
+                    </a:extLst>
+                  </pic:spPr>
+                </pic:pic>
+              </a:graphicData>
+            </a:graphic>
+          </wp:inline>
+        </w:drawing>
+      </w:r>
+    </w:p>
+    <w:p>
+      <w:r>
+        <w:lastRenderedPageBreak/>
+        <w:t>Lista todos los productos con su nombre y la primera letra de cada palabra en mayúscula (usa INITCAP).</w:t>
+      </w:r>
+    </w:p>
+    <w:p>
+      <w:r>
+        <w:t xml:space="preserve">Usando estas funciones </w:t>
+      </w:r>
+      <w:r>
+        <w:t>así</w:t>
+      </w:r>
+      <w:r>
+        <w:t xml:space="preserve">, solo nos muestran el resultado de lo que pedimos, no todos los datos. </w:t>
+      </w:r>
+    </w:p>
+    <w:p>
+      <w:r>
+        <w:rPr>
+          <w:noProof/>
+        </w:rPr>
+        <w:drawing>
+          <wp:inline distT="0" distB="0" distL="0" distR="0" wp14:anchorId="4A547AB9" wp14:editId="5EEA6233">
+            <wp:extent cx="2606266" cy="2522439"/>
             <wp:effectExtent l="0" t="0" r="3810" b="0"/>
-            <wp:docPr id="21" name="Imagen 21"/>
+            <wp:docPr id="22" name="Imagen 22"/>
             <wp:cNvGraphicFramePr>
               <a:graphicFrameLocks xmlns:a="http://schemas.openxmlformats.org/drawingml/2006/main" noChangeAspect="1"/>
             </wp:cNvGraphicFramePr>
@@ -1355,7 +1488,7 @@
                     <pic:cNvPicPr/>
                   </pic:nvPicPr>
                   <pic:blipFill>
-                    <a:blip r:embed="rId26"/>
+                    <a:blip r:embed="rId27"/>
                     <a:stretch>
                       <a:fillRect/>
                     </a:stretch>
@@ -1363,7 +1496,7 @@
                   <pic:spPr>
                     <a:xfrm>
                       <a:off x="0" y="0"/>
-                      <a:ext cx="5464013" cy="3452159"/>
+                      <a:ext cx="2606266" cy="2522439"/>
                     </a:xfrm>
                     <a:prstGeom prst="rect">
                       <a:avLst/>
@@ -1375,18 +1508,7583 @@
           </wp:inline>
         </w:drawing>
       </w:r>
-    </w:p>
-    <w:p>
-      <w:r>
-        <w:t>Lista todos los productos con su nombre y la p</w:t>
-      </w:r>
-      <w:r>
-        <w:t xml:space="preserve">rimera letra de cada palabra en </w:t>
-      </w:r>
+      <w:r>
+        <w:rPr>
+          <w:noProof/>
+        </w:rPr>
+        <w:drawing>
+          <wp:inline distT="0" distB="0" distL="0" distR="0" wp14:anchorId="40090577" wp14:editId="2F87891C">
+            <wp:extent cx="2362405" cy="2476715"/>
+            <wp:effectExtent l="0" t="0" r="0" b="0"/>
+            <wp:docPr id="10" name="Imagen 10"/>
+            <wp:cNvGraphicFramePr>
+              <a:graphicFrameLocks xmlns:a="http://schemas.openxmlformats.org/drawingml/2006/main" noChangeAspect="1"/>
+            </wp:cNvGraphicFramePr>
+            <a:graphic xmlns:a="http://schemas.openxmlformats.org/drawingml/2006/main">
+              <a:graphicData uri="http://schemas.openxmlformats.org/drawingml/2006/picture">
+                <pic:pic xmlns:pic="http://schemas.openxmlformats.org/drawingml/2006/picture">
+                  <pic:nvPicPr>
+                    <pic:cNvPr id="1" name=""/>
+                    <pic:cNvPicPr/>
+                  </pic:nvPicPr>
+                  <pic:blipFill>
+                    <a:blip r:embed="rId28"/>
+                    <a:stretch>
+                      <a:fillRect/>
+                    </a:stretch>
+                  </pic:blipFill>
+                  <pic:spPr>
+                    <a:xfrm>
+                      <a:off x="0" y="0"/>
+                      <a:ext cx="2362405" cy="2476715"/>
+                    </a:xfrm>
+                    <a:prstGeom prst="rect">
+                      <a:avLst/>
+                    </a:prstGeom>
+                  </pic:spPr>
+                </pic:pic>
+              </a:graphicData>
+            </a:graphic>
+          </wp:inline>
+        </w:drawing>
+      </w:r>
+    </w:p>
+    <w:p/>
+    <w:p>
+      <w:r>
+        <w:t xml:space="preserve">Las funciones anteriores son </w:t>
+      </w:r>
+      <w:r>
+        <w:t>más</w:t>
+      </w:r>
+      <w:r>
+        <w:t xml:space="preserve"> útiles usadas en conjunto con GROUP BY. </w:t>
+      </w:r>
+    </w:p>
+    <w:p>
+      <w:r>
+        <w:rPr>
+          <w:noProof/>
+        </w:rPr>
+        <w:drawing>
+          <wp:inline distT="0" distB="0" distL="0" distR="0" wp14:anchorId="6E82861E" wp14:editId="20602682">
+            <wp:extent cx="4351397" cy="2705334"/>
+            <wp:effectExtent l="0" t="0" r="0" b="0"/>
+            <wp:docPr id="17" name="Imagen 17"/>
+            <wp:cNvGraphicFramePr>
+              <a:graphicFrameLocks xmlns:a="http://schemas.openxmlformats.org/drawingml/2006/main" noChangeAspect="1"/>
+            </wp:cNvGraphicFramePr>
+            <a:graphic xmlns:a="http://schemas.openxmlformats.org/drawingml/2006/main">
+              <a:graphicData uri="http://schemas.openxmlformats.org/drawingml/2006/picture">
+                <pic:pic xmlns:pic="http://schemas.openxmlformats.org/drawingml/2006/picture">
+                  <pic:nvPicPr>
+                    <pic:cNvPr id="1" name=""/>
+                    <pic:cNvPicPr/>
+                  </pic:nvPicPr>
+                  <pic:blipFill>
+                    <a:blip r:embed="rId29"/>
+                    <a:stretch>
+                      <a:fillRect/>
+                    </a:stretch>
+                  </pic:blipFill>
+                  <pic:spPr>
+                    <a:xfrm>
+                      <a:off x="0" y="0"/>
+                      <a:ext cx="4351397" cy="2705334"/>
+                    </a:xfrm>
+                    <a:prstGeom prst="rect">
+                      <a:avLst/>
+                    </a:prstGeom>
+                  </pic:spPr>
+                </pic:pic>
+              </a:graphicData>
+            </a:graphic>
+          </wp:inline>
+        </w:drawing>
+      </w:r>
+    </w:p>
+    <w:p/>
+    <w:p/>
+    <w:p/>
+    <w:p/>
+    <w:p/>
+    <w:p>
+      <w:r>
+        <w:lastRenderedPageBreak/>
+        <w:t xml:space="preserve">Por ej: cuantos productos hay por categoría? </w:t>
+      </w:r>
+    </w:p>
+    <w:p>
+      <w:r>
+        <w:rPr>
+          <w:noProof/>
+        </w:rPr>
+        <w:drawing>
+          <wp:anchor distT="0" distB="0" distL="114300" distR="114300" simplePos="0" relativeHeight="251658240" behindDoc="0" locked="0" layoutInCell="1" allowOverlap="1" wp14:anchorId="31D4F40F" wp14:editId="51A3A769">
+            <wp:simplePos x="1083310" y="4292600"/>
+            <wp:positionH relativeFrom="column">
+              <wp:align>left</wp:align>
+            </wp:positionH>
+            <wp:positionV relativeFrom="paragraph">
+              <wp:align>top</wp:align>
+            </wp:positionV>
+            <wp:extent cx="2491740" cy="3543300"/>
+            <wp:effectExtent l="0" t="0" r="3810" b="0"/>
+            <wp:wrapSquare wrapText="bothSides"/>
+            <wp:docPr id="23" name="Imagen 23"/>
+            <wp:cNvGraphicFramePr>
+              <a:graphicFrameLocks xmlns:a="http://schemas.openxmlformats.org/drawingml/2006/main" noChangeAspect="1"/>
+            </wp:cNvGraphicFramePr>
+            <a:graphic xmlns:a="http://schemas.openxmlformats.org/drawingml/2006/main">
+              <a:graphicData uri="http://schemas.openxmlformats.org/drawingml/2006/picture">
+                <pic:pic xmlns:pic="http://schemas.openxmlformats.org/drawingml/2006/picture">
+                  <pic:nvPicPr>
+                    <pic:cNvPr id="1" name=""/>
+                    <pic:cNvPicPr/>
+                  </pic:nvPicPr>
+                  <pic:blipFill>
+                    <a:blip r:embed="rId30">
+                      <a:extLst>
+                        <a:ext uri="{28A0092B-C50C-407E-A947-70E740481C1C}">
+                          <a14:useLocalDpi xmlns:a14="http://schemas.microsoft.com/office/drawing/2010/main" val="0"/>
+                        </a:ext>
+                      </a:extLst>
+                    </a:blip>
+                    <a:stretch>
+                      <a:fillRect/>
+                    </a:stretch>
+                  </pic:blipFill>
+                  <pic:spPr>
+                    <a:xfrm>
+                      <a:off x="0" y="0"/>
+                      <a:ext cx="2491740" cy="3543300"/>
+                    </a:xfrm>
+                    <a:prstGeom prst="rect">
+                      <a:avLst/>
+                    </a:prstGeom>
+                  </pic:spPr>
+                </pic:pic>
+              </a:graphicData>
+            </a:graphic>
+          </wp:anchor>
+        </w:drawing>
+      </w:r>
+      <w:r>
+        <w:t xml:space="preserve">Acá nos cuenta los registros por categoría </w:t>
+      </w:r>
+      <w:r>
+        <w:t xml:space="preserve">y nos muestra los resultados </w:t>
+      </w:r>
+    </w:p>
+    <w:p/>
+    <w:p/>
+    <w:p/>
+    <w:p/>
+    <w:p/>
+    <w:p/>
+    <w:p/>
+    <w:p/>
+    <w:p/>
+    <w:p>
+      <w:pPr>
+        <w:ind w:firstLine="708"/>
+      </w:pPr>
+    </w:p>
+    <w:p/>
+    <w:p>
+      <w:r>
+        <w:rPr>
+          <w:noProof/>
+        </w:rPr>
+        <mc:AlternateContent>
+          <mc:Choice Requires="wps">
+            <w:drawing>
+              <wp:anchor distT="45720" distB="45720" distL="114300" distR="114300" simplePos="0" relativeHeight="251660288" behindDoc="0" locked="0" layoutInCell="1" allowOverlap="1" wp14:anchorId="4846E571" wp14:editId="62DCFE75">
+                <wp:simplePos x="0" y="0"/>
+                <wp:positionH relativeFrom="margin">
+                  <wp:align>right</wp:align>
+                </wp:positionH>
+                <wp:positionV relativeFrom="paragraph">
+                  <wp:posOffset>454660</wp:posOffset>
+                </wp:positionV>
+                <wp:extent cx="2768600" cy="1625600"/>
+                <wp:effectExtent l="0" t="0" r="0" b="0"/>
+                <wp:wrapSquare wrapText="bothSides"/>
+                <wp:docPr id="217" name="Cuadro de texto 2"/>
+                <wp:cNvGraphicFramePr>
+                  <a:graphicFrameLocks xmlns:a="http://schemas.openxmlformats.org/drawingml/2006/main"/>
+                </wp:cNvGraphicFramePr>
+                <a:graphic xmlns:a="http://schemas.openxmlformats.org/drawingml/2006/main">
+                  <a:graphicData uri="http://schemas.microsoft.com/office/word/2010/wordprocessingShape">
+                    <wps:wsp>
+                      <wps:cNvSpPr txBox="1">
+                        <a:spLocks noChangeArrowheads="1"/>
+                      </wps:cNvSpPr>
+                      <wps:spPr bwMode="auto">
+                        <a:xfrm>
+                          <a:off x="0" y="0"/>
+                          <a:ext cx="2768600" cy="1625600"/>
+                        </a:xfrm>
+                        <a:prstGeom prst="rect">
+                          <a:avLst/>
+                        </a:prstGeom>
+                        <a:solidFill>
+                          <a:srgbClr val="FFFFFF"/>
+                        </a:solidFill>
+                        <a:ln w="9525">
+                          <a:noFill/>
+                          <a:miter lim="800000"/>
+                          <a:headEnd/>
+                          <a:tailEnd/>
+                        </a:ln>
+                      </wps:spPr>
+                      <wps:txbx>
+                        <w:txbxContent>
+                          <w:p>
+                            <w:r>
+                              <w:t xml:space="preserve">Acá seleccionamos las categorías, hacemos la suma del precio y lo mostramos agrupado por categoría. </w:t>
+                            </w:r>
+                          </w:p>
+                          <w:p>
+                            <w:r>
+                              <w:t xml:space="preserve">Está calculando la suma para el grupo de datos dado por el group by. </w:t>
+                            </w:r>
+                          </w:p>
+                        </w:txbxContent>
+                      </wps:txbx>
+                      <wps:bodyPr rot="0" vert="horz" wrap="square" lIns="91440" tIns="45720" rIns="91440" bIns="45720" anchor="t" anchorCtr="0">
+                        <a:noAutofit/>
+                      </wps:bodyPr>
+                    </wps:wsp>
+                  </a:graphicData>
+                </a:graphic>
+                <wp14:sizeRelH relativeFrom="margin">
+                  <wp14:pctWidth>0</wp14:pctWidth>
+                </wp14:sizeRelH>
+                <wp14:sizeRelV relativeFrom="margin">
+                  <wp14:pctHeight>0</wp14:pctHeight>
+                </wp14:sizeRelV>
+              </wp:anchor>
+            </w:drawing>
+          </mc:Choice>
+          <mc:Fallback>
+            <w:pict>
+              <v:shapetype w14:anchorId="4846E571" id="_x0000_t202" coordsize="21600,21600" o:spt="202" path="m,l,21600r21600,l21600,xe">
+                <v:stroke joinstyle="miter"/>
+                <v:path gradientshapeok="t" o:connecttype="rect"/>
+              </v:shapetype>
+              <v:shape id="Cuadro de texto 2" o:spid="_x0000_s1026" type="#_x0000_t202" style="position:absolute;margin-left:166.8pt;margin-top:35.8pt;width:218pt;height:128pt;z-index:251660288;visibility:visible;mso-wrap-style:square;mso-width-percent:0;mso-height-percent:0;mso-wrap-distance-left:9pt;mso-wrap-distance-top:3.6pt;mso-wrap-distance-right:9pt;mso-wrap-distance-bottom:3.6pt;mso-position-horizontal:right;mso-position-horizontal-relative:margin;mso-position-vertical:absolute;mso-position-vertical-relative:text;mso-width-percent:0;mso-height-percent:0;mso-width-relative:margin;mso-height-relative:margin;v-text-anchor:top" o:gfxdata="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" stroked="f">
+                <v:textbox>
+                  <w:txbxContent>
+                    <w:p>
+                      <w:r>
+                        <w:t xml:space="preserve">Acá seleccionamos las categorías, hacemos la suma del precio y lo mostramos agrupado por categoría. </w:t>
+                      </w:r>
+                    </w:p>
+                    <w:p>
+                      <w:r>
+                        <w:t xml:space="preserve">Está calculando la suma para el grupo de datos dado por el group by. </w:t>
+                      </w:r>
+                    </w:p>
+                  </w:txbxContent>
+                </v:textbox>
+                <w10:wrap type="square" anchorx="margin"/>
+              </v:shape>
+            </w:pict>
+          </mc:Fallback>
+        </mc:AlternateContent>
+      </w:r>
+      <w:r>
+        <w:br w:type="textWrapping" w:clear="all"/>
+      </w:r>
+      <w:r>
+        <w:rPr>
+          <w:noProof/>
+        </w:rPr>
+        <w:drawing>
+          <wp:inline distT="0" distB="0" distL="0" distR="0" wp14:anchorId="79F3E791" wp14:editId="6A0687D3">
+            <wp:extent cx="2606400" cy="3560400"/>
+            <wp:effectExtent l="0" t="0" r="3810" b="2540"/>
+            <wp:docPr id="24" name="Imagen 24"/>
+            <wp:cNvGraphicFramePr>
+              <a:graphicFrameLocks xmlns:a="http://schemas.openxmlformats.org/drawingml/2006/main" noChangeAspect="1"/>
+            </wp:cNvGraphicFramePr>
+            <a:graphic xmlns:a="http://schemas.openxmlformats.org/drawingml/2006/main">
+              <a:graphicData uri="http://schemas.openxmlformats.org/drawingml/2006/picture">
+                <pic:pic xmlns:pic="http://schemas.openxmlformats.org/drawingml/2006/picture">
+                  <pic:nvPicPr>
+                    <pic:cNvPr id="1" name=""/>
+                    <pic:cNvPicPr/>
+                  </pic:nvPicPr>
+                  <pic:blipFill>
+                    <a:blip r:embed="rId31"/>
+                    <a:stretch>
+                      <a:fillRect/>
+                    </a:stretch>
+                  </pic:blipFill>
+                  <pic:spPr>
+                    <a:xfrm>
+                      <a:off x="0" y="0"/>
+                      <a:ext cx="2606400" cy="3560400"/>
+                    </a:xfrm>
+                    <a:prstGeom prst="rect">
+                      <a:avLst/>
+                    </a:prstGeom>
+                  </pic:spPr>
+                </pic:pic>
+              </a:graphicData>
+            </a:graphic>
+          </wp:inline>
+        </w:drawing>
+      </w:r>
+    </w:p>
+    <w:p/>
+    <w:p/>
+    <w:p>
+      <w:r>
+        <w:lastRenderedPageBreak/>
+        <w:t xml:space="preserve">Si quisiera saber el stock de productos de cada categoría, como seria? </w:t>
+      </w:r>
+    </w:p>
+    <w:p>
+      <w:r>
+        <w:rPr>
+          <w:noProof/>
+        </w:rPr>
+        <w:drawing>
+          <wp:anchor distT="0" distB="0" distL="114300" distR="114300" simplePos="0" relativeHeight="251661312" behindDoc="0" locked="0" layoutInCell="1" allowOverlap="1">
+            <wp:simplePos x="1083733" y="5046133"/>
+            <wp:positionH relativeFrom="column">
+              <wp:align>left</wp:align>
+            </wp:positionH>
+            <wp:positionV relativeFrom="paragraph">
+              <wp:align>top</wp:align>
+            </wp:positionV>
+            <wp:extent cx="2537680" cy="3551228"/>
+            <wp:effectExtent l="0" t="0" r="0" b="0"/>
+            <wp:wrapSquare wrapText="bothSides"/>
+            <wp:docPr id="25" name="Imagen 25"/>
+            <wp:cNvGraphicFramePr>
+              <a:graphicFrameLocks xmlns:a="http://schemas.openxmlformats.org/drawingml/2006/main" noChangeAspect="1"/>
+            </wp:cNvGraphicFramePr>
+            <a:graphic xmlns:a="http://schemas.openxmlformats.org/drawingml/2006/main">
+              <a:graphicData uri="http://schemas.openxmlformats.org/drawingml/2006/picture">
+                <pic:pic xmlns:pic="http://schemas.openxmlformats.org/drawingml/2006/picture">
+                  <pic:nvPicPr>
+                    <pic:cNvPr id="1" name=""/>
+                    <pic:cNvPicPr/>
+                  </pic:nvPicPr>
+                  <pic:blipFill>
+                    <a:blip r:embed="rId32">
+                      <a:extLst>
+                        <a:ext uri="{28A0092B-C50C-407E-A947-70E740481C1C}">
+                          <a14:useLocalDpi xmlns:a14="http://schemas.microsoft.com/office/drawing/2010/main" val="0"/>
+                        </a:ext>
+                      </a:extLst>
+                    </a:blip>
+                    <a:stretch>
+                      <a:fillRect/>
+                    </a:stretch>
+                  </pic:blipFill>
+                  <pic:spPr>
+                    <a:xfrm>
+                      <a:off x="0" y="0"/>
+                      <a:ext cx="2537680" cy="3551228"/>
+                    </a:xfrm>
+                    <a:prstGeom prst="rect">
+                      <a:avLst/>
+                    </a:prstGeom>
+                  </pic:spPr>
+                </pic:pic>
+              </a:graphicData>
+            </a:graphic>
+          </wp:anchor>
+        </w:drawing>
+      </w:r>
+      <w:r>
+        <w:t xml:space="preserve">Acá nuevamente agrupamos los productos por categoría y luego sumamos el stock de cada uno de ellos. </w:t>
+      </w:r>
+    </w:p>
+    <w:p/>
+    <w:p/>
+    <w:p/>
+    <w:p/>
+    <w:p/>
+    <w:p/>
+    <w:p/>
+    <w:p/>
+    <w:p/>
+    <w:p/>
+    <w:p>
+      <w:r>
+        <w:rPr>
+          <w:noProof/>
+        </w:rPr>
+        <w:drawing>
+          <wp:anchor distT="0" distB="0" distL="114300" distR="114300" simplePos="0" relativeHeight="251662336" behindDoc="0" locked="0" layoutInCell="1" allowOverlap="1">
+            <wp:simplePos x="1083733" y="897467"/>
+            <wp:positionH relativeFrom="column">
+              <wp:align>left</wp:align>
+            </wp:positionH>
+            <wp:positionV relativeFrom="paragraph">
+              <wp:align>top</wp:align>
+            </wp:positionV>
+            <wp:extent cx="2530059" cy="3513124"/>
+            <wp:effectExtent l="0" t="0" r="3810" b="0"/>
+            <wp:wrapSquare wrapText="bothSides"/>
+            <wp:docPr id="27" name="Imagen 27"/>
+            <wp:cNvGraphicFramePr>
+              <a:graphicFrameLocks xmlns:a="http://schemas.openxmlformats.org/drawingml/2006/main" noChangeAspect="1"/>
+            </wp:cNvGraphicFramePr>
+            <a:graphic xmlns:a="http://schemas.openxmlformats.org/drawingml/2006/main">
+              <a:graphicData uri="http://schemas.openxmlformats.org/drawingml/2006/picture">
+                <pic:pic xmlns:pic="http://schemas.openxmlformats.org/drawingml/2006/picture">
+                  <pic:nvPicPr>
+                    <pic:cNvPr id="1" name=""/>
+                    <pic:cNvPicPr/>
+                  </pic:nvPicPr>
+                  <pic:blipFill>
+                    <a:blip r:embed="rId33">
+                      <a:extLst>
+                        <a:ext uri="{28A0092B-C50C-407E-A947-70E740481C1C}">
+                          <a14:useLocalDpi xmlns:a14="http://schemas.microsoft.com/office/drawing/2010/main" val="0"/>
+                        </a:ext>
+                      </a:extLst>
+                    </a:blip>
+                    <a:stretch>
+                      <a:fillRect/>
+                    </a:stretch>
+                  </pic:blipFill>
+                  <pic:spPr>
+                    <a:xfrm>
+                      <a:off x="0" y="0"/>
+                      <a:ext cx="2530059" cy="3513124"/>
+                    </a:xfrm>
+                    <a:prstGeom prst="rect">
+                      <a:avLst/>
+                    </a:prstGeom>
+                  </pic:spPr>
+                </pic:pic>
+              </a:graphicData>
+            </a:graphic>
+          </wp:anchor>
+        </w:drawing>
+      </w:r>
+    </w:p>
+    <w:p>
+      <w:r>
+        <w:t xml:space="preserve">Cuantos productos hay por categoría, pero con stock &gt; 10? </w:t>
+      </w:r>
+    </w:p>
+    <w:p/>
+    <w:p/>
+    <w:p>
+      <w:r>
+        <w:br w:type="textWrapping" w:clear="all"/>
+      </w:r>
+      <w:r>
+        <w:br w:type="textWrapping" w:clear="all"/>
+      </w:r>
+    </w:p>
+    <w:p/>
+    <w:p>
+      <w:pPr>
+        <w:pStyle w:val="Ttulo2"/>
+        <w:jc w:val="center"/>
+      </w:pPr>
+      <w:r>
+        <w:lastRenderedPageBreak/>
+        <w:br w:type="textWrapping" w:clear="all"/>
+      </w:r>
+      <w:r>
+        <w:t>Modelo de datos</w:t>
+      </w:r>
+    </w:p>
+    <w:p>
+      <w:pPr>
+        <w:pStyle w:val="Sinespaciado"/>
+        <w:rPr>
+          <w:lang w:val="es-CL"/>
+        </w:rPr>
+      </w:pPr>
+    </w:p>
+    <w:p>
+      <w:r>
+        <w:t xml:space="preserve">Un modelo de datos representa como se estructuran las tablas y relaciones en una base de datos </w:t>
+      </w:r>
+    </w:p>
+    <w:p>
+      <w:pPr>
+        <w:pStyle w:val="Prrafodelista"/>
+        <w:numPr>
+          <w:ilvl w:val="0"/>
+          <w:numId w:val="4"/>
+        </w:numPr>
+      </w:pPr>
+      <w:r>
+        <w:t>Ayuda a enter las relaciones entre entidades (tablas)</w:t>
+      </w:r>
+    </w:p>
+    <w:p>
+      <w:pPr>
+        <w:pStyle w:val="Prrafodelista"/>
+        <w:numPr>
+          <w:ilvl w:val="0"/>
+          <w:numId w:val="4"/>
+        </w:numPr>
+      </w:pPr>
+      <w:r>
+        <w:t xml:space="preserve">Contiene tablas, llaves primarias, llaves foráneas y tipos de relación </w:t>
+      </w:r>
+    </w:p>
+    <w:p>
+      <w:pPr>
+        <w:pStyle w:val="Prrafodelista"/>
+        <w:numPr>
+          <w:ilvl w:val="0"/>
+          <w:numId w:val="4"/>
+        </w:numPr>
+      </w:pPr>
+      <w:r>
+        <w:t>Es esencial para formular consultas entre varias tablas</w:t>
+      </w:r>
+    </w:p>
+    <w:p>
+      <w:r>
+        <w:t xml:space="preserve">Las relaciones entre tablas permiten combinar información mediante JOIN, para poder hacer consultas a dos tablas o más al mismo tiempo. </w:t>
+      </w:r>
+    </w:p>
+    <w:p>
+      <w:r>
+        <w:t xml:space="preserve">Ej: </w:t>
+      </w:r>
+      <w:r>
+        <w:t>Acá</w:t>
+      </w:r>
+      <w:r>
+        <w:t xml:space="preserve"> las tablas empleados con departamentos, usando como clave el id de departamento </w:t>
+      </w:r>
+      <w:r>
+        <w:t xml:space="preserve">para mostrar los nombres de los empleados y los departamentos </w:t>
+      </w:r>
+    </w:p>
+    <w:p>
+      <w:r>
+        <w:rPr>
+          <w:noProof/>
+        </w:rPr>
+        <w:drawing>
+          <wp:inline distT="0" distB="0" distL="0" distR="0" wp14:anchorId="20295657" wp14:editId="7896E9A5">
+            <wp:extent cx="5612130" cy="991870"/>
+            <wp:effectExtent l="0" t="0" r="7620" b="0"/>
+            <wp:docPr id="28" name="Imagen 28"/>
+            <wp:cNvGraphicFramePr>
+              <a:graphicFrameLocks xmlns:a="http://schemas.openxmlformats.org/drawingml/2006/main" noChangeAspect="1"/>
+            </wp:cNvGraphicFramePr>
+            <a:graphic xmlns:a="http://schemas.openxmlformats.org/drawingml/2006/main">
+              <a:graphicData uri="http://schemas.openxmlformats.org/drawingml/2006/picture">
+                <pic:pic xmlns:pic="http://schemas.openxmlformats.org/drawingml/2006/picture">
+                  <pic:nvPicPr>
+                    <pic:cNvPr id="1" name=""/>
+                    <pic:cNvPicPr/>
+                  </pic:nvPicPr>
+                  <pic:blipFill>
+                    <a:blip r:embed="rId34"/>
+                    <a:stretch>
+                      <a:fillRect/>
+                    </a:stretch>
+                  </pic:blipFill>
+                  <pic:spPr>
+                    <a:xfrm>
+                      <a:off x="0" y="0"/>
+                      <a:ext cx="5612130" cy="991870"/>
+                    </a:xfrm>
+                    <a:prstGeom prst="rect">
+                      <a:avLst/>
+                    </a:prstGeom>
+                  </pic:spPr>
+                </pic:pic>
+              </a:graphicData>
+            </a:graphic>
+          </wp:inline>
+        </w:drawing>
+      </w:r>
+    </w:p>
+    <w:p>
+      <w:pPr>
+        <w:pStyle w:val="Ttulo2"/>
+      </w:pPr>
+      <w:r>
+        <w:t>D</w:t>
+      </w:r>
+      <w:r>
+        <w:t xml:space="preserve">iferentes tipos de JOIN: </w:t>
+      </w:r>
+    </w:p>
+    <w:p>
+      <w:r>
+        <w:rPr>
+          <w:noProof/>
+        </w:rPr>
+        <w:drawing>
+          <wp:inline distT="0" distB="0" distL="0" distR="0" wp14:anchorId="65E9C62D" wp14:editId="306586A3">
+            <wp:extent cx="4938188" cy="2827265"/>
+            <wp:effectExtent l="0" t="0" r="0" b="0"/>
+            <wp:docPr id="29" name="Imagen 29"/>
+            <wp:cNvGraphicFramePr>
+              <a:graphicFrameLocks xmlns:a="http://schemas.openxmlformats.org/drawingml/2006/main" noChangeAspect="1"/>
+            </wp:cNvGraphicFramePr>
+            <a:graphic xmlns:a="http://schemas.openxmlformats.org/drawingml/2006/main">
+              <a:graphicData uri="http://schemas.openxmlformats.org/drawingml/2006/picture">
+                <pic:pic xmlns:pic="http://schemas.openxmlformats.org/drawingml/2006/picture">
+                  <pic:nvPicPr>
+                    <pic:cNvPr id="1" name=""/>
+                    <pic:cNvPicPr/>
+                  </pic:nvPicPr>
+                  <pic:blipFill>
+                    <a:blip r:embed="rId35"/>
+                    <a:stretch>
+                      <a:fillRect/>
+                    </a:stretch>
+                  </pic:blipFill>
+                  <pic:spPr>
+                    <a:xfrm>
+                      <a:off x="0" y="0"/>
+                      <a:ext cx="4938188" cy="2827265"/>
+                    </a:xfrm>
+                    <a:prstGeom prst="rect">
+                      <a:avLst/>
+                    </a:prstGeom>
+                  </pic:spPr>
+                </pic:pic>
+              </a:graphicData>
+            </a:graphic>
+          </wp:inline>
+        </w:drawing>
+      </w:r>
+    </w:p>
+    <w:p/>
+    <w:p/>
+    <w:p/>
+    <w:p/>
+    <w:p/>
+    <w:p>
+      <w:pPr>
+        <w:pStyle w:val="Ttulo2"/>
+        <w:jc w:val="center"/>
+      </w:pPr>
+      <w:r>
+        <w:lastRenderedPageBreak/>
+        <w:t>Integridad referencial</w:t>
+      </w:r>
+    </w:p>
+    <w:p/>
+    <w:p>
+      <w:r>
+        <w:t xml:space="preserve">Asegura que los datos relacionados entre tablas sean consistentes, usando llaves foráneas que hacen referencia a llaves primarias. </w:t>
+      </w:r>
+    </w:p>
+    <w:p>
+      <w:r>
+        <w:rPr>
+          <w:noProof/>
+        </w:rPr>
+        <w:drawing>
+          <wp:anchor distT="0" distB="0" distL="114300" distR="114300" simplePos="0" relativeHeight="251663360" behindDoc="0" locked="0" layoutInCell="1" allowOverlap="1">
+            <wp:simplePos x="1083733" y="1651000"/>
+            <wp:positionH relativeFrom="margin">
+              <wp:align>left</wp:align>
+            </wp:positionH>
+            <wp:positionV relativeFrom="paragraph">
+              <wp:align>top</wp:align>
+            </wp:positionV>
+            <wp:extent cx="2941320" cy="2095500"/>
+            <wp:effectExtent l="0" t="0" r="0" b="0"/>
+            <wp:wrapSquare wrapText="bothSides"/>
+            <wp:docPr id="30" name="Imagen 30"/>
+            <wp:cNvGraphicFramePr>
+              <a:graphicFrameLocks xmlns:a="http://schemas.openxmlformats.org/drawingml/2006/main" noChangeAspect="1"/>
+            </wp:cNvGraphicFramePr>
+            <a:graphic xmlns:a="http://schemas.openxmlformats.org/drawingml/2006/main">
+              <a:graphicData uri="http://schemas.openxmlformats.org/drawingml/2006/picture">
+                <pic:pic xmlns:pic="http://schemas.openxmlformats.org/drawingml/2006/picture">
+                  <pic:nvPicPr>
+                    <pic:cNvPr id="1" name=""/>
+                    <pic:cNvPicPr/>
+                  </pic:nvPicPr>
+                  <pic:blipFill>
+                    <a:blip r:embed="rId36">
+                      <a:extLst>
+                        <a:ext uri="{28A0092B-C50C-407E-A947-70E740481C1C}">
+                          <a14:useLocalDpi xmlns:a14="http://schemas.microsoft.com/office/drawing/2010/main" val="0"/>
+                        </a:ext>
+                      </a:extLst>
+                    </a:blip>
+                    <a:stretch>
+                      <a:fillRect/>
+                    </a:stretch>
+                  </pic:blipFill>
+                  <pic:spPr>
+                    <a:xfrm>
+                      <a:off x="0" y="0"/>
+                      <a:ext cx="2941320" cy="2095500"/>
+                    </a:xfrm>
+                    <a:prstGeom prst="rect">
+                      <a:avLst/>
+                    </a:prstGeom>
+                  </pic:spPr>
+                </pic:pic>
+              </a:graphicData>
+            </a:graphic>
+          </wp:anchor>
+        </w:drawing>
+      </w:r>
+    </w:p>
+    <w:p>
+      <w:r>
+        <w:t xml:space="preserve">Ej: Un empleado debe tener un id de departamento que exista en la tabla de departamentos, no podemos insertar relaciones inválidas ni eliminar registros referenciados sin control. </w:t>
+      </w:r>
+    </w:p>
+    <w:p>
+      <w:r>
+        <w:br w:type="textWrapping" w:clear="all"/>
+      </w:r>
+      <w:r>
+        <w:t xml:space="preserve">La tabla de productos que hicimos antes, para que tuviera mejor integridad referencial y además gastara menos recursos, debería tener un id de categoría que fuera solo un número y además una tabla aparte, donde asigno a cada categoría un número. </w:t>
+      </w:r>
+    </w:p>
+    <w:p>
+      <w:r>
+        <w:rPr>
+          <w:noProof/>
+        </w:rPr>
+        <w:drawing>
+          <wp:inline distT="0" distB="0" distL="0" distR="0" wp14:anchorId="544EB095" wp14:editId="5EC95176">
+            <wp:extent cx="5612130" cy="2038985"/>
+            <wp:effectExtent l="0" t="0" r="7620" b="0"/>
+            <wp:docPr id="31" name="Imagen 31"/>
+            <wp:cNvGraphicFramePr>
+              <a:graphicFrameLocks xmlns:a="http://schemas.openxmlformats.org/drawingml/2006/main" noChangeAspect="1"/>
+            </wp:cNvGraphicFramePr>
+            <a:graphic xmlns:a="http://schemas.openxmlformats.org/drawingml/2006/main">
+              <a:graphicData uri="http://schemas.openxmlformats.org/drawingml/2006/picture">
+                <pic:pic xmlns:pic="http://schemas.openxmlformats.org/drawingml/2006/picture">
+                  <pic:nvPicPr>
+                    <pic:cNvPr id="1" name=""/>
+                    <pic:cNvPicPr/>
+                  </pic:nvPicPr>
+                  <pic:blipFill>
+                    <a:blip r:embed="rId37"/>
+                    <a:stretch>
+                      <a:fillRect/>
+                    </a:stretch>
+                  </pic:blipFill>
+                  <pic:spPr>
+                    <a:xfrm>
+                      <a:off x="0" y="0"/>
+                      <a:ext cx="5612130" cy="2038985"/>
+                    </a:xfrm>
+                    <a:prstGeom prst="rect">
+                      <a:avLst/>
+                    </a:prstGeom>
+                  </pic:spPr>
+                </pic:pic>
+              </a:graphicData>
+            </a:graphic>
+          </wp:inline>
+        </w:drawing>
+      </w:r>
+      <w:r>
+        <w:br w:type="textWrapping" w:clear="all"/>
+      </w:r>
+    </w:p>
+    <w:p>
+      <w:r>
+        <w:t xml:space="preserve">Actualice mis tablas para que fuera </w:t>
+      </w:r>
+      <w:r>
+        <w:t>así</w:t>
+      </w:r>
+      <w:r>
+        <w:t>, ahora categoría corresponde a un numero de id y tengo una tabla aparte llamada categoría, que contiene el nombre de la categoría y su id.</w:t>
+      </w:r>
+    </w:p>
+    <w:p/>
+    <w:p/>
+    <w:p/>
+    <w:p/>
+    <w:p/>
+    <w:p>
+      <w:pPr>
+        <w:pStyle w:val="Ttulo2"/>
+      </w:pPr>
+      <w:r>
+        <w:lastRenderedPageBreak/>
+        <w:t>Algunos ejercicios</w:t>
+      </w:r>
+    </w:p>
+    <w:p>
+      <w:pPr>
+        <w:rPr>
+          <w:b/>
+        </w:rPr>
+      </w:pPr>
+      <w:r>
+        <w:rPr>
+          <w:b/>
+        </w:rPr>
+        <w:t xml:space="preserve">Queremos saber </w:t>
+      </w:r>
+      <w:r>
+        <w:rPr>
+          <w:b/>
+        </w:rPr>
+        <w:t>cuántos</w:t>
+      </w:r>
+      <w:r>
+        <w:rPr>
+          <w:b/>
+        </w:rPr>
+        <w:t xml:space="preserve"> productos hay de cada categoría. </w:t>
+      </w:r>
+      <w:r>
+        <w:rPr>
+          <w:b/>
+        </w:rPr>
+        <w:t xml:space="preserve"> </w:t>
+      </w:r>
+    </w:p>
+    <w:p>
+      <w:pPr>
+        <w:rPr>
+          <w:u w:val="single"/>
+        </w:rPr>
+      </w:pPr>
+      <w:r>
+        <w:rPr>
+          <w:noProof/>
+        </w:rPr>
+        <w:drawing>
+          <wp:inline distT="0" distB="0" distL="0" distR="0" wp14:anchorId="57AB6D3C" wp14:editId="30488131">
+            <wp:extent cx="4625340" cy="1134534"/>
+            <wp:effectExtent l="0" t="0" r="3810" b="8890"/>
+            <wp:docPr id="192" name="Imagen 192"/>
+            <wp:cNvGraphicFramePr>
+              <a:graphicFrameLocks xmlns:a="http://schemas.openxmlformats.org/drawingml/2006/main" noChangeAspect="1"/>
+            </wp:cNvGraphicFramePr>
+            <a:graphic xmlns:a="http://schemas.openxmlformats.org/drawingml/2006/main">
+              <a:graphicData uri="http://schemas.openxmlformats.org/drawingml/2006/picture">
+                <pic:pic xmlns:pic="http://schemas.openxmlformats.org/drawingml/2006/picture">
+                  <pic:nvPicPr>
+                    <pic:cNvPr id="1" name=""/>
+                    <pic:cNvPicPr/>
+                  </pic:nvPicPr>
+                  <pic:blipFill rotWithShape="1">
+                    <a:blip r:embed="rId38"/>
+                    <a:srcRect b="72066"/>
+                    <a:stretch/>
+                  </pic:blipFill>
+                  <pic:spPr bwMode="auto">
+                    <a:xfrm>
+                      <a:off x="0" y="0"/>
+                      <a:ext cx="4625741" cy="1134632"/>
+                    </a:xfrm>
+                    <a:prstGeom prst="rect">
+                      <a:avLst/>
+                    </a:prstGeom>
+                    <a:ln>
+                      <a:noFill/>
+                    </a:ln>
+                    <a:extLst>
+                      <a:ext uri="{53640926-AAD7-44D8-BBD7-CCE9431645EC}">
+                        <a14:shadowObscured xmlns:a14="http://schemas.microsoft.com/office/drawing/2010/main"/>
+                      </a:ext>
+                    </a:extLst>
+                  </pic:spPr>
+                </pic:pic>
+              </a:graphicData>
+            </a:graphic>
+          </wp:inline>
+        </w:drawing>
+      </w:r>
+    </w:p>
+    <w:p>
+      <w:r>
+        <w:t xml:space="preserve">Primero, seleccionamos de la tabla categoría, el nombre de la categoría y la cuenta queda en la columna cantidad. </w:t>
+      </w:r>
+    </w:p>
+    <w:p>
+      <w:r>
+        <w:t xml:space="preserve">Después, de la tabla productos hacemos una </w:t>
+      </w:r>
+      <w:r>
+        <w:t>unión</w:t>
+      </w:r>
+      <w:r>
+        <w:t xml:space="preserve"> con la tabla categoría, usando la columna categoría de productos con la id en la tabla categoría.</w:t>
+      </w:r>
+    </w:p>
+    <w:p>
+      <w:r>
+        <w:t xml:space="preserve">Ambas tablas se unen emparejando un producto de productos con un nombre de categoría usando la id. </w:t>
+      </w:r>
+    </w:p>
+    <w:p>
+      <w:r>
+        <w:rPr>
+          <w:noProof/>
+        </w:rPr>
+        <w:drawing>
+          <wp:inline distT="0" distB="0" distL="0" distR="0" wp14:anchorId="3D67CAE1" wp14:editId="6E33C8F7">
+            <wp:extent cx="5342083" cy="1981372"/>
+            <wp:effectExtent l="0" t="0" r="0" b="0"/>
+            <wp:docPr id="193" name="Imagen 193"/>
+            <wp:cNvGraphicFramePr>
+              <a:graphicFrameLocks xmlns:a="http://schemas.openxmlformats.org/drawingml/2006/main" noChangeAspect="1"/>
+            </wp:cNvGraphicFramePr>
+            <a:graphic xmlns:a="http://schemas.openxmlformats.org/drawingml/2006/main">
+              <a:graphicData uri="http://schemas.openxmlformats.org/drawingml/2006/picture">
+                <pic:pic xmlns:pic="http://schemas.openxmlformats.org/drawingml/2006/picture">
+                  <pic:nvPicPr>
+                    <pic:cNvPr id="1" name=""/>
+                    <pic:cNvPicPr/>
+                  </pic:nvPicPr>
+                  <pic:blipFill>
+                    <a:blip r:embed="rId39"/>
+                    <a:stretch>
+                      <a:fillRect/>
+                    </a:stretch>
+                  </pic:blipFill>
+                  <pic:spPr>
+                    <a:xfrm>
+                      <a:off x="0" y="0"/>
+                      <a:ext cx="5342083" cy="1981372"/>
+                    </a:xfrm>
+                    <a:prstGeom prst="rect">
+                      <a:avLst/>
+                    </a:prstGeom>
+                  </pic:spPr>
+                </pic:pic>
+              </a:graphicData>
+            </a:graphic>
+          </wp:inline>
+        </w:drawing>
+      </w:r>
+    </w:p>
+    <w:p>
+      <w:r>
+        <w:t xml:space="preserve">Luego GROUP BY agrupa todas las filas que tengan la misma categoría y el mismo nombre, para que sepa esto tengo que pasarle ambas dos columnas para hacer la agrupación por eso se le entrega productos.categoria y categoría.nombre. </w:t>
+      </w:r>
+    </w:p>
+    <w:p>
+      <w:r>
+        <w:t xml:space="preserve">El count al final solo mira cada grupo y cuenta cuanto hay por cada uno y obtengo este resultado: </w:t>
+      </w:r>
+    </w:p>
+    <w:p>
+      <w:r>
+        <w:rPr>
+          <w:noProof/>
+        </w:rPr>
+        <w:drawing>
+          <wp:anchor distT="0" distB="0" distL="114300" distR="114300" simplePos="0" relativeHeight="251664384" behindDoc="0" locked="0" layoutInCell="1" allowOverlap="1">
+            <wp:simplePos x="1083733" y="6891867"/>
+            <wp:positionH relativeFrom="column">
+              <wp:align>left</wp:align>
+            </wp:positionH>
+            <wp:positionV relativeFrom="paragraph">
+              <wp:align>top</wp:align>
+            </wp:positionV>
+            <wp:extent cx="2700867" cy="1436370"/>
+            <wp:effectExtent l="0" t="0" r="4445" b="0"/>
+            <wp:wrapSquare wrapText="bothSides"/>
+            <wp:docPr id="194" name="Imagen 194"/>
+            <wp:cNvGraphicFramePr>
+              <a:graphicFrameLocks xmlns:a="http://schemas.openxmlformats.org/drawingml/2006/main" noChangeAspect="1"/>
+            </wp:cNvGraphicFramePr>
+            <a:graphic xmlns:a="http://schemas.openxmlformats.org/drawingml/2006/main">
+              <a:graphicData uri="http://schemas.openxmlformats.org/drawingml/2006/picture">
+                <pic:pic xmlns:pic="http://schemas.openxmlformats.org/drawingml/2006/picture">
+                  <pic:nvPicPr>
+                    <pic:cNvPr id="1" name=""/>
+                    <pic:cNvPicPr/>
+                  </pic:nvPicPr>
+                  <pic:blipFill rotWithShape="1">
+                    <a:blip r:embed="rId38">
+                      <a:extLst>
+                        <a:ext uri="{28A0092B-C50C-407E-A947-70E740481C1C}">
+                          <a14:useLocalDpi xmlns:a14="http://schemas.microsoft.com/office/drawing/2010/main" val="0"/>
+                        </a:ext>
+                      </a:extLst>
+                    </a:blip>
+                    <a:srcRect t="64624" r="41590"/>
+                    <a:stretch/>
+                  </pic:blipFill>
+                  <pic:spPr bwMode="auto">
+                    <a:xfrm>
+                      <a:off x="0" y="0"/>
+                      <a:ext cx="2700867" cy="1436370"/>
+                    </a:xfrm>
+                    <a:prstGeom prst="rect">
+                      <a:avLst/>
+                    </a:prstGeom>
+                    <a:ln>
+                      <a:noFill/>
+                    </a:ln>
+                    <a:extLst>
+                      <a:ext uri="{53640926-AAD7-44D8-BBD7-CCE9431645EC}">
+                        <a14:shadowObscured xmlns:a14="http://schemas.microsoft.com/office/drawing/2010/main"/>
+                      </a:ext>
+                    </a:extLst>
+                  </pic:spPr>
+                </pic:pic>
+              </a:graphicData>
+            </a:graphic>
+          </wp:anchor>
+        </w:drawing>
+      </w:r>
+      <w:r>
+        <w:t xml:space="preserve">Se saca el nombre de la categoría de una tabla y la cuenta de la cantidad de productos de cada categoría de la otra tabla. </w:t>
+      </w:r>
+    </w:p>
+    <w:p/>
+    <w:p/>
+    <w:p/>
+    <w:p/>
+    <w:p/>
+    <w:p>
+      <w:pPr>
+        <w:rPr>
+          <w:b/>
+        </w:rPr>
+      </w:pPr>
+      <w:r>
+        <w:rPr>
+          <w:b/>
+        </w:rPr>
+        <w:lastRenderedPageBreak/>
+        <w:t xml:space="preserve">Mostrar nombre productos, categoría y stock solo para categoría tecnología: </w:t>
+      </w:r>
+    </w:p>
+    <w:p>
+      <w:r>
+        <w:rPr>
+          <w:noProof/>
+        </w:rPr>
+        <w:drawing>
+          <wp:inline distT="0" distB="0" distL="0" distR="0" wp14:anchorId="22000D84" wp14:editId="3ACBA3B9">
+            <wp:extent cx="3680779" cy="1333616"/>
+            <wp:effectExtent l="0" t="0" r="0" b="0"/>
+            <wp:docPr id="196" name="Imagen 196"/>
+            <wp:cNvGraphicFramePr>
+              <a:graphicFrameLocks xmlns:a="http://schemas.openxmlformats.org/drawingml/2006/main" noChangeAspect="1"/>
+            </wp:cNvGraphicFramePr>
+            <a:graphic xmlns:a="http://schemas.openxmlformats.org/drawingml/2006/main">
+              <a:graphicData uri="http://schemas.openxmlformats.org/drawingml/2006/picture">
+                <pic:pic xmlns:pic="http://schemas.openxmlformats.org/drawingml/2006/picture">
+                  <pic:nvPicPr>
+                    <pic:cNvPr id="1" name=""/>
+                    <pic:cNvPicPr/>
+                  </pic:nvPicPr>
+                  <pic:blipFill>
+                    <a:blip r:embed="rId40"/>
+                    <a:stretch>
+                      <a:fillRect/>
+                    </a:stretch>
+                  </pic:blipFill>
+                  <pic:spPr>
+                    <a:xfrm>
+                      <a:off x="0" y="0"/>
+                      <a:ext cx="3680779" cy="1333616"/>
+                    </a:xfrm>
+                    <a:prstGeom prst="rect">
+                      <a:avLst/>
+                    </a:prstGeom>
+                  </pic:spPr>
+                </pic:pic>
+              </a:graphicData>
+            </a:graphic>
+          </wp:inline>
+        </w:drawing>
+      </w:r>
+    </w:p>
+    <w:p>
+      <w:r>
+        <w:t>Selecciono de la tabla productos:</w:t>
+      </w:r>
+    </w:p>
+    <w:p>
+      <w:pPr>
+        <w:pStyle w:val="Prrafodelista"/>
+        <w:numPr>
+          <w:ilvl w:val="0"/>
+          <w:numId w:val="4"/>
+        </w:numPr>
+      </w:pPr>
+      <w:r>
+        <w:t>nombre (que renombro como nombre_producto)</w:t>
+      </w:r>
+    </w:p>
+    <w:p>
+      <w:pPr>
+        <w:pStyle w:val="Prrafodelista"/>
+        <w:numPr>
+          <w:ilvl w:val="0"/>
+          <w:numId w:val="4"/>
+        </w:numPr>
+      </w:pPr>
+      <w:r>
+        <w:t xml:space="preserve"> el nombre de la categoría (que renombro como nombre categoría)</w:t>
+      </w:r>
+    </w:p>
+    <w:p>
+      <w:pPr>
+        <w:pStyle w:val="Prrafodelista"/>
+        <w:numPr>
+          <w:ilvl w:val="0"/>
+          <w:numId w:val="4"/>
+        </w:numPr>
+      </w:pPr>
+      <w:r>
+        <w:t xml:space="preserve">Stock </w:t>
+      </w:r>
+    </w:p>
+    <w:p>
+      <w:r>
+        <w:t xml:space="preserve">Hago un join con la tabla categoría, indicando que el join es usando “categoría” de la tabla productos con el “id” de la tabla categoría. </w:t>
+      </w:r>
+    </w:p>
+    <w:p>
+      <w:r>
+        <w:t xml:space="preserve">Y finalmente aplico un filtro, donde solo me traiga los productos de la categoría tecnología. </w:t>
+      </w:r>
+    </w:p>
+    <w:p>
+      <w:r>
+        <w:rPr>
+          <w:noProof/>
+        </w:rPr>
+        <w:drawing>
+          <wp:inline distT="0" distB="0" distL="0" distR="0" wp14:anchorId="5A9172E1" wp14:editId="4DE66522">
+            <wp:extent cx="3977985" cy="1851820"/>
+            <wp:effectExtent l="0" t="0" r="3810" b="0"/>
+            <wp:docPr id="197" name="Imagen 197"/>
+            <wp:cNvGraphicFramePr>
+              <a:graphicFrameLocks xmlns:a="http://schemas.openxmlformats.org/drawingml/2006/main" noChangeAspect="1"/>
+            </wp:cNvGraphicFramePr>
+            <a:graphic xmlns:a="http://schemas.openxmlformats.org/drawingml/2006/main">
+              <a:graphicData uri="http://schemas.openxmlformats.org/drawingml/2006/picture">
+                <pic:pic xmlns:pic="http://schemas.openxmlformats.org/drawingml/2006/picture">
+                  <pic:nvPicPr>
+                    <pic:cNvPr id="1" name=""/>
+                    <pic:cNvPicPr/>
+                  </pic:nvPicPr>
+                  <pic:blipFill>
+                    <a:blip r:embed="rId41"/>
+                    <a:stretch>
+                      <a:fillRect/>
+                    </a:stretch>
+                  </pic:blipFill>
+                  <pic:spPr>
+                    <a:xfrm>
+                      <a:off x="0" y="0"/>
+                      <a:ext cx="3977985" cy="1851820"/>
+                    </a:xfrm>
+                    <a:prstGeom prst="rect">
+                      <a:avLst/>
+                    </a:prstGeom>
+                  </pic:spPr>
+                </pic:pic>
+              </a:graphicData>
+            </a:graphic>
+          </wp:inline>
+        </w:drawing>
+      </w:r>
+    </w:p>
+    <w:p>
+      <w:r>
+        <w:br w:type="textWrapping" w:clear="all"/>
+      </w:r>
+    </w:p>
+    <w:p/>
+    <w:p/>
+    <w:p/>
+    <w:p/>
+    <w:p/>
+    <w:p/>
+    <w:p/>
+    <w:p/>
+    <w:p>
+      <w:pPr>
+        <w:pStyle w:val="Ttulo2"/>
+        <w:jc w:val="center"/>
+      </w:pPr>
+      <w:r>
+        <w:lastRenderedPageBreak/>
+        <w:t>Llaves primarias y foráneas</w:t>
+      </w:r>
+    </w:p>
+    <w:p/>
+    <w:p>
+      <w:r>
+        <w:t xml:space="preserve">La llave primaria de nuestra tabla de productos es aquel valor que permite saber que cada registro es único. </w:t>
+      </w:r>
+    </w:p>
+    <w:p>
+      <w:r>
+        <w:t xml:space="preserve">En este caso es el número de id de cada producto. </w:t>
+      </w:r>
+    </w:p>
+    <w:p>
+      <w:r>
+        <w:rPr>
+          <w:noProof/>
+        </w:rPr>
+        <w:drawing>
+          <wp:anchor distT="0" distB="0" distL="114300" distR="114300" simplePos="0" relativeHeight="251665408" behindDoc="0" locked="0" layoutInCell="1" allowOverlap="1">
+            <wp:simplePos x="0" y="0"/>
+            <wp:positionH relativeFrom="column">
+              <wp:posOffset>3598</wp:posOffset>
+            </wp:positionH>
+            <wp:positionV relativeFrom="paragraph">
+              <wp:posOffset>-1693</wp:posOffset>
+            </wp:positionV>
+            <wp:extent cx="3716867" cy="2270760"/>
+            <wp:effectExtent l="0" t="0" r="0" b="0"/>
+            <wp:wrapSquare wrapText="bothSides"/>
+            <wp:docPr id="199" name="Imagen 199"/>
+            <wp:cNvGraphicFramePr>
+              <a:graphicFrameLocks xmlns:a="http://schemas.openxmlformats.org/drawingml/2006/main" noChangeAspect="1"/>
+            </wp:cNvGraphicFramePr>
+            <a:graphic xmlns:a="http://schemas.openxmlformats.org/drawingml/2006/main">
+              <a:graphicData uri="http://schemas.openxmlformats.org/drawingml/2006/picture">
+                <pic:pic xmlns:pic="http://schemas.openxmlformats.org/drawingml/2006/picture">
+                  <pic:nvPicPr>
+                    <pic:cNvPr id="1" name=""/>
+                    <pic:cNvPicPr/>
+                  </pic:nvPicPr>
+                  <pic:blipFill rotWithShape="1">
+                    <a:blip r:embed="rId42">
+                      <a:extLst>
+                        <a:ext uri="{28A0092B-C50C-407E-A947-70E740481C1C}">
+                          <a14:useLocalDpi xmlns:a14="http://schemas.microsoft.com/office/drawing/2010/main" val="0"/>
+                        </a:ext>
+                      </a:extLst>
+                    </a:blip>
+                    <a:srcRect r="33771"/>
+                    <a:stretch/>
+                  </pic:blipFill>
+                  <pic:spPr bwMode="auto">
+                    <a:xfrm>
+                      <a:off x="0" y="0"/>
+                      <a:ext cx="3716867" cy="2270760"/>
+                    </a:xfrm>
+                    <a:prstGeom prst="rect">
+                      <a:avLst/>
+                    </a:prstGeom>
+                    <a:ln>
+                      <a:noFill/>
+                    </a:ln>
+                    <a:extLst>
+                      <a:ext uri="{53640926-AAD7-44D8-BBD7-CCE9431645EC}">
+                        <a14:shadowObscured xmlns:a14="http://schemas.microsoft.com/office/drawing/2010/main"/>
+                      </a:ext>
+                    </a:extLst>
+                  </pic:spPr>
+                </pic:pic>
+              </a:graphicData>
+            </a:graphic>
+          </wp:anchor>
+        </w:drawing>
+      </w:r>
+      <w:r>
+        <w:t xml:space="preserve">Además también tiene una llave foránea, que es un dato que hay que buscar en otra tabla. </w:t>
+      </w:r>
+    </w:p>
+    <w:p>
+      <w:r>
+        <w:t xml:space="preserve">En este caso, el </w:t>
+      </w:r>
+      <w:r>
+        <w:t>número</w:t>
+      </w:r>
+      <w:r>
+        <w:t xml:space="preserve"> de id de la categoría. </w:t>
+      </w:r>
+    </w:p>
+    <w:p/>
+    <w:p/>
+    <w:p/>
+    <w:p/>
+    <w:p>
+      <w:r>
+        <w:t xml:space="preserve">Por otro lado nuestra tabla categoría, también tiene una llave primaria, que es el id de cada categoría. </w:t>
+      </w:r>
+    </w:p>
+    <w:p>
+      <w:r>
+        <w:rPr>
+          <w:noProof/>
+        </w:rPr>
+        <w:drawing>
+          <wp:anchor distT="0" distB="0" distL="114300" distR="114300" simplePos="0" relativeHeight="251666432" behindDoc="0" locked="0" layoutInCell="1" allowOverlap="1">
+            <wp:simplePos x="0" y="0"/>
+            <wp:positionH relativeFrom="margin">
+              <wp:align>left</wp:align>
+            </wp:positionH>
+            <wp:positionV relativeFrom="paragraph">
+              <wp:posOffset>-2540</wp:posOffset>
+            </wp:positionV>
+            <wp:extent cx="2682472" cy="1386960"/>
+            <wp:effectExtent l="0" t="0" r="3810" b="3810"/>
+            <wp:wrapSquare wrapText="bothSides"/>
+            <wp:docPr id="200" name="Imagen 200"/>
+            <wp:cNvGraphicFramePr>
+              <a:graphicFrameLocks xmlns:a="http://schemas.openxmlformats.org/drawingml/2006/main" noChangeAspect="1"/>
+            </wp:cNvGraphicFramePr>
+            <a:graphic xmlns:a="http://schemas.openxmlformats.org/drawingml/2006/main">
+              <a:graphicData uri="http://schemas.openxmlformats.org/drawingml/2006/picture">
+                <pic:pic xmlns:pic="http://schemas.openxmlformats.org/drawingml/2006/picture">
+                  <pic:nvPicPr>
+                    <pic:cNvPr id="1" name=""/>
+                    <pic:cNvPicPr/>
+                  </pic:nvPicPr>
+                  <pic:blipFill>
+                    <a:blip r:embed="rId43">
+                      <a:extLst>
+                        <a:ext uri="{28A0092B-C50C-407E-A947-70E740481C1C}">
+                          <a14:useLocalDpi xmlns:a14="http://schemas.microsoft.com/office/drawing/2010/main" val="0"/>
+                        </a:ext>
+                      </a:extLst>
+                    </a:blip>
+                    <a:stretch>
+                      <a:fillRect/>
+                    </a:stretch>
+                  </pic:blipFill>
+                  <pic:spPr>
+                    <a:xfrm>
+                      <a:off x="0" y="0"/>
+                      <a:ext cx="2682472" cy="1386960"/>
+                    </a:xfrm>
+                    <a:prstGeom prst="rect">
+                      <a:avLst/>
+                    </a:prstGeom>
+                  </pic:spPr>
+                </pic:pic>
+              </a:graphicData>
+            </a:graphic>
+          </wp:anchor>
+        </w:drawing>
+      </w:r>
+      <w:r>
+        <w:t xml:space="preserve"> Esta id que acá es llave primaria, en la tabla de productos es llave foránea. </w:t>
+      </w:r>
+    </w:p>
+    <w:p>
+      <w:r>
+        <w:t xml:space="preserve">Así con esta llave puedo vincular dos tablas distintas. </w:t>
+      </w:r>
+    </w:p>
+    <w:p>
+      <w:r>
+        <w:br w:type="textWrapping" w:clear="all"/>
+      </w:r>
+    </w:p>
+    <w:p/>
+    <w:p/>
+    <w:p/>
+    <w:p/>
+    <w:p/>
+    <w:p/>
+    <w:p/>
+    <w:p/>
+    <w:p/>
+    <w:p>
+      <w:pPr>
+        <w:pStyle w:val="Ttulo2"/>
+        <w:jc w:val="center"/>
+      </w:pPr>
+      <w:r>
+        <w:rPr>
+          <w:noProof/>
+        </w:rPr>
+        <w:drawing>
+          <wp:anchor distT="0" distB="0" distL="114300" distR="114300" simplePos="0" relativeHeight="251667456" behindDoc="0" locked="0" layoutInCell="1" allowOverlap="1" wp14:anchorId="27BCA633" wp14:editId="0B40C3D4">
+            <wp:simplePos x="0" y="0"/>
+            <wp:positionH relativeFrom="margin">
+              <wp:align>left</wp:align>
+            </wp:positionH>
+            <wp:positionV relativeFrom="paragraph">
+              <wp:posOffset>335915</wp:posOffset>
+            </wp:positionV>
+            <wp:extent cx="4269105" cy="2921000"/>
+            <wp:effectExtent l="0" t="0" r="0" b="0"/>
+            <wp:wrapSquare wrapText="bothSides"/>
+            <wp:docPr id="26" name="Imagen 26"/>
+            <wp:cNvGraphicFramePr>
+              <a:graphicFrameLocks xmlns:a="http://schemas.openxmlformats.org/drawingml/2006/main" noChangeAspect="1"/>
+            </wp:cNvGraphicFramePr>
+            <a:graphic xmlns:a="http://schemas.openxmlformats.org/drawingml/2006/main">
+              <a:graphicData uri="http://schemas.openxmlformats.org/drawingml/2006/picture">
+                <pic:pic xmlns:pic="http://schemas.openxmlformats.org/drawingml/2006/picture">
+                  <pic:nvPicPr>
+                    <pic:cNvPr id="1" name=""/>
+                    <pic:cNvPicPr/>
+                  </pic:nvPicPr>
+                  <pic:blipFill>
+                    <a:blip r:embed="rId44">
+                      <a:extLst>
+                        <a:ext uri="{28A0092B-C50C-407E-A947-70E740481C1C}">
+                          <a14:useLocalDpi xmlns:a14="http://schemas.microsoft.com/office/drawing/2010/main" val="0"/>
+                        </a:ext>
+                      </a:extLst>
+                    </a:blip>
+                    <a:stretch>
+                      <a:fillRect/>
+                    </a:stretch>
+                  </pic:blipFill>
+                  <pic:spPr>
+                    <a:xfrm>
+                      <a:off x="0" y="0"/>
+                      <a:ext cx="4288886" cy="2934436"/>
+                    </a:xfrm>
+                    <a:prstGeom prst="rect">
+                      <a:avLst/>
+                    </a:prstGeom>
+                  </pic:spPr>
+                </pic:pic>
+              </a:graphicData>
+            </a:graphic>
+            <wp14:sizeRelH relativeFrom="margin">
+              <wp14:pctWidth>0</wp14:pctWidth>
+            </wp14:sizeRelH>
+            <wp14:sizeRelV relativeFrom="margin">
+              <wp14:pctHeight>0</wp14:pctHeight>
+            </wp14:sizeRelV>
+          </wp:anchor>
+        </w:drawing>
+      </w:r>
+      <w:r>
+        <w:t>Consultas anidadas</w:t>
+      </w:r>
+    </w:p>
+    <w:p/>
+    <w:p>
+      <w:r>
+        <w:t>La</w:t>
+      </w:r>
+      <w:r>
+        <w:t xml:space="preserve"> subquer</w:t>
+      </w:r>
+      <w:r>
+        <w:t xml:space="preserve">y </w:t>
+      </w:r>
+      <w:r>
+        <w:t xml:space="preserve"> me muestra el país de la tabla Tourist1 de todos los turistas masculinos. </w:t>
+      </w:r>
+    </w:p>
+    <w:p>
+      <w:r>
+        <w:t>Esa subquery me</w:t>
+      </w:r>
+      <w:r>
+        <w:t xml:space="preserve"> dará </w:t>
+      </w:r>
+      <w:r>
+        <w:t>una lista de países.</w:t>
+      </w:r>
+    </w:p>
+    <w:p>
+      <w:r>
+        <w:t xml:space="preserve">En mi query principal pido ver el nombre, país y </w:t>
+      </w:r>
+      <w:r>
+        <w:t>género</w:t>
+      </w:r>
+      <w:r>
+        <w:t xml:space="preserve"> desde la tabla Database, solo de los países que filtre con la subquery.  </w:t>
+      </w:r>
+    </w:p>
+    <w:p>
+      <w:r>
+        <w:rPr>
+          <w:noProof/>
+        </w:rPr>
+        <w:drawing>
+          <wp:anchor distT="0" distB="0" distL="114300" distR="114300" simplePos="0" relativeHeight="251668480" behindDoc="0" locked="0" layoutInCell="1" allowOverlap="1" wp14:anchorId="57CB46E4" wp14:editId="2C6B815B">
+            <wp:simplePos x="0" y="0"/>
+            <wp:positionH relativeFrom="margin">
+              <wp:align>left</wp:align>
+            </wp:positionH>
+            <wp:positionV relativeFrom="paragraph">
+              <wp:posOffset>268817</wp:posOffset>
+            </wp:positionV>
+            <wp:extent cx="3964305" cy="2108200"/>
+            <wp:effectExtent l="0" t="0" r="0" b="6350"/>
+            <wp:wrapSquare wrapText="bothSides"/>
+            <wp:docPr id="195" name="Imagen 195"/>
+            <wp:cNvGraphicFramePr>
+              <a:graphicFrameLocks xmlns:a="http://schemas.openxmlformats.org/drawingml/2006/main" noChangeAspect="1"/>
+            </wp:cNvGraphicFramePr>
+            <a:graphic xmlns:a="http://schemas.openxmlformats.org/drawingml/2006/main">
+              <a:graphicData uri="http://schemas.openxmlformats.org/drawingml/2006/picture">
+                <pic:pic xmlns:pic="http://schemas.openxmlformats.org/drawingml/2006/picture">
+                  <pic:nvPicPr>
+                    <pic:cNvPr id="1" name=""/>
+                    <pic:cNvPicPr/>
+                  </pic:nvPicPr>
+                  <pic:blipFill>
+                    <a:blip r:embed="rId45">
+                      <a:extLst>
+                        <a:ext uri="{28A0092B-C50C-407E-A947-70E740481C1C}">
+                          <a14:useLocalDpi xmlns:a14="http://schemas.microsoft.com/office/drawing/2010/main" val="0"/>
+                        </a:ext>
+                      </a:extLst>
+                    </a:blip>
+                    <a:stretch>
+                      <a:fillRect/>
+                    </a:stretch>
+                  </pic:blipFill>
+                  <pic:spPr>
+                    <a:xfrm>
+                      <a:off x="0" y="0"/>
+                      <a:ext cx="3964305" cy="2108200"/>
+                    </a:xfrm>
+                    <a:prstGeom prst="rect">
+                      <a:avLst/>
+                    </a:prstGeom>
+                  </pic:spPr>
+                </pic:pic>
+              </a:graphicData>
+            </a:graphic>
+            <wp14:sizeRelH relativeFrom="margin">
+              <wp14:pctWidth>0</wp14:pctWidth>
+            </wp14:sizeRelH>
+            <wp14:sizeRelV relativeFrom="margin">
+              <wp14:pctHeight>0</wp14:pctHeight>
+            </wp14:sizeRelV>
+          </wp:anchor>
+        </w:drawing>
+      </w:r>
+    </w:p>
+    <w:p/>
+    <w:p>
+      <w:r>
+        <w:t xml:space="preserve">En la subconsulta primero seleccione solo los id de cliente de la tabla pedidos. Los id fueron agrupados por id del cliente con el filtro de solo dejar aquellos que tuvieran </w:t>
+      </w:r>
+      <w:r>
+        <w:t>más</w:t>
+      </w:r>
+      <w:r>
+        <w:t xml:space="preserve"> de 100.000 en compras. </w:t>
+      </w:r>
+    </w:p>
+    <w:p/>
+    <w:p>
+      <w:r>
+        <w:t xml:space="preserve">Luego esa lista de id fue usada como filtro para que me mostrara los nombres de los clientes, sacados de la tabla clientes2. </w:t>
+      </w:r>
+    </w:p>
+    <w:p>
+      <w:r>
+        <w:t xml:space="preserve">El filtro WHERE dice donde el id del cliente este en la lista de clientes que nos </w:t>
+      </w:r>
+      <w:r>
+        <w:t>generó</w:t>
+      </w:r>
+      <w:r>
+        <w:t xml:space="preserve"> la subconsulta. </w:t>
+      </w:r>
+    </w:p>
+    <w:p/>
+    <w:p>
+      <w:r>
+        <w:rPr>
+          <w:noProof/>
+        </w:rPr>
+        <w:lastRenderedPageBreak/>
+        <w:drawing>
+          <wp:anchor distT="0" distB="0" distL="114300" distR="114300" simplePos="0" relativeHeight="251669504" behindDoc="0" locked="0" layoutInCell="1" allowOverlap="1">
+            <wp:simplePos x="1083733" y="897467"/>
+            <wp:positionH relativeFrom="column">
+              <wp:align>left</wp:align>
+            </wp:positionH>
+            <wp:positionV relativeFrom="paragraph">
+              <wp:align>top</wp:align>
+            </wp:positionV>
+            <wp:extent cx="4038950" cy="4442845"/>
+            <wp:effectExtent l="0" t="0" r="0" b="0"/>
+            <wp:wrapSquare wrapText="bothSides"/>
+            <wp:docPr id="201" name="Imagen 201"/>
+            <wp:cNvGraphicFramePr>
+              <a:graphicFrameLocks xmlns:a="http://schemas.openxmlformats.org/drawingml/2006/main" noChangeAspect="1"/>
+            </wp:cNvGraphicFramePr>
+            <a:graphic xmlns:a="http://schemas.openxmlformats.org/drawingml/2006/main">
+              <a:graphicData uri="http://schemas.openxmlformats.org/drawingml/2006/picture">
+                <pic:pic xmlns:pic="http://schemas.openxmlformats.org/drawingml/2006/picture">
+                  <pic:nvPicPr>
+                    <pic:cNvPr id="1" name=""/>
+                    <pic:cNvPicPr/>
+                  </pic:nvPicPr>
+                  <pic:blipFill>
+                    <a:blip r:embed="rId46">
+                      <a:extLst>
+                        <a:ext uri="{28A0092B-C50C-407E-A947-70E740481C1C}">
+                          <a14:useLocalDpi xmlns:a14="http://schemas.microsoft.com/office/drawing/2010/main" val="0"/>
+                        </a:ext>
+                      </a:extLst>
+                    </a:blip>
+                    <a:stretch>
+                      <a:fillRect/>
+                    </a:stretch>
+                  </pic:blipFill>
+                  <pic:spPr>
+                    <a:xfrm>
+                      <a:off x="0" y="0"/>
+                      <a:ext cx="4038950" cy="4442845"/>
+                    </a:xfrm>
+                    <a:prstGeom prst="rect">
+                      <a:avLst/>
+                    </a:prstGeom>
+                  </pic:spPr>
+                </pic:pic>
+              </a:graphicData>
+            </a:graphic>
+          </wp:anchor>
+        </w:drawing>
+      </w:r>
+      <w:r>
+        <w:t xml:space="preserve">Acá tengo una subconsulta donde pido que me solo la id de la categoría de la tabla categoría donde el nombre sea </w:t>
+      </w:r>
+      <w:r>
+        <w:t>Tecnología</w:t>
+      </w:r>
+      <w:r>
+        <w:t xml:space="preserve">. </w:t>
+      </w:r>
+    </w:p>
+    <w:p>
+      <w:r>
+        <w:t xml:space="preserve">Esto me devuelve el id de la categoría tecnología. </w:t>
+      </w:r>
+    </w:p>
+    <w:p>
+      <w:r>
+        <w:t xml:space="preserve">Esta id la uso como filtro en mi consulta principal, para ver los nombres de los productos de la tabla productos, solo de aquellos que tenga como id aquella que filtre con la subconsulta. </w:t>
+      </w:r>
+    </w:p>
+    <w:p>
+      <w:r>
+        <w:br w:type="textWrapping" w:clear="all"/>
+      </w:r>
+    </w:p>
+    <w:p/>
+    <w:p>
+      <w:r>
+        <w:br w:type="textWrapping" w:clear="all"/>
+      </w:r>
+    </w:p>
+    <w:p/>
+    <w:p/>
+    <w:p/>
+    <w:p/>
+    <w:p/>
+    <w:p/>
+    <w:p/>
+    <w:p/>
+    <w:p/>
+    <w:p/>
+    <w:p>
+      <w:pPr>
+        <w:pStyle w:val="Ttulo1"/>
+        <w:jc w:val="center"/>
+      </w:pPr>
+      <w:r>
+        <w:lastRenderedPageBreak/>
+        <w:t xml:space="preserve">Leccion 3: </w:t>
+      </w:r>
+      <w:r>
+        <w:t>Data Manipulation Languaje</w:t>
+      </w:r>
+    </w:p>
+    <w:p/>
+    <w:p>
+      <w:r>
+        <w:t xml:space="preserve">El DML es un subconjunto de SQL que permite insertar, actualizar, eliminar y consultar datos dentro de las tablas. </w:t>
+      </w:r>
+    </w:p>
+    <w:p>
+      <w:r>
+        <w:t xml:space="preserve">Las principales instrucciones son: </w:t>
+      </w:r>
+    </w:p>
+    <w:p>
+      <w:r>
+        <w:rPr>
+          <w:noProof/>
+        </w:rPr>
+        <w:drawing>
+          <wp:anchor distT="0" distB="0" distL="114300" distR="114300" simplePos="0" relativeHeight="251671552" behindDoc="0" locked="0" layoutInCell="1" allowOverlap="1">
+            <wp:simplePos x="1083733" y="5884333"/>
+            <wp:positionH relativeFrom="column">
+              <wp:align>left</wp:align>
+            </wp:positionH>
+            <wp:positionV relativeFrom="paragraph">
+              <wp:align>top</wp:align>
+            </wp:positionV>
+            <wp:extent cx="3833192" cy="708721"/>
+            <wp:effectExtent l="0" t="0" r="0" b="0"/>
+            <wp:wrapSquare wrapText="bothSides"/>
+            <wp:docPr id="203" name="Imagen 203"/>
+            <wp:cNvGraphicFramePr>
+              <a:graphicFrameLocks xmlns:a="http://schemas.openxmlformats.org/drawingml/2006/main" noChangeAspect="1"/>
+            </wp:cNvGraphicFramePr>
+            <a:graphic xmlns:a="http://schemas.openxmlformats.org/drawingml/2006/main">
+              <a:graphicData uri="http://schemas.openxmlformats.org/drawingml/2006/picture">
+                <pic:pic xmlns:pic="http://schemas.openxmlformats.org/drawingml/2006/picture">
+                  <pic:nvPicPr>
+                    <pic:cNvPr id="1" name=""/>
+                    <pic:cNvPicPr/>
+                  </pic:nvPicPr>
+                  <pic:blipFill>
+                    <a:blip r:embed="rId47">
+                      <a:extLst>
+                        <a:ext uri="{28A0092B-C50C-407E-A947-70E740481C1C}">
+                          <a14:useLocalDpi xmlns:a14="http://schemas.microsoft.com/office/drawing/2010/main" val="0"/>
+                        </a:ext>
+                      </a:extLst>
+                    </a:blip>
+                    <a:stretch>
+                      <a:fillRect/>
+                    </a:stretch>
+                  </pic:blipFill>
+                  <pic:spPr>
+                    <a:xfrm>
+                      <a:off x="0" y="0"/>
+                      <a:ext cx="3833192" cy="708721"/>
+                    </a:xfrm>
+                    <a:prstGeom prst="rect">
+                      <a:avLst/>
+                    </a:prstGeom>
+                  </pic:spPr>
+                </pic:pic>
+              </a:graphicData>
+            </a:graphic>
+          </wp:anchor>
+        </w:drawing>
+      </w:r>
+      <w:r>
+        <w:t xml:space="preserve">INSERT INTO </w:t>
+      </w:r>
+    </w:p>
+    <w:p/>
+    <w:p/>
+    <w:p>
+      <w:r>
+        <w:rPr>
+          <w:noProof/>
+        </w:rPr>
+        <w:drawing>
+          <wp:anchor distT="0" distB="0" distL="114300" distR="114300" simplePos="0" relativeHeight="251670528" behindDoc="0" locked="0" layoutInCell="1" allowOverlap="1" wp14:anchorId="301416DF" wp14:editId="0DBE30B9">
+            <wp:simplePos x="1083733" y="6993467"/>
+            <wp:positionH relativeFrom="column">
+              <wp:align>left</wp:align>
+            </wp:positionH>
+            <wp:positionV relativeFrom="paragraph">
+              <wp:align>top</wp:align>
+            </wp:positionV>
+            <wp:extent cx="2446232" cy="1333616"/>
+            <wp:effectExtent l="0" t="0" r="0" b="0"/>
+            <wp:wrapSquare wrapText="bothSides"/>
+            <wp:docPr id="204" name="Imagen 204"/>
+            <wp:cNvGraphicFramePr>
+              <a:graphicFrameLocks xmlns:a="http://schemas.openxmlformats.org/drawingml/2006/main" noChangeAspect="1"/>
+            </wp:cNvGraphicFramePr>
+            <a:graphic xmlns:a="http://schemas.openxmlformats.org/drawingml/2006/main">
+              <a:graphicData uri="http://schemas.openxmlformats.org/drawingml/2006/picture">
+                <pic:pic xmlns:pic="http://schemas.openxmlformats.org/drawingml/2006/picture">
+                  <pic:nvPicPr>
+                    <pic:cNvPr id="1" name=""/>
+                    <pic:cNvPicPr/>
+                  </pic:nvPicPr>
+                  <pic:blipFill>
+                    <a:blip r:embed="rId48">
+                      <a:extLst>
+                        <a:ext uri="{28A0092B-C50C-407E-A947-70E740481C1C}">
+                          <a14:useLocalDpi xmlns:a14="http://schemas.microsoft.com/office/drawing/2010/main" val="0"/>
+                        </a:ext>
+                      </a:extLst>
+                    </a:blip>
+                    <a:stretch>
+                      <a:fillRect/>
+                    </a:stretch>
+                  </pic:blipFill>
+                  <pic:spPr>
+                    <a:xfrm>
+                      <a:off x="0" y="0"/>
+                      <a:ext cx="2446232" cy="1333616"/>
+                    </a:xfrm>
+                    <a:prstGeom prst="rect">
+                      <a:avLst/>
+                    </a:prstGeom>
+                  </pic:spPr>
+                </pic:pic>
+              </a:graphicData>
+            </a:graphic>
+          </wp:anchor>
+        </w:drawing>
+      </w:r>
+      <w:r>
+        <w:t xml:space="preserve">UPDATE </w:t>
+      </w:r>
+    </w:p>
+    <w:p>
+      <w:r>
+        <w:t xml:space="preserve">Si uno no ocupa WHERE con UPDATE, cambiaríamos todos los valores de la tabla al indicado. </w:t>
+      </w:r>
+    </w:p>
+    <w:p/>
+    <w:p/>
+    <w:p/>
+    <w:p>
+      <w:r>
+        <w:rPr>
+          <w:noProof/>
+        </w:rPr>
+        <w:drawing>
+          <wp:anchor distT="0" distB="0" distL="114300" distR="114300" simplePos="0" relativeHeight="251672576" behindDoc="0" locked="0" layoutInCell="1" allowOverlap="1">
+            <wp:simplePos x="1083733" y="4461933"/>
+            <wp:positionH relativeFrom="column">
+              <wp:align>left</wp:align>
+            </wp:positionH>
+            <wp:positionV relativeFrom="paragraph">
+              <wp:align>top</wp:align>
+            </wp:positionV>
+            <wp:extent cx="2872989" cy="1028789"/>
+            <wp:effectExtent l="0" t="0" r="3810" b="0"/>
+            <wp:wrapSquare wrapText="bothSides"/>
+            <wp:docPr id="205" name="Imagen 205"/>
+            <wp:cNvGraphicFramePr>
+              <a:graphicFrameLocks xmlns:a="http://schemas.openxmlformats.org/drawingml/2006/main" noChangeAspect="1"/>
+            </wp:cNvGraphicFramePr>
+            <a:graphic xmlns:a="http://schemas.openxmlformats.org/drawingml/2006/main">
+              <a:graphicData uri="http://schemas.openxmlformats.org/drawingml/2006/picture">
+                <pic:pic xmlns:pic="http://schemas.openxmlformats.org/drawingml/2006/picture">
+                  <pic:nvPicPr>
+                    <pic:cNvPr id="1" name=""/>
+                    <pic:cNvPicPr/>
+                  </pic:nvPicPr>
+                  <pic:blipFill>
+                    <a:blip r:embed="rId49">
+                      <a:extLst>
+                        <a:ext uri="{28A0092B-C50C-407E-A947-70E740481C1C}">
+                          <a14:useLocalDpi xmlns:a14="http://schemas.microsoft.com/office/drawing/2010/main" val="0"/>
+                        </a:ext>
+                      </a:extLst>
+                    </a:blip>
+                    <a:stretch>
+                      <a:fillRect/>
+                    </a:stretch>
+                  </pic:blipFill>
+                  <pic:spPr>
+                    <a:xfrm>
+                      <a:off x="0" y="0"/>
+                      <a:ext cx="2872989" cy="1028789"/>
+                    </a:xfrm>
+                    <a:prstGeom prst="rect">
+                      <a:avLst/>
+                    </a:prstGeom>
+                  </pic:spPr>
+                </pic:pic>
+              </a:graphicData>
+            </a:graphic>
+          </wp:anchor>
+        </w:drawing>
+      </w:r>
+      <w:r>
+        <w:t xml:space="preserve">DELETE </w:t>
+      </w:r>
+    </w:p>
+    <w:p>
+      <w:r>
+        <w:t xml:space="preserve">Tambien hay que ocupar WHERE como filtro para indicar que queremos borrar. </w:t>
+      </w:r>
+      <w:r>
+        <w:br w:type="textWrapping" w:clear="all"/>
+      </w:r>
+      <w:r>
+        <w:br w:type="textWrapping" w:clear="all"/>
+      </w:r>
+    </w:p>
+    <w:p>
+      <w:r>
+        <w:t xml:space="preserve">Además del DML hay otros: </w:t>
+      </w:r>
+    </w:p>
+    <w:p>
+      <w:r>
+        <w:rPr>
+          <w:noProof/>
+        </w:rPr>
+        <w:drawing>
+          <wp:inline distT="0" distB="0" distL="0" distR="0" wp14:anchorId="083A8233" wp14:editId="47A18364">
+            <wp:extent cx="2802467" cy="2367976"/>
+            <wp:effectExtent l="0" t="0" r="0" b="0"/>
+            <wp:docPr id="202" name="Imagen 202"/>
+            <wp:cNvGraphicFramePr>
+              <a:graphicFrameLocks xmlns:a="http://schemas.openxmlformats.org/drawingml/2006/main" noChangeAspect="1"/>
+            </wp:cNvGraphicFramePr>
+            <a:graphic xmlns:a="http://schemas.openxmlformats.org/drawingml/2006/main">
+              <a:graphicData uri="http://schemas.openxmlformats.org/drawingml/2006/picture">
+                <pic:pic xmlns:pic="http://schemas.openxmlformats.org/drawingml/2006/picture">
+                  <pic:nvPicPr>
+                    <pic:cNvPr id="1" name=""/>
+                    <pic:cNvPicPr/>
+                  </pic:nvPicPr>
+                  <pic:blipFill>
+                    <a:blip r:embed="rId50"/>
+                    <a:stretch>
+                      <a:fillRect/>
+                    </a:stretch>
+                  </pic:blipFill>
+                  <pic:spPr>
+                    <a:xfrm>
+                      <a:off x="0" y="0"/>
+                      <a:ext cx="2815209" cy="2378742"/>
+                    </a:xfrm>
+                    <a:prstGeom prst="rect">
+                      <a:avLst/>
+                    </a:prstGeom>
+                  </pic:spPr>
+                </pic:pic>
+              </a:graphicData>
+            </a:graphic>
+          </wp:inline>
+        </w:drawing>
+      </w:r>
+    </w:p>
+    <w:p/>
+    <w:p>
+      <w:pPr>
+        <w:pStyle w:val="Ttulo2"/>
+      </w:pPr>
+      <w:r>
+        <w:lastRenderedPageBreak/>
+        <w:t xml:space="preserve">Secuencias </w:t>
+      </w:r>
+    </w:p>
+    <w:p>
+      <w:r>
+        <w:t xml:space="preserve">Cuando creo una tabla, generalmente necesito un valor numérico incremental, para usar como llave primaria por ejemplo, un numero de id. </w:t>
+      </w:r>
+    </w:p>
+    <w:p>
+      <w:r>
+        <w:t xml:space="preserve">Este se crea automáticamente usando secuencias: </w:t>
+      </w:r>
+    </w:p>
+    <w:p>
+      <w:r>
+        <w:rPr>
+          <w:noProof/>
+        </w:rPr>
+        <w:drawing>
+          <wp:inline distT="0" distB="0" distL="0" distR="0" wp14:anchorId="6916DB8F" wp14:editId="56F1BC39">
+            <wp:extent cx="3162574" cy="594412"/>
+            <wp:effectExtent l="0" t="0" r="0" b="0"/>
+            <wp:docPr id="206" name="Imagen 206"/>
+            <wp:cNvGraphicFramePr>
+              <a:graphicFrameLocks xmlns:a="http://schemas.openxmlformats.org/drawingml/2006/main" noChangeAspect="1"/>
+            </wp:cNvGraphicFramePr>
+            <a:graphic xmlns:a="http://schemas.openxmlformats.org/drawingml/2006/main">
+              <a:graphicData uri="http://schemas.openxmlformats.org/drawingml/2006/picture">
+                <pic:pic xmlns:pic="http://schemas.openxmlformats.org/drawingml/2006/picture">
+                  <pic:nvPicPr>
+                    <pic:cNvPr id="1" name=""/>
+                    <pic:cNvPicPr/>
+                  </pic:nvPicPr>
+                  <pic:blipFill>
+                    <a:blip r:embed="rId51"/>
+                    <a:stretch>
+                      <a:fillRect/>
+                    </a:stretch>
+                  </pic:blipFill>
+                  <pic:spPr>
+                    <a:xfrm>
+                      <a:off x="0" y="0"/>
+                      <a:ext cx="3162574" cy="594412"/>
+                    </a:xfrm>
+                    <a:prstGeom prst="rect">
+                      <a:avLst/>
+                    </a:prstGeom>
+                  </pic:spPr>
+                </pic:pic>
+              </a:graphicData>
+            </a:graphic>
+          </wp:inline>
+        </w:drawing>
+      </w:r>
+    </w:p>
+    <w:p>
+      <w:r>
+        <w:t xml:space="preserve">Y luego esta secuencia la uso para mi tabla: </w:t>
+      </w:r>
+    </w:p>
+    <w:p>
+      <w:r>
+        <w:rPr>
+          <w:noProof/>
+        </w:rPr>
+        <w:drawing>
+          <wp:inline distT="0" distB="0" distL="0" distR="0" wp14:anchorId="68C38096" wp14:editId="4E943976">
+            <wp:extent cx="3429297" cy="571550"/>
+            <wp:effectExtent l="0" t="0" r="0" b="0"/>
+            <wp:docPr id="207" name="Imagen 207"/>
+            <wp:cNvGraphicFramePr>
+              <a:graphicFrameLocks xmlns:a="http://schemas.openxmlformats.org/drawingml/2006/main" noChangeAspect="1"/>
+            </wp:cNvGraphicFramePr>
+            <a:graphic xmlns:a="http://schemas.openxmlformats.org/drawingml/2006/main">
+              <a:graphicData uri="http://schemas.openxmlformats.org/drawingml/2006/picture">
+                <pic:pic xmlns:pic="http://schemas.openxmlformats.org/drawingml/2006/picture">
+                  <pic:nvPicPr>
+                    <pic:cNvPr id="1" name=""/>
+                    <pic:cNvPicPr/>
+                  </pic:nvPicPr>
+                  <pic:blipFill>
+                    <a:blip r:embed="rId52"/>
+                    <a:stretch>
+                      <a:fillRect/>
+                    </a:stretch>
+                  </pic:blipFill>
+                  <pic:spPr>
+                    <a:xfrm>
+                      <a:off x="0" y="0"/>
+                      <a:ext cx="3429297" cy="571550"/>
+                    </a:xfrm>
+                    <a:prstGeom prst="rect">
+                      <a:avLst/>
+                    </a:prstGeom>
+                  </pic:spPr>
+                </pic:pic>
+              </a:graphicData>
+            </a:graphic>
+          </wp:inline>
+        </w:drawing>
+      </w:r>
+    </w:p>
+    <w:p>
+      <w:r>
+        <w:t xml:space="preserve">Si lo hago ocupando la instrucción SERIAL esto se hace de manera automática. </w:t>
+      </w:r>
+    </w:p>
+    <w:p>
+      <w:pPr>
+        <w:pStyle w:val="Ttulo2"/>
+      </w:pPr>
+      <w:r>
+        <w:t xml:space="preserve">Restricciones </w:t>
+      </w:r>
+    </w:p>
+    <w:p>
+      <w:r>
+        <w:t xml:space="preserve">Al crear una tabla siempre tengo ciertas restricciones: </w:t>
+      </w:r>
+    </w:p>
+    <w:p>
+      <w:pPr>
+        <w:pStyle w:val="Prrafodelista"/>
+        <w:numPr>
+          <w:ilvl w:val="0"/>
+          <w:numId w:val="4"/>
+        </w:numPr>
+      </w:pPr>
+      <w:r>
+        <w:t xml:space="preserve">Primary key debe ser un valor único y no nulo </w:t>
+      </w:r>
+    </w:p>
+    <w:p>
+      <w:pPr>
+        <w:pStyle w:val="Prrafodelista"/>
+        <w:numPr>
+          <w:ilvl w:val="0"/>
+          <w:numId w:val="4"/>
+        </w:numPr>
+      </w:pPr>
+      <w:r>
+        <w:t xml:space="preserve">Foreign key da la </w:t>
+      </w:r>
+      <w:r>
+        <w:t xml:space="preserve">relación con otra tabla </w:t>
+      </w:r>
+    </w:p>
+    <w:p>
+      <w:r>
+        <w:t xml:space="preserve">Puedo usar ciertas instrucciones para indicar esto: </w:t>
+      </w:r>
+    </w:p>
+    <w:p>
+      <w:pPr>
+        <w:pStyle w:val="Prrafodelista"/>
+        <w:numPr>
+          <w:ilvl w:val="0"/>
+          <w:numId w:val="4"/>
+        </w:numPr>
+      </w:pPr>
+      <w:r>
+        <w:t xml:space="preserve">NOT NULL para indicar que no puedo tener vacíos. </w:t>
+      </w:r>
+    </w:p>
+    <w:p>
+      <w:pPr>
+        <w:pStyle w:val="Prrafodelista"/>
+        <w:numPr>
+          <w:ilvl w:val="0"/>
+          <w:numId w:val="4"/>
+        </w:numPr>
+      </w:pPr>
+      <w:r>
+        <w:t xml:space="preserve">UNIQUE para que no se permitan duplicados en una columna </w:t>
+      </w:r>
+    </w:p>
+    <w:p>
+      <w:pPr>
+        <w:pStyle w:val="Prrafodelista"/>
+        <w:numPr>
+          <w:ilvl w:val="0"/>
+          <w:numId w:val="4"/>
+        </w:numPr>
+      </w:pPr>
+      <w:r>
+        <w:t xml:space="preserve">DEFAULT para indicar un valor por defecto si no se especifica uno </w:t>
+      </w:r>
+    </w:p>
+    <w:p/>
+    <w:p/>
+    <w:p/>
+    <w:p/>
+    <w:p/>
+    <w:p/>
+    <w:p/>
+    <w:p/>
+    <w:p/>
+    <w:p/>
+    <w:p/>
+    <w:p/>
+    <w:p>
+      <w:pPr>
+        <w:pStyle w:val="Ttulo2"/>
+      </w:pPr>
+      <w:r>
+        <w:lastRenderedPageBreak/>
+        <w:t>Más</w:t>
+      </w:r>
+      <w:r>
+        <w:t xml:space="preserve"> ejercicios </w:t>
+      </w:r>
+    </w:p>
+    <w:p>
+      <w:pPr>
+        <w:rPr>
+          <w:b/>
+        </w:rPr>
+      </w:pPr>
+      <w:r>
+        <w:rPr>
+          <w:b/>
+        </w:rPr>
+        <w:t xml:space="preserve">Primero crearemos una nueva tabla </w:t>
+      </w:r>
+    </w:p>
+    <w:p>
+      <w:r>
+        <w:rPr>
+          <w:noProof/>
+        </w:rPr>
+        <w:drawing>
+          <wp:inline distT="0" distB="0" distL="0" distR="0" wp14:anchorId="1ACB0610" wp14:editId="13CF372E">
+            <wp:extent cx="5973950" cy="2209800"/>
+            <wp:effectExtent l="0" t="0" r="8255" b="0"/>
+            <wp:docPr id="208" name="Imagen 208"/>
+            <wp:cNvGraphicFramePr>
+              <a:graphicFrameLocks xmlns:a="http://schemas.openxmlformats.org/drawingml/2006/main" noChangeAspect="1"/>
+            </wp:cNvGraphicFramePr>
+            <a:graphic xmlns:a="http://schemas.openxmlformats.org/drawingml/2006/main">
+              <a:graphicData uri="http://schemas.openxmlformats.org/drawingml/2006/picture">
+                <pic:pic xmlns:pic="http://schemas.openxmlformats.org/drawingml/2006/picture">
+                  <pic:nvPicPr>
+                    <pic:cNvPr id="1" name=""/>
+                    <pic:cNvPicPr/>
+                  </pic:nvPicPr>
+                  <pic:blipFill>
+                    <a:blip r:embed="rId53"/>
+                    <a:stretch>
+                      <a:fillRect/>
+                    </a:stretch>
+                  </pic:blipFill>
+                  <pic:spPr>
+                    <a:xfrm>
+                      <a:off x="0" y="0"/>
+                      <a:ext cx="6008243" cy="2222485"/>
+                    </a:xfrm>
+                    <a:prstGeom prst="rect">
+                      <a:avLst/>
+                    </a:prstGeom>
+                  </pic:spPr>
+                </pic:pic>
+              </a:graphicData>
+            </a:graphic>
+          </wp:inline>
+        </w:drawing>
+      </w:r>
+    </w:p>
+    <w:p>
+      <w:r>
+        <w:t xml:space="preserve">Con esta instrucción hacemos lo siguiente: </w:t>
+      </w:r>
+    </w:p>
+    <w:p>
+      <w:pPr>
+        <w:pStyle w:val="Prrafodelista"/>
+        <w:numPr>
+          <w:ilvl w:val="0"/>
+          <w:numId w:val="4"/>
+        </w:numPr>
+      </w:pPr>
+      <w:r>
+        <w:t xml:space="preserve">Creamos la tabla compras donde la id_compra va a ser la primary key y será un numero correlativo generado con SERIAL </w:t>
+      </w:r>
+    </w:p>
+    <w:p>
+      <w:pPr>
+        <w:pStyle w:val="Prrafodelista"/>
+        <w:numPr>
+          <w:ilvl w:val="0"/>
+          <w:numId w:val="4"/>
+        </w:numPr>
+      </w:pPr>
+      <w:r>
+        <w:t xml:space="preserve">Id_cliente será un integer, que no puede ser nulo. Al usar REFERENCES e indicar el dato de otra tabla, indicamos que es una FOREIGN KEY que nos relaciona ambas. </w:t>
+      </w:r>
+    </w:p>
+    <w:p>
+      <w:pPr>
+        <w:pStyle w:val="Prrafodelista"/>
+        <w:numPr>
+          <w:ilvl w:val="0"/>
+          <w:numId w:val="4"/>
+        </w:numPr>
+      </w:pPr>
+      <w:r>
+        <w:t xml:space="preserve">Id_producto igual que antes será un integer que no puede ser nulo y que referencia a el id del producto de la tabla producto </w:t>
+      </w:r>
+    </w:p>
+    <w:p>
+      <w:pPr>
+        <w:pStyle w:val="Prrafodelista"/>
+        <w:numPr>
+          <w:ilvl w:val="0"/>
+          <w:numId w:val="4"/>
+        </w:numPr>
+      </w:pPr>
+      <w:r>
+        <w:t>Cantidad debe ser un integer no nulo y con la condicion de que debe ser mayor que cero, la cual se revisa usando CHECK</w:t>
+      </w:r>
+    </w:p>
+    <w:p>
+      <w:pPr>
+        <w:pStyle w:val="Prrafodelista"/>
+        <w:numPr>
+          <w:ilvl w:val="0"/>
+          <w:numId w:val="4"/>
+        </w:numPr>
+      </w:pPr>
+      <w:r>
+        <w:t xml:space="preserve">Fecha será de tipo DATE y se dara por default la fecha en que se realice el registro </w:t>
+      </w:r>
+    </w:p>
+    <w:p>
+      <w:pPr>
+        <w:pStyle w:val="Prrafodelista"/>
+        <w:numPr>
+          <w:ilvl w:val="0"/>
+          <w:numId w:val="4"/>
+        </w:numPr>
+      </w:pPr>
+      <w:r>
+        <w:t xml:space="preserve">Numero_factura será un string de 20 caracteres </w:t>
+      </w:r>
+    </w:p>
+    <w:p>
+      <w:r>
+        <w:t>Con esta tabla ya estamos relacionando tres tablas: clientes con productos con compras. Además productos se relaciona con categoría</w:t>
+      </w:r>
+      <w:r>
+        <w:t xml:space="preserve">. </w:t>
+      </w:r>
+    </w:p>
+    <w:p>
+      <w:r>
+        <w:rPr>
+          <w:noProof/>
+        </w:rPr>
+        <w:drawing>
+          <wp:inline distT="0" distB="0" distL="0" distR="0" wp14:anchorId="2A903CD3" wp14:editId="7AF1E008">
+            <wp:extent cx="5612130" cy="1517015"/>
+            <wp:effectExtent l="0" t="0" r="7620" b="6985"/>
+            <wp:docPr id="209" name="Imagen 209"/>
+            <wp:cNvGraphicFramePr>
+              <a:graphicFrameLocks xmlns:a="http://schemas.openxmlformats.org/drawingml/2006/main" noChangeAspect="1"/>
+            </wp:cNvGraphicFramePr>
+            <a:graphic xmlns:a="http://schemas.openxmlformats.org/drawingml/2006/main">
+              <a:graphicData uri="http://schemas.openxmlformats.org/drawingml/2006/picture">
+                <pic:pic xmlns:pic="http://schemas.openxmlformats.org/drawingml/2006/picture">
+                  <pic:nvPicPr>
+                    <pic:cNvPr id="1" name=""/>
+                    <pic:cNvPicPr/>
+                  </pic:nvPicPr>
+                  <pic:blipFill>
+                    <a:blip r:embed="rId54"/>
+                    <a:stretch>
+                      <a:fillRect/>
+                    </a:stretch>
+                  </pic:blipFill>
+                  <pic:spPr>
+                    <a:xfrm>
+                      <a:off x="0" y="0"/>
+                      <a:ext cx="5612130" cy="1517015"/>
+                    </a:xfrm>
+                    <a:prstGeom prst="rect">
+                      <a:avLst/>
+                    </a:prstGeom>
+                  </pic:spPr>
+                </pic:pic>
+              </a:graphicData>
+            </a:graphic>
+          </wp:inline>
+        </w:drawing>
+      </w:r>
+    </w:p>
+    <w:p>
+      <w:r>
+        <w:t xml:space="preserve">Con esta instrucción agregue datos a la tabla compras. </w:t>
+      </w:r>
+    </w:p>
+    <w:p/>
+    <w:p/>
+    <w:p/>
+    <w:p>
+      <w:pPr>
+        <w:spacing w:after="0" w:line="240" w:lineRule="auto"/>
+        <w:rPr>
+          <w:rFonts w:ascii="Times New Roman" w:eastAsia="Times New Roman" w:hAnsi="Times New Roman" w:cs="Times New Roman"/>
+          <w:b/>
+          <w:sz w:val="24"/>
+          <w:szCs w:val="24"/>
+        </w:rPr>
+      </w:pPr>
+      <w:r>
+        <w:rPr>
+          <w:rFonts w:ascii="Times New Roman" w:eastAsia="Times New Roman" w:hAnsi="Times New Roman" w:cs="Times New Roman"/>
+          <w:b/>
+          <w:sz w:val="24"/>
+          <w:szCs w:val="24"/>
+        </w:rPr>
+        <w:lastRenderedPageBreak/>
+        <w:t xml:space="preserve">Quiero saber los </w:t>
+      </w:r>
+      <w:r>
+        <w:rPr>
+          <w:rFonts w:ascii="Times New Roman" w:eastAsia="Times New Roman" w:hAnsi="Times New Roman" w:cs="Times New Roman"/>
+          <w:b/>
+          <w:sz w:val="24"/>
+          <w:szCs w:val="24"/>
+        </w:rPr>
+        <w:t xml:space="preserve">nombres de los clientes que han hecho compras de precio sobre </w:t>
+      </w:r>
+      <w:r>
+        <w:rPr>
+          <w:rFonts w:ascii="Times New Roman" w:eastAsia="Times New Roman" w:hAnsi="Times New Roman" w:cs="Times New Roman"/>
+          <w:b/>
+          <w:sz w:val="24"/>
+          <w:szCs w:val="24"/>
+        </w:rPr>
+        <w:t>$</w:t>
+      </w:r>
+      <w:r>
+        <w:rPr>
+          <w:rFonts w:ascii="Times New Roman" w:eastAsia="Times New Roman" w:hAnsi="Times New Roman" w:cs="Times New Roman"/>
+          <w:b/>
+          <w:sz w:val="24"/>
+          <w:szCs w:val="24"/>
+        </w:rPr>
+        <w:t>100</w:t>
+      </w:r>
+      <w:r>
+        <w:rPr>
+          <w:rFonts w:ascii="Times New Roman" w:eastAsia="Times New Roman" w:hAnsi="Times New Roman" w:cs="Times New Roman"/>
+          <w:b/>
+          <w:sz w:val="24"/>
+          <w:szCs w:val="24"/>
+        </w:rPr>
+        <w:t xml:space="preserve">. </w:t>
+      </w:r>
+    </w:p>
+    <w:p>
+      <w:pPr>
+        <w:spacing w:after="0" w:line="240" w:lineRule="auto"/>
+        <w:rPr>
+          <w:rFonts w:ascii="Times New Roman" w:eastAsia="Times New Roman" w:hAnsi="Times New Roman" w:cs="Times New Roman"/>
+          <w:sz w:val="24"/>
+          <w:szCs w:val="24"/>
+        </w:rPr>
+      </w:pPr>
+    </w:p>
+    <w:p>
+      <w:pPr>
+        <w:spacing w:after="0" w:line="240" w:lineRule="auto"/>
+        <w:rPr>
+          <w:rFonts w:ascii="Times New Roman" w:eastAsia="Times New Roman" w:hAnsi="Times New Roman" w:cs="Times New Roman"/>
+          <w:sz w:val="24"/>
+          <w:szCs w:val="24"/>
+        </w:rPr>
+      </w:pPr>
+      <w:r>
+        <w:rPr>
+          <w:rFonts w:ascii="Times New Roman" w:eastAsia="Times New Roman" w:hAnsi="Times New Roman" w:cs="Times New Roman"/>
+          <w:noProof/>
+          <w:sz w:val="24"/>
+          <w:szCs w:val="24"/>
+        </w:rPr>
+        <w:drawing>
+          <wp:anchor distT="0" distB="0" distL="114300" distR="114300" simplePos="0" relativeHeight="251673600" behindDoc="0" locked="0" layoutInCell="1" allowOverlap="1">
+            <wp:simplePos x="1083733" y="1253067"/>
+            <wp:positionH relativeFrom="margin">
+              <wp:align>left</wp:align>
+            </wp:positionH>
+            <wp:positionV relativeFrom="paragraph">
+              <wp:align>top</wp:align>
+            </wp:positionV>
+            <wp:extent cx="2995930" cy="3665220"/>
+            <wp:effectExtent l="0" t="0" r="0" b="0"/>
+            <wp:wrapSquare wrapText="bothSides"/>
+            <wp:docPr id="212" name="Imagen 212"/>
+            <wp:cNvGraphicFramePr>
+              <a:graphicFrameLocks xmlns:a="http://schemas.openxmlformats.org/drawingml/2006/main" noChangeAspect="1"/>
+            </wp:cNvGraphicFramePr>
+            <a:graphic xmlns:a="http://schemas.openxmlformats.org/drawingml/2006/main">
+              <a:graphicData uri="http://schemas.openxmlformats.org/drawingml/2006/picture">
+                <pic:pic xmlns:pic="http://schemas.openxmlformats.org/drawingml/2006/picture">
+                  <pic:nvPicPr>
+                    <pic:cNvPr id="1" name=""/>
+                    <pic:cNvPicPr/>
+                  </pic:nvPicPr>
+                  <pic:blipFill>
+                    <a:blip r:embed="rId55">
+                      <a:extLst>
+                        <a:ext uri="{28A0092B-C50C-407E-A947-70E740481C1C}">
+                          <a14:useLocalDpi xmlns:a14="http://schemas.microsoft.com/office/drawing/2010/main" val="0"/>
+                        </a:ext>
+                      </a:extLst>
+                    </a:blip>
+                    <a:stretch>
+                      <a:fillRect/>
+                    </a:stretch>
+                  </pic:blipFill>
+                  <pic:spPr>
+                    <a:xfrm>
+                      <a:off x="0" y="0"/>
+                      <a:ext cx="2995930" cy="3665220"/>
+                    </a:xfrm>
+                    <a:prstGeom prst="rect">
+                      <a:avLst/>
+                    </a:prstGeom>
+                  </pic:spPr>
+                </pic:pic>
+              </a:graphicData>
+            </a:graphic>
+          </wp:anchor>
+        </w:drawing>
+      </w:r>
+      <w:r>
+        <w:rPr>
+          <w:rFonts w:ascii="Times New Roman" w:eastAsia="Times New Roman" w:hAnsi="Times New Roman" w:cs="Times New Roman"/>
+          <w:sz w:val="24"/>
+          <w:szCs w:val="24"/>
+        </w:rPr>
+        <w:t xml:space="preserve">Acá lo hice usando una consulta anidada. </w:t>
+      </w:r>
+      <w:r>
+        <w:rPr>
+          <w:rFonts w:ascii="Times New Roman" w:eastAsia="Times New Roman" w:hAnsi="Times New Roman" w:cs="Times New Roman"/>
+          <w:sz w:val="24"/>
+          <w:szCs w:val="24"/>
+        </w:rPr>
+        <w:br w:type="textWrapping" w:clear="all"/>
+      </w:r>
+    </w:p>
+    <w:p>
+      <w:pPr>
+        <w:spacing w:after="0" w:line="240" w:lineRule="auto"/>
+        <w:rPr>
+          <w:rFonts w:ascii="Times New Roman" w:eastAsia="Times New Roman" w:hAnsi="Times New Roman" w:cs="Times New Roman"/>
+          <w:sz w:val="24"/>
+          <w:szCs w:val="24"/>
+        </w:rPr>
+      </w:pPr>
+      <w:r>
+        <w:rPr>
+          <w:rFonts w:ascii="Times New Roman" w:eastAsia="Times New Roman" w:hAnsi="Times New Roman" w:cs="Times New Roman"/>
+          <w:noProof/>
+          <w:sz w:val="24"/>
+          <w:szCs w:val="24"/>
+        </w:rPr>
+        <w:drawing>
+          <wp:anchor distT="0" distB="0" distL="114300" distR="114300" simplePos="0" relativeHeight="251674624" behindDoc="0" locked="0" layoutInCell="1" allowOverlap="1">
+            <wp:simplePos x="1083733" y="5088467"/>
+            <wp:positionH relativeFrom="column">
+              <wp:align>left</wp:align>
+            </wp:positionH>
+            <wp:positionV relativeFrom="paragraph">
+              <wp:align>top</wp:align>
+            </wp:positionV>
+            <wp:extent cx="3171952" cy="3733800"/>
+            <wp:effectExtent l="0" t="0" r="9525" b="0"/>
+            <wp:wrapSquare wrapText="bothSides"/>
+            <wp:docPr id="214" name="Imagen 214"/>
+            <wp:cNvGraphicFramePr>
+              <a:graphicFrameLocks xmlns:a="http://schemas.openxmlformats.org/drawingml/2006/main" noChangeAspect="1"/>
+            </wp:cNvGraphicFramePr>
+            <a:graphic xmlns:a="http://schemas.openxmlformats.org/drawingml/2006/main">
+              <a:graphicData uri="http://schemas.openxmlformats.org/drawingml/2006/picture">
+                <pic:pic xmlns:pic="http://schemas.openxmlformats.org/drawingml/2006/picture">
+                  <pic:nvPicPr>
+                    <pic:cNvPr id="1" name=""/>
+                    <pic:cNvPicPr/>
+                  </pic:nvPicPr>
+                  <pic:blipFill>
+                    <a:blip r:embed="rId56">
+                      <a:extLst>
+                        <a:ext uri="{28A0092B-C50C-407E-A947-70E740481C1C}">
+                          <a14:useLocalDpi xmlns:a14="http://schemas.microsoft.com/office/drawing/2010/main" val="0"/>
+                        </a:ext>
+                      </a:extLst>
+                    </a:blip>
+                    <a:stretch>
+                      <a:fillRect/>
+                    </a:stretch>
+                  </pic:blipFill>
+                  <pic:spPr>
+                    <a:xfrm>
+                      <a:off x="0" y="0"/>
+                      <a:ext cx="3171952" cy="3733800"/>
+                    </a:xfrm>
+                    <a:prstGeom prst="rect">
+                      <a:avLst/>
+                    </a:prstGeom>
+                  </pic:spPr>
+                </pic:pic>
+              </a:graphicData>
+            </a:graphic>
+          </wp:anchor>
+        </w:drawing>
+      </w:r>
+      <w:r>
+        <w:rPr>
+          <w:rFonts w:ascii="Times New Roman" w:eastAsia="Times New Roman" w:hAnsi="Times New Roman" w:cs="Times New Roman"/>
+          <w:sz w:val="24"/>
+          <w:szCs w:val="24"/>
+        </w:rPr>
+        <w:t xml:space="preserve">Pero también se podía hacer con un JOIN </w:t>
+      </w:r>
+      <w:r>
+        <w:rPr>
+          <w:rFonts w:ascii="Times New Roman" w:eastAsia="Times New Roman" w:hAnsi="Times New Roman" w:cs="Times New Roman"/>
+          <w:sz w:val="24"/>
+          <w:szCs w:val="24"/>
+        </w:rPr>
+        <w:br w:type="textWrapping" w:clear="all"/>
+      </w:r>
+    </w:p>
+    <w:p>
+      <w:pPr>
+        <w:spacing w:after="0" w:line="240" w:lineRule="auto"/>
+        <w:rPr>
+          <w:rFonts w:ascii="Times New Roman" w:eastAsia="Times New Roman" w:hAnsi="Times New Roman" w:cs="Times New Roman"/>
+          <w:sz w:val="24"/>
+          <w:szCs w:val="24"/>
+        </w:rPr>
+      </w:pPr>
+      <w:r>
+        <w:rPr>
+          <w:rFonts w:ascii="Times New Roman" w:eastAsia="Times New Roman" w:hAnsi="Times New Roman" w:cs="Times New Roman"/>
+          <w:noProof/>
+          <w:sz w:val="24"/>
+          <w:szCs w:val="24"/>
+        </w:rPr>
+        <w:lastRenderedPageBreak/>
+        <w:drawing>
+          <wp:inline distT="0" distB="0" distL="0" distR="0" wp14:anchorId="54BB8233" wp14:editId="7386EED1">
+            <wp:extent cx="5612130" cy="4055110"/>
+            <wp:effectExtent l="0" t="0" r="7620" b="2540"/>
+            <wp:docPr id="210" name="Imagen 210"/>
+            <wp:cNvGraphicFramePr>
+              <a:graphicFrameLocks xmlns:a="http://schemas.openxmlformats.org/drawingml/2006/main" noChangeAspect="1"/>
+            </wp:cNvGraphicFramePr>
+            <a:graphic xmlns:a="http://schemas.openxmlformats.org/drawingml/2006/main">
+              <a:graphicData uri="http://schemas.openxmlformats.org/drawingml/2006/picture">
+                <pic:pic xmlns:pic="http://schemas.openxmlformats.org/drawingml/2006/picture">
+                  <pic:nvPicPr>
+                    <pic:cNvPr id="1" name=""/>
+                    <pic:cNvPicPr/>
+                  </pic:nvPicPr>
+                  <pic:blipFill>
+                    <a:blip r:embed="rId57"/>
+                    <a:stretch>
+                      <a:fillRect/>
+                    </a:stretch>
+                  </pic:blipFill>
+                  <pic:spPr>
+                    <a:xfrm>
+                      <a:off x="0" y="0"/>
+                      <a:ext cx="5612130" cy="4055110"/>
+                    </a:xfrm>
+                    <a:prstGeom prst="rect">
+                      <a:avLst/>
+                    </a:prstGeom>
+                  </pic:spPr>
+                </pic:pic>
+              </a:graphicData>
+            </a:graphic>
+          </wp:inline>
+        </w:drawing>
+      </w:r>
+    </w:p>
+    <w:p/>
+    <w:p/>
+    <w:p/>
+    <w:p/>
+    <w:p/>
+    <w:p/>
+    <w:p/>
+    <w:p/>
+    <w:p/>
+    <w:p/>
+    <w:p/>
+    <w:p/>
+    <w:p/>
+    <w:p/>
+    <w:p/>
+    <w:p>
+      <w:pPr>
+        <w:pStyle w:val="Ttulo2"/>
+      </w:pPr>
+      <w:r>
+        <w:lastRenderedPageBreak/>
+        <w:t xml:space="preserve">Ejercicios clase 56 </w:t>
+      </w:r>
+    </w:p>
+    <w:p>
+      <w:pPr>
+        <w:rPr>
+          <w:b/>
+        </w:rPr>
+      </w:pPr>
+      <w:r>
+        <w:rPr>
+          <w:b/>
+        </w:rPr>
+        <w:t xml:space="preserve">Muestra una lista de todas las compras realizadas, incluyendo: </w:t>
+      </w:r>
+    </w:p>
+    <w:p>
+      <w:pPr>
+        <w:pStyle w:val="Prrafodelista"/>
+        <w:numPr>
+          <w:ilvl w:val="0"/>
+          <w:numId w:val="4"/>
+        </w:numPr>
+      </w:pPr>
+      <w:r>
+        <w:t xml:space="preserve">Número de factura </w:t>
+      </w:r>
+    </w:p>
+    <w:p>
+      <w:pPr>
+        <w:pStyle w:val="Prrafodelista"/>
+        <w:numPr>
+          <w:ilvl w:val="0"/>
+          <w:numId w:val="4"/>
+        </w:numPr>
+      </w:pPr>
+      <w:r>
+        <w:t xml:space="preserve">Nombre del cliente </w:t>
+      </w:r>
+    </w:p>
+    <w:p>
+      <w:pPr>
+        <w:pStyle w:val="Prrafodelista"/>
+        <w:numPr>
+          <w:ilvl w:val="0"/>
+          <w:numId w:val="4"/>
+        </w:numPr>
+      </w:pPr>
+      <w:r>
+        <w:t xml:space="preserve">Nombre del producto </w:t>
+      </w:r>
+    </w:p>
+    <w:p>
+      <w:pPr>
+        <w:pStyle w:val="Prrafodelista"/>
+        <w:numPr>
+          <w:ilvl w:val="0"/>
+          <w:numId w:val="4"/>
+        </w:numPr>
+      </w:pPr>
+      <w:r>
+        <w:t xml:space="preserve">Cantidad comprada </w:t>
+      </w:r>
+    </w:p>
+    <w:p>
+      <w:pPr>
+        <w:pStyle w:val="Prrafodelista"/>
+        <w:numPr>
+          <w:ilvl w:val="0"/>
+          <w:numId w:val="4"/>
+        </w:numPr>
+      </w:pPr>
+      <w:r>
+        <w:t xml:space="preserve">Total de la compra </w:t>
+      </w:r>
+    </w:p>
+    <w:p>
+      <w:pPr>
+        <w:pStyle w:val="Prrafodelista"/>
+        <w:numPr>
+          <w:ilvl w:val="0"/>
+          <w:numId w:val="4"/>
+        </w:numPr>
+      </w:pPr>
+      <w:r>
+        <w:t xml:space="preserve">Fecha de compra </w:t>
+      </w:r>
+    </w:p>
+    <w:p>
+      <w:r>
+        <w:t>Usa INNER JOIN para unir las 3 tablas.</w:t>
+      </w:r>
+    </w:p>
+    <w:p>
+      <w:r>
+        <w:rPr>
+          <w:noProof/>
+        </w:rPr>
+        <w:drawing>
+          <wp:inline distT="0" distB="0" distL="0" distR="0" wp14:anchorId="37709C91" wp14:editId="6979F58A">
+            <wp:extent cx="5612130" cy="3307080"/>
+            <wp:effectExtent l="0" t="0" r="7620" b="7620"/>
+            <wp:docPr id="198" name="Imagen 198"/>
+            <wp:cNvGraphicFramePr>
+              <a:graphicFrameLocks xmlns:a="http://schemas.openxmlformats.org/drawingml/2006/main" noChangeAspect="1"/>
+            </wp:cNvGraphicFramePr>
+            <a:graphic xmlns:a="http://schemas.openxmlformats.org/drawingml/2006/main">
+              <a:graphicData uri="http://schemas.openxmlformats.org/drawingml/2006/picture">
+                <pic:pic xmlns:pic="http://schemas.openxmlformats.org/drawingml/2006/picture">
+                  <pic:nvPicPr>
+                    <pic:cNvPr id="1" name=""/>
+                    <pic:cNvPicPr/>
+                  </pic:nvPicPr>
+                  <pic:blipFill>
+                    <a:blip r:embed="rId58"/>
+                    <a:stretch>
+                      <a:fillRect/>
+                    </a:stretch>
+                  </pic:blipFill>
+                  <pic:spPr>
+                    <a:xfrm>
+                      <a:off x="0" y="0"/>
+                      <a:ext cx="5612130" cy="3307080"/>
+                    </a:xfrm>
+                    <a:prstGeom prst="rect">
+                      <a:avLst/>
+                    </a:prstGeom>
+                  </pic:spPr>
+                </pic:pic>
+              </a:graphicData>
+            </a:graphic>
+          </wp:inline>
+        </w:drawing>
+      </w:r>
+    </w:p>
+    <w:p/>
+    <w:p/>
+    <w:p/>
+    <w:p/>
+    <w:p/>
+    <w:p/>
+    <w:p/>
+    <w:p/>
+    <w:p/>
+    <w:p>
+      <w:pPr>
+        <w:rPr>
+          <w:b/>
+        </w:rPr>
+      </w:pPr>
+      <w:r>
+        <w:rPr>
+          <w:b/>
+        </w:rPr>
+        <w:lastRenderedPageBreak/>
+        <w:t>Usando LEFT JOIN</w:t>
+      </w:r>
+      <w:r>
+        <w:rPr>
+          <w:b/>
+        </w:rPr>
+        <w:t xml:space="preserve">/RIGHT JOIN </w:t>
+      </w:r>
+      <w:r>
+        <w:rPr>
+          <w:b/>
+        </w:rPr>
+        <w:t xml:space="preserve"> l</w:t>
+      </w:r>
+      <w:r>
+        <w:rPr>
+          <w:b/>
+        </w:rPr>
+        <w:t>ista TODOS los clientes y las compras que han realizado (si las tienen)</w:t>
+      </w:r>
+    </w:p>
+    <w:p>
+      <w:pPr>
+        <w:pStyle w:val="Prrafodelista"/>
+        <w:numPr>
+          <w:ilvl w:val="0"/>
+          <w:numId w:val="4"/>
+        </w:numPr>
+      </w:pPr>
+      <w:r>
+        <w:t>Nombre del cliente</w:t>
+      </w:r>
+    </w:p>
+    <w:p>
+      <w:pPr>
+        <w:pStyle w:val="Prrafodelista"/>
+        <w:numPr>
+          <w:ilvl w:val="0"/>
+          <w:numId w:val="4"/>
+        </w:numPr>
+      </w:pPr>
+      <w:r>
+        <w:t xml:space="preserve">Número de factura (si existe) </w:t>
+      </w:r>
+    </w:p>
+    <w:p>
+      <w:pPr>
+        <w:pStyle w:val="Prrafodelista"/>
+        <w:numPr>
+          <w:ilvl w:val="0"/>
+          <w:numId w:val="4"/>
+        </w:numPr>
+      </w:pPr>
+      <w:r>
+        <w:t>Total de compra (si existe)</w:t>
+      </w:r>
+    </w:p>
+    <w:p>
+      <w:pPr>
+        <w:pStyle w:val="Prrafodelista"/>
+        <w:numPr>
+          <w:ilvl w:val="0"/>
+          <w:numId w:val="4"/>
+        </w:numPr>
+      </w:pPr>
+      <w:r>
+        <w:t>Si no tiene compras, mostrar "Sin compras" en lugar del número de factura</w:t>
+      </w:r>
+    </w:p>
+    <w:p>
+      <w:pPr>
+        <w:pStyle w:val="Prrafodelista"/>
+      </w:pPr>
+    </w:p>
+    <w:p>
+      <w:r>
+        <w:rPr>
+          <w:noProof/>
+        </w:rPr>
+        <w:drawing>
+          <wp:inline distT="0" distB="0" distL="0" distR="0" wp14:anchorId="5F344527" wp14:editId="0A950603">
+            <wp:extent cx="4495800" cy="4192939"/>
+            <wp:effectExtent l="0" t="0" r="0" b="0"/>
+            <wp:docPr id="216" name="Imagen 216"/>
+            <wp:cNvGraphicFramePr>
+              <a:graphicFrameLocks xmlns:a="http://schemas.openxmlformats.org/drawingml/2006/main" noChangeAspect="1"/>
+            </wp:cNvGraphicFramePr>
+            <a:graphic xmlns:a="http://schemas.openxmlformats.org/drawingml/2006/main">
+              <a:graphicData uri="http://schemas.openxmlformats.org/drawingml/2006/picture">
+                <pic:pic xmlns:pic="http://schemas.openxmlformats.org/drawingml/2006/picture">
+                  <pic:nvPicPr>
+                    <pic:cNvPr id="1" name=""/>
+                    <pic:cNvPicPr/>
+                  </pic:nvPicPr>
+                  <pic:blipFill>
+                    <a:blip r:embed="rId59"/>
+                    <a:stretch>
+                      <a:fillRect/>
+                    </a:stretch>
+                  </pic:blipFill>
+                  <pic:spPr>
+                    <a:xfrm>
+                      <a:off x="0" y="0"/>
+                      <a:ext cx="4501760" cy="4198497"/>
+                    </a:xfrm>
+                    <a:prstGeom prst="rect">
+                      <a:avLst/>
+                    </a:prstGeom>
+                  </pic:spPr>
+                </pic:pic>
+              </a:graphicData>
+            </a:graphic>
+          </wp:inline>
+        </w:drawing>
+      </w:r>
+    </w:p>
+    <w:p>
+      <w:r>
+        <w:t xml:space="preserve">Al usar INNER JOIN este nos devuelve solo los resultados que tienen datos en ambas tablas, pero con </w:t>
+      </w:r>
+      <w:r>
+        <w:t>LEFT/RIGHT JOIN nos muestran todos lo</w:t>
+      </w:r>
+      <w:r>
+        <w:t xml:space="preserve">s datos aunque alguno no tenga match en una de las dos tablas. </w:t>
+      </w:r>
+    </w:p>
+    <w:p>
+      <w:r>
+        <w:t xml:space="preserve">Al usar RIGHT JOIN, dejamos a la derecha la tabla de clientes, para que de esa mantenga todos los datos aunque no tenga equivalente en la tabla de la izquierda. </w:t>
+      </w:r>
+    </w:p>
+    <w:p>
+      <w:r>
+        <w:t>La tabla que quiera mostrar TODOS los resultados debe ser la primera que escribo (en el left join será la izquierda y en el right join será la derecha).</w:t>
+      </w:r>
+    </w:p>
+    <w:p>
+      <w:pPr>
+        <w:pStyle w:val="Prrafodelista"/>
+        <w:numPr>
+          <w:ilvl w:val="0"/>
+          <w:numId w:val="4"/>
+        </w:numPr>
+      </w:pPr>
+      <w:r>
+        <w:t xml:space="preserve">Quiero todos los clientes </w:t>
+      </w:r>
+      <w:r>
+        <w:sym w:font="Wingdings" w:char="F0E0"/>
+      </w:r>
+      <w:r>
+        <w:t xml:space="preserve"> clientes a la izquierda </w:t>
+      </w:r>
+    </w:p>
+    <w:p>
+      <w:pPr>
+        <w:pStyle w:val="Prrafodelista"/>
+        <w:numPr>
+          <w:ilvl w:val="0"/>
+          <w:numId w:val="4"/>
+        </w:numPr>
+      </w:pPr>
+      <w:r>
+        <w:t xml:space="preserve">Quiero todos los productos </w:t>
+      </w:r>
+      <w:r>
+        <w:sym w:font="Wingdings" w:char="F0E0"/>
+      </w:r>
+      <w:r>
+        <w:t xml:space="preserve"> productos a la izquierda </w:t>
+      </w:r>
+    </w:p>
+    <w:p>
+      <w:pPr>
+        <w:pStyle w:val="Prrafodelista"/>
+        <w:numPr>
+          <w:ilvl w:val="0"/>
+          <w:numId w:val="4"/>
+        </w:numPr>
+      </w:pPr>
+      <w:r>
+        <w:t xml:space="preserve">Quiero todas las compras </w:t>
+      </w:r>
+      <w:r>
+        <w:sym w:font="Wingdings" w:char="F0E0"/>
+      </w:r>
+      <w:r>
+        <w:t xml:space="preserve"> compras a la izquierda </w:t>
+      </w:r>
+      <w:r>
+        <w:t xml:space="preserve"> </w:t>
+      </w:r>
+    </w:p>
+    <w:p/>
+    <w:p>
+      <w:r>
+        <w:rPr>
+          <w:noProof/>
+        </w:rPr>
+        <w:lastRenderedPageBreak/>
+        <w:drawing>
+          <wp:anchor distT="0" distB="0" distL="114300" distR="114300" simplePos="0" relativeHeight="251676672" behindDoc="0" locked="0" layoutInCell="1" allowOverlap="1" wp14:anchorId="7E35F7A3" wp14:editId="776A1528">
+            <wp:simplePos x="0" y="0"/>
+            <wp:positionH relativeFrom="margin">
+              <wp:align>right</wp:align>
+            </wp:positionH>
+            <wp:positionV relativeFrom="paragraph">
+              <wp:posOffset>325218</wp:posOffset>
+            </wp:positionV>
+            <wp:extent cx="2759075" cy="2573020"/>
+            <wp:effectExtent l="0" t="0" r="3175" b="0"/>
+            <wp:wrapSquare wrapText="bothSides"/>
+            <wp:docPr id="219" name="Imagen 219"/>
+            <wp:cNvGraphicFramePr>
+              <a:graphicFrameLocks xmlns:a="http://schemas.openxmlformats.org/drawingml/2006/main" noChangeAspect="1"/>
+            </wp:cNvGraphicFramePr>
+            <a:graphic xmlns:a="http://schemas.openxmlformats.org/drawingml/2006/main">
+              <a:graphicData uri="http://schemas.openxmlformats.org/drawingml/2006/picture">
+                <pic:pic xmlns:pic="http://schemas.openxmlformats.org/drawingml/2006/picture">
+                  <pic:nvPicPr>
+                    <pic:cNvPr id="1" name=""/>
+                    <pic:cNvPicPr/>
+                  </pic:nvPicPr>
+                  <pic:blipFill>
+                    <a:blip r:embed="rId59" cstate="print">
+                      <a:extLst>
+                        <a:ext uri="{28A0092B-C50C-407E-A947-70E740481C1C}">
+                          <a14:useLocalDpi xmlns:a14="http://schemas.microsoft.com/office/drawing/2010/main" val="0"/>
+                        </a:ext>
+                      </a:extLst>
+                    </a:blip>
+                    <a:stretch>
+                      <a:fillRect/>
+                    </a:stretch>
+                  </pic:blipFill>
+                  <pic:spPr>
+                    <a:xfrm>
+                      <a:off x="0" y="0"/>
+                      <a:ext cx="2759075" cy="2573020"/>
+                    </a:xfrm>
+                    <a:prstGeom prst="rect">
+                      <a:avLst/>
+                    </a:prstGeom>
+                  </pic:spPr>
+                </pic:pic>
+              </a:graphicData>
+            </a:graphic>
+            <wp14:sizeRelH relativeFrom="margin">
+              <wp14:pctWidth>0</wp14:pctWidth>
+            </wp14:sizeRelH>
+            <wp14:sizeRelV relativeFrom="margin">
+              <wp14:pctHeight>0</wp14:pctHeight>
+            </wp14:sizeRelV>
+          </wp:anchor>
+        </w:drawing>
+      </w:r>
+      <w:r>
+        <w:rPr>
+          <w:noProof/>
+        </w:rPr>
+        <w:drawing>
+          <wp:anchor distT="0" distB="0" distL="114300" distR="114300" simplePos="0" relativeHeight="251675648" behindDoc="0" locked="0" layoutInCell="1" allowOverlap="1" wp14:anchorId="7A3C9A00" wp14:editId="01ECE372">
+            <wp:simplePos x="0" y="0"/>
+            <wp:positionH relativeFrom="column">
+              <wp:posOffset>-441325</wp:posOffset>
+            </wp:positionH>
+            <wp:positionV relativeFrom="paragraph">
+              <wp:posOffset>313055</wp:posOffset>
+            </wp:positionV>
+            <wp:extent cx="3030855" cy="2596515"/>
+            <wp:effectExtent l="0" t="0" r="0" b="0"/>
+            <wp:wrapSquare wrapText="bothSides"/>
+            <wp:docPr id="218" name="Imagen 218"/>
+            <wp:cNvGraphicFramePr>
+              <a:graphicFrameLocks xmlns:a="http://schemas.openxmlformats.org/drawingml/2006/main" noChangeAspect="1"/>
+            </wp:cNvGraphicFramePr>
+            <a:graphic xmlns:a="http://schemas.openxmlformats.org/drawingml/2006/main">
+              <a:graphicData uri="http://schemas.openxmlformats.org/drawingml/2006/picture">
+                <pic:pic xmlns:pic="http://schemas.openxmlformats.org/drawingml/2006/picture">
+                  <pic:nvPicPr>
+                    <pic:cNvPr id="1" name=""/>
+                    <pic:cNvPicPr/>
+                  </pic:nvPicPr>
+                  <pic:blipFill>
+                    <a:blip r:embed="rId60">
+                      <a:extLst>
+                        <a:ext uri="{28A0092B-C50C-407E-A947-70E740481C1C}">
+                          <a14:useLocalDpi xmlns:a14="http://schemas.microsoft.com/office/drawing/2010/main" val="0"/>
+                        </a:ext>
+                      </a:extLst>
+                    </a:blip>
+                    <a:stretch>
+                      <a:fillRect/>
+                    </a:stretch>
+                  </pic:blipFill>
+                  <pic:spPr>
+                    <a:xfrm>
+                      <a:off x="0" y="0"/>
+                      <a:ext cx="3030855" cy="2596515"/>
+                    </a:xfrm>
+                    <a:prstGeom prst="rect">
+                      <a:avLst/>
+                    </a:prstGeom>
+                  </pic:spPr>
+                </pic:pic>
+              </a:graphicData>
+            </a:graphic>
+            <wp14:sizeRelH relativeFrom="margin">
+              <wp14:pctWidth>0</wp14:pctWidth>
+            </wp14:sizeRelH>
+            <wp14:sizeRelV relativeFrom="margin">
+              <wp14:pctHeight>0</wp14:pctHeight>
+            </wp14:sizeRelV>
+          </wp:anchor>
+        </w:drawing>
+      </w:r>
+      <w:r>
+        <w:t xml:space="preserve">Si solo cambiamos el tipo de JOIN el resultado cambia: </w:t>
+      </w:r>
+    </w:p>
+    <w:p>
+      <w:r>
+        <w:rPr>
+          <w:noProof/>
+        </w:rPr>
+        <mc:AlternateContent>
+          <mc:Choice Requires="wps">
+            <w:drawing>
+              <wp:anchor distT="45720" distB="45720" distL="114300" distR="114300" simplePos="0" relativeHeight="251680768" behindDoc="0" locked="0" layoutInCell="1" allowOverlap="1" wp14:anchorId="2F533903" wp14:editId="26BEE30F">
+                <wp:simplePos x="0" y="0"/>
+                <wp:positionH relativeFrom="margin">
+                  <wp:align>left</wp:align>
+                </wp:positionH>
+                <wp:positionV relativeFrom="paragraph">
+                  <wp:posOffset>2618007</wp:posOffset>
+                </wp:positionV>
+                <wp:extent cx="2643505" cy="1404620"/>
+                <wp:effectExtent l="0" t="0" r="4445" b="8255"/>
+                <wp:wrapSquare wrapText="bothSides"/>
+                <wp:docPr id="221" name="Cuadro de texto 2"/>
+                <wp:cNvGraphicFramePr>
+                  <a:graphicFrameLocks xmlns:a="http://schemas.openxmlformats.org/drawingml/2006/main"/>
+                </wp:cNvGraphicFramePr>
+                <a:graphic xmlns:a="http://schemas.openxmlformats.org/drawingml/2006/main">
+                  <a:graphicData uri="http://schemas.microsoft.com/office/word/2010/wordprocessingShape">
+                    <wps:wsp>
+                      <wps:cNvSpPr txBox="1">
+                        <a:spLocks noChangeArrowheads="1"/>
+                      </wps:cNvSpPr>
+                      <wps:spPr bwMode="auto">
+                        <a:xfrm>
+                          <a:off x="0" y="0"/>
+                          <a:ext cx="2643554" cy="1404620"/>
+                        </a:xfrm>
+                        <a:prstGeom prst="rect">
+                          <a:avLst/>
+                        </a:prstGeom>
+                        <a:solidFill>
+                          <a:srgbClr val="FFFFFF"/>
+                        </a:solidFill>
+                        <a:ln w="9525">
+                          <a:noFill/>
+                          <a:miter lim="800000"/>
+                          <a:headEnd/>
+                          <a:tailEnd/>
+                        </a:ln>
+                      </wps:spPr>
+                      <wps:txbx>
+                        <w:txbxContent>
+                          <w:p>
+                            <w:r>
+                              <w:t xml:space="preserve">En esta consulta, manda la tabla compras, por lo que muestra solo los clientes con compras. </w:t>
+                            </w:r>
+                          </w:p>
+                        </w:txbxContent>
+                      </wps:txbx>
+                      <wps:bodyPr rot="0" vert="horz" wrap="square" lIns="91440" tIns="45720" rIns="91440" bIns="45720" anchor="t" anchorCtr="0">
+                        <a:spAutoFit/>
+                      </wps:bodyPr>
+                    </wps:wsp>
+                  </a:graphicData>
+                </a:graphic>
+                <wp14:sizeRelH relativeFrom="margin">
+                  <wp14:pctWidth>0</wp14:pctWidth>
+                </wp14:sizeRelH>
+                <wp14:sizeRelV relativeFrom="margin">
+                  <wp14:pctHeight>20000</wp14:pctHeight>
+                </wp14:sizeRelV>
+              </wp:anchor>
+            </w:drawing>
+          </mc:Choice>
+          <mc:Fallback>
+            <w:pict>
+              <v:shape w14:anchorId="2F533903" id="_x0000_s1027" type="#_x0000_t202" style="position:absolute;margin-left:0;margin-top:206.15pt;width:208.15pt;height:110.6pt;z-index:251680768;visibility:visible;mso-wrap-style:square;mso-width-percent:0;mso-height-percent:200;mso-wrap-distance-left:9pt;mso-wrap-distance-top:3.6pt;mso-wrap-distance-right:9pt;mso-wrap-distance-bottom:3.6pt;mso-position-horizontal:left;mso-position-horizontal-relative:margin;mso-position-vertical:absolute;mso-position-vertical-relative:text;mso-width-percent:0;mso-height-percent:200;mso-width-relative:margin;mso-height-relative:margin;v-text-anchor:top" o:gfxdata="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" stroked="f">
+                <v:textbox style="mso-fit-shape-to-text:t">
+                  <w:txbxContent>
+                    <w:p>
+                      <w:r>
+                        <w:t xml:space="preserve">En esta consulta, manda la tabla compras, por lo que muestra solo los clientes con compras. </w:t>
+                      </w:r>
+                    </w:p>
+                  </w:txbxContent>
+                </v:textbox>
+                <w10:wrap type="square" anchorx="margin"/>
+              </v:shape>
+            </w:pict>
+          </mc:Fallback>
+        </mc:AlternateContent>
+      </w:r>
+      <w:r>
+        <w:rPr>
+          <w:noProof/>
+        </w:rPr>
+        <mc:AlternateContent>
+          <mc:Choice Requires="wps">
+            <w:drawing>
+              <wp:anchor distT="45720" distB="45720" distL="114300" distR="114300" simplePos="0" relativeHeight="251682816" behindDoc="0" locked="0" layoutInCell="1" allowOverlap="1" wp14:anchorId="2633050F" wp14:editId="0E55D935">
+                <wp:simplePos x="0" y="0"/>
+                <wp:positionH relativeFrom="margin">
+                  <wp:posOffset>3122295</wp:posOffset>
+                </wp:positionH>
+                <wp:positionV relativeFrom="paragraph">
+                  <wp:posOffset>2618105</wp:posOffset>
+                </wp:positionV>
+                <wp:extent cx="2918460" cy="1404620"/>
+                <wp:effectExtent l="0" t="0" r="0" b="8255"/>
+                <wp:wrapSquare wrapText="bothSides"/>
+                <wp:docPr id="222" name="Cuadro de texto 2"/>
+                <wp:cNvGraphicFramePr>
+                  <a:graphicFrameLocks xmlns:a="http://schemas.openxmlformats.org/drawingml/2006/main"/>
+                </wp:cNvGraphicFramePr>
+                <a:graphic xmlns:a="http://schemas.openxmlformats.org/drawingml/2006/main">
+                  <a:graphicData uri="http://schemas.microsoft.com/office/word/2010/wordprocessingShape">
+                    <wps:wsp>
+                      <wps:cNvSpPr txBox="1">
+                        <a:spLocks noChangeArrowheads="1"/>
+                      </wps:cNvSpPr>
+                      <wps:spPr bwMode="auto">
+                        <a:xfrm>
+                          <a:off x="0" y="0"/>
+                          <a:ext cx="2918460" cy="1404620"/>
+                        </a:xfrm>
+                        <a:prstGeom prst="rect">
+                          <a:avLst/>
+                        </a:prstGeom>
+                        <a:solidFill>
+                          <a:srgbClr val="FFFFFF"/>
+                        </a:solidFill>
+                        <a:ln w="9525">
+                          <a:noFill/>
+                          <a:miter lim="800000"/>
+                          <a:headEnd/>
+                          <a:tailEnd/>
+                        </a:ln>
+                      </wps:spPr>
+                      <wps:txbx>
+                        <w:txbxContent>
+                          <w:p>
+                            <w:r>
+                              <w:t xml:space="preserve">En esta consulta, manda la tabla clientes, por lo que muestra todos los clientes aunque no tengan compras. </w:t>
+                            </w:r>
+                          </w:p>
+                        </w:txbxContent>
+                      </wps:txbx>
+                      <wps:bodyPr rot="0" vert="horz" wrap="square" lIns="91440" tIns="45720" rIns="91440" bIns="45720" anchor="t" anchorCtr="0">
+                        <a:spAutoFit/>
+                      </wps:bodyPr>
+                    </wps:wsp>
+                  </a:graphicData>
+                </a:graphic>
+                <wp14:sizeRelH relativeFrom="margin">
+                  <wp14:pctWidth>0</wp14:pctWidth>
+                </wp14:sizeRelH>
+                <wp14:sizeRelV relativeFrom="margin">
+                  <wp14:pctHeight>20000</wp14:pctHeight>
+                </wp14:sizeRelV>
+              </wp:anchor>
+            </w:drawing>
+          </mc:Choice>
+          <mc:Fallback>
+            <w:pict>
+              <v:shape w14:anchorId="2633050F" id="_x0000_s1028" type="#_x0000_t202" style="position:absolute;margin-left:245.85pt;margin-top:206.15pt;width:229.8pt;height:110.6pt;z-index:251682816;visibility:visible;mso-wrap-style:square;mso-width-percent:0;mso-height-percent:200;mso-wrap-distance-left:9pt;mso-wrap-distance-top:3.6pt;mso-wrap-distance-right:9pt;mso-wrap-distance-bottom:3.6pt;mso-position-horizontal:absolute;mso-position-horizontal-relative:margin;mso-position-vertical:absolute;mso-position-vertical-relative:text;mso-width-percent:0;mso-height-percent:200;mso-width-relative:margin;mso-height-relative:margin;v-text-anchor:top" o:gfxdata="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" stroked="f">
+                <v:textbox style="mso-fit-shape-to-text:t">
+                  <w:txbxContent>
+                    <w:p>
+                      <w:r>
+                        <w:t xml:space="preserve">En esta consulta, manda la tabla clientes, por lo que muestra todos los clientes aunque no tengan compras. </w:t>
+                      </w:r>
+                    </w:p>
+                  </w:txbxContent>
+                </v:textbox>
+                <w10:wrap type="square" anchorx="margin"/>
+              </v:shape>
+            </w:pict>
+          </mc:Fallback>
+        </mc:AlternateContent>
+      </w:r>
+      <w:r>
+        <w:rPr>
+          <w:noProof/>
+        </w:rPr>
+        <mc:AlternateContent>
+          <mc:Choice Requires="wps">
+            <w:drawing>
+              <wp:anchor distT="45720" distB="45720" distL="114300" distR="114300" simplePos="0" relativeHeight="251678720" behindDoc="0" locked="0" layoutInCell="1" allowOverlap="1" wp14:anchorId="31513E16" wp14:editId="14C7AE75">
+                <wp:simplePos x="0" y="0"/>
+                <wp:positionH relativeFrom="margin">
+                  <wp:align>left</wp:align>
+                </wp:positionH>
+                <wp:positionV relativeFrom="paragraph">
+                  <wp:posOffset>2723418</wp:posOffset>
+                </wp:positionV>
+                <wp:extent cx="2360930" cy="1404620"/>
+                <wp:effectExtent l="0" t="0" r="3175" b="8255"/>
+                <wp:wrapSquare wrapText="bothSides"/>
+                <wp:docPr id="220" name="Cuadro de texto 2"/>
+                <wp:cNvGraphicFramePr>
+                  <a:graphicFrameLocks xmlns:a="http://schemas.openxmlformats.org/drawingml/2006/main"/>
+                </wp:cNvGraphicFramePr>
+                <a:graphic xmlns:a="http://schemas.openxmlformats.org/drawingml/2006/main">
+                  <a:graphicData uri="http://schemas.microsoft.com/office/word/2010/wordprocessingShape">
+                    <wps:wsp>
+                      <wps:cNvSpPr txBox="1">
+                        <a:spLocks noChangeArrowheads="1"/>
+                      </wps:cNvSpPr>
+                      <wps:spPr bwMode="auto">
+                        <a:xfrm>
+                          <a:off x="0" y="0"/>
+                          <a:ext cx="2360930" cy="1404620"/>
+                        </a:xfrm>
+                        <a:prstGeom prst="rect">
+                          <a:avLst/>
+                        </a:prstGeom>
+                        <a:solidFill>
+                          <a:srgbClr val="FFFFFF"/>
+                        </a:solidFill>
+                        <a:ln w="9525">
+                          <a:noFill/>
+                          <a:miter lim="800000"/>
+                          <a:headEnd/>
+                          <a:tailEnd/>
+                        </a:ln>
+                      </wps:spPr>
+                      <wps:txbx>
+                        <w:txbxContent>
+                          <w:p>
+                            <w:r>
+                              <w:t xml:space="preserve">En esta consulta, manda la tabla compras, por lo que muestra solo los clientes con compras. </w:t>
+                            </w:r>
+                          </w:p>
+                        </w:txbxContent>
+                      </wps:txbx>
+                      <wps:bodyPr rot="0" vert="horz" wrap="square" lIns="91440" tIns="45720" rIns="91440" bIns="45720" anchor="t" anchorCtr="0">
+                        <a:spAutoFit/>
+                      </wps:bodyPr>
+                    </wps:wsp>
+                  </a:graphicData>
+                </a:graphic>
+                <wp14:sizeRelH relativeFrom="margin">
+                  <wp14:pctWidth>40000</wp14:pctWidth>
+                </wp14:sizeRelH>
+                <wp14:sizeRelV relativeFrom="margin">
+                  <wp14:pctHeight>20000</wp14:pctHeight>
+                </wp14:sizeRelV>
+              </wp:anchor>
+            </w:drawing>
+          </mc:Choice>
+          <mc:Fallback>
+            <w:pict>
+              <v:shape w14:anchorId="31513E16" id="_x0000_s1029" type="#_x0000_t202" style="position:absolute;margin-left:0;margin-top:214.45pt;width:185.9pt;height:110.6pt;z-index:251678720;visibility:visible;mso-wrap-style:square;mso-width-percent:400;mso-height-percent:200;mso-wrap-distance-left:9pt;mso-wrap-distance-top:3.6pt;mso-wrap-distance-right:9pt;mso-wrap-distance-bottom:3.6pt;mso-position-horizontal:left;mso-position-horizontal-relative:margin;mso-position-vertical:absolute;mso-position-vertical-relative:text;mso-width-percent:400;mso-height-percent:200;mso-width-relative:margin;mso-height-relative:margin;v-text-anchor:top" o:gfxdata="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" stroked="f">
+                <v:textbox style="mso-fit-shape-to-text:t">
+                  <w:txbxContent>
+                    <w:p>
+                      <w:r>
+                        <w:t xml:space="preserve">En esta consulta, manda la tabla compras, por lo que muestra solo los clientes con compras. </w:t>
+                      </w:r>
+                    </w:p>
+                  </w:txbxContent>
+                </v:textbox>
+                <w10:wrap type="square" anchorx="margin"/>
+              </v:shape>
+            </w:pict>
+          </mc:Fallback>
+        </mc:AlternateContent>
+      </w:r>
+    </w:p>
+    <w:p/>
+    <w:p/>
+    <w:p/>
+    <w:p>
+      <w:pPr>
+        <w:rPr>
+          <w:b/>
+        </w:rPr>
+      </w:pPr>
+    </w:p>
+    <w:p>
+      <w:pPr>
+        <w:rPr>
+          <w:b/>
+        </w:rPr>
+      </w:pPr>
+    </w:p>
+    <w:p>
+      <w:pPr>
+        <w:rPr>
+          <w:b/>
+        </w:rPr>
+      </w:pPr>
+    </w:p>
+    <w:p>
+      <w:pPr>
+        <w:rPr>
+          <w:b/>
+        </w:rPr>
+      </w:pPr>
+    </w:p>
+    <w:p>
+      <w:pPr>
+        <w:rPr>
+          <w:b/>
+        </w:rPr>
+      </w:pPr>
+    </w:p>
+    <w:p>
+      <w:pPr>
+        <w:rPr>
+          <w:b/>
+        </w:rPr>
+      </w:pPr>
+    </w:p>
+    <w:p>
+      <w:pPr>
+        <w:rPr>
+          <w:b/>
+        </w:rPr>
+      </w:pPr>
+    </w:p>
+    <w:p>
+      <w:pPr>
+        <w:rPr>
+          <w:b/>
+        </w:rPr>
+      </w:pPr>
+    </w:p>
+    <w:p>
+      <w:pPr>
+        <w:rPr>
+          <w:b/>
+        </w:rPr>
+      </w:pPr>
+    </w:p>
+    <w:p>
+      <w:pPr>
+        <w:rPr>
+          <w:b/>
+        </w:rPr>
+      </w:pPr>
+    </w:p>
+    <w:p>
+      <w:pPr>
+        <w:rPr>
+          <w:b/>
+        </w:rPr>
+      </w:pPr>
+    </w:p>
+    <w:p>
+      <w:pPr>
+        <w:rPr>
+          <w:b/>
+        </w:rPr>
+      </w:pPr>
+    </w:p>
+    <w:p>
+      <w:pPr>
+        <w:rPr>
+          <w:b/>
+        </w:rPr>
+      </w:pPr>
+    </w:p>
+    <w:p>
+      <w:pPr>
+        <w:rPr>
+          <w:b/>
+        </w:rPr>
+      </w:pPr>
+    </w:p>
+    <w:p>
+      <w:pPr>
+        <w:rPr>
+          <w:b/>
+        </w:rPr>
+      </w:pPr>
+    </w:p>
+    <w:p>
+      <w:pPr>
+        <w:rPr>
+          <w:b/>
+        </w:rPr>
+      </w:pPr>
+      <w:r>
+        <w:rPr>
+          <w:b/>
+        </w:rPr>
+        <w:lastRenderedPageBreak/>
+        <w:t>Ejer</w:t>
+      </w:r>
+      <w:r>
+        <w:rPr>
+          <w:b/>
+        </w:rPr>
+        <w:t xml:space="preserve">cicio </w:t>
+      </w:r>
+      <w:r>
+        <w:rPr>
+          <w:b/>
+        </w:rPr>
+        <w:t>RIGHT JOIN: Muestra TODOS los productos y las compras en las que han sido vendidos.</w:t>
+      </w:r>
+    </w:p>
+    <w:p>
+      <w:pPr>
+        <w:pStyle w:val="Prrafodelista"/>
+        <w:numPr>
+          <w:ilvl w:val="0"/>
+          <w:numId w:val="4"/>
+        </w:numPr>
+      </w:pPr>
+      <w:r>
+        <w:t xml:space="preserve">Nombre del producto </w:t>
+      </w:r>
+    </w:p>
+    <w:p>
+      <w:pPr>
+        <w:pStyle w:val="Prrafodelista"/>
+        <w:numPr>
+          <w:ilvl w:val="0"/>
+          <w:numId w:val="4"/>
+        </w:numPr>
+      </w:pPr>
+      <w:r>
+        <w:t xml:space="preserve">Precio del producto </w:t>
+      </w:r>
+    </w:p>
+    <w:p>
+      <w:pPr>
+        <w:pStyle w:val="Prrafodelista"/>
+        <w:numPr>
+          <w:ilvl w:val="0"/>
+          <w:numId w:val="4"/>
+        </w:numPr>
+      </w:pPr>
+      <w:r>
+        <w:t>Cantidad vendida (si ha sido vendido)</w:t>
+      </w:r>
+    </w:p>
+    <w:p>
+      <w:pPr>
+        <w:pStyle w:val="Prrafodelista"/>
+        <w:numPr>
+          <w:ilvl w:val="0"/>
+          <w:numId w:val="4"/>
+        </w:numPr>
+      </w:pPr>
+      <w:r>
+        <w:t>Si no ha sido vendido, mostrar “Sin ventas”</w:t>
+      </w:r>
+    </w:p>
+    <w:p>
+      <w:r>
+        <w:t xml:space="preserve">En este ejercicio use ambos JOIN para ver la comparación. En este caso la tabla que manda debería ser “productos” para poder ver todos los productos aunque no haya datos para ese producto en la tabla “compras”. </w:t>
+      </w:r>
+    </w:p>
+    <w:p>
+      <w:r>
+        <w:t xml:space="preserve">Para especificar el valor que quiero que se vea cuando el resultado es nulo, puedo usar COALESCE, que tiene la restricción de que los tipos de datos deben ser iguales. En este caso la cantidad de compra es un número y poner “Sin compra” es un texto, así que convertí el número en texto para poder usarlo. </w:t>
+      </w:r>
+    </w:p>
+    <w:p>
+      <w:r>
+        <w:rPr>
+          <w:noProof/>
+        </w:rPr>
+        <w:drawing>
+          <wp:inline distT="0" distB="0" distL="0" distR="0" wp14:anchorId="5EB273D3" wp14:editId="7E33C73D">
+            <wp:extent cx="2738242" cy="3076789"/>
+            <wp:effectExtent l="0" t="0" r="5080" b="9525"/>
+            <wp:docPr id="230" name="Imagen 230"/>
+            <wp:cNvGraphicFramePr>
+              <a:graphicFrameLocks xmlns:a="http://schemas.openxmlformats.org/drawingml/2006/main" noChangeAspect="1"/>
+            </wp:cNvGraphicFramePr>
+            <a:graphic xmlns:a="http://schemas.openxmlformats.org/drawingml/2006/main">
+              <a:graphicData uri="http://schemas.openxmlformats.org/drawingml/2006/picture">
+                <pic:pic xmlns:pic="http://schemas.openxmlformats.org/drawingml/2006/picture">
+                  <pic:nvPicPr>
+                    <pic:cNvPr id="1" name=""/>
+                    <pic:cNvPicPr/>
+                  </pic:nvPicPr>
+                  <pic:blipFill>
+                    <a:blip r:embed="rId61"/>
+                    <a:stretch>
+                      <a:fillRect/>
+                    </a:stretch>
+                  </pic:blipFill>
+                  <pic:spPr>
+                    <a:xfrm>
+                      <a:off x="0" y="0"/>
+                      <a:ext cx="2749166" cy="3089064"/>
+                    </a:xfrm>
+                    <a:prstGeom prst="rect">
+                      <a:avLst/>
+                    </a:prstGeom>
+                  </pic:spPr>
+                </pic:pic>
+              </a:graphicData>
+            </a:graphic>
+          </wp:inline>
+        </w:drawing>
+      </w:r>
+      <w:r>
+        <w:t xml:space="preserve"> </w:t>
+      </w:r>
+      <w:r>
+        <w:rPr>
+          <w:noProof/>
+        </w:rPr>
+        <w:drawing>
+          <wp:inline distT="0" distB="0" distL="0" distR="0" wp14:anchorId="43AA1AC5" wp14:editId="403548DF">
+            <wp:extent cx="2788034" cy="3091082"/>
+            <wp:effectExtent l="0" t="0" r="0" b="0"/>
+            <wp:docPr id="231" name="Imagen 231"/>
+            <wp:cNvGraphicFramePr>
+              <a:graphicFrameLocks xmlns:a="http://schemas.openxmlformats.org/drawingml/2006/main" noChangeAspect="1"/>
+            </wp:cNvGraphicFramePr>
+            <a:graphic xmlns:a="http://schemas.openxmlformats.org/drawingml/2006/main">
+              <a:graphicData uri="http://schemas.openxmlformats.org/drawingml/2006/picture">
+                <pic:pic xmlns:pic="http://schemas.openxmlformats.org/drawingml/2006/picture">
+                  <pic:nvPicPr>
+                    <pic:cNvPr id="1" name=""/>
+                    <pic:cNvPicPr/>
+                  </pic:nvPicPr>
+                  <pic:blipFill>
+                    <a:blip r:embed="rId62"/>
+                    <a:stretch>
+                      <a:fillRect/>
+                    </a:stretch>
+                  </pic:blipFill>
+                  <pic:spPr>
+                    <a:xfrm>
+                      <a:off x="0" y="0"/>
+                      <a:ext cx="2820731" cy="3127333"/>
+                    </a:xfrm>
+                    <a:prstGeom prst="rect">
+                      <a:avLst/>
+                    </a:prstGeom>
+                  </pic:spPr>
+                </pic:pic>
+              </a:graphicData>
+            </a:graphic>
+          </wp:inline>
+        </w:drawing>
+      </w:r>
+    </w:p>
+    <w:p>
+      <w:pPr>
+        <w:rPr>
+          <w:b/>
+        </w:rPr>
+      </w:pPr>
+    </w:p>
+    <w:p>
+      <w:pPr>
+        <w:rPr>
+          <w:b/>
+        </w:rPr>
+      </w:pPr>
+    </w:p>
+    <w:p>
+      <w:pPr>
+        <w:rPr>
+          <w:b/>
+        </w:rPr>
+      </w:pPr>
+    </w:p>
+    <w:p>
+      <w:pPr>
+        <w:rPr>
+          <w:b/>
+        </w:rPr>
+      </w:pPr>
+    </w:p>
+    <w:p>
+      <w:pPr>
+        <w:rPr>
+          <w:b/>
+        </w:rPr>
+      </w:pPr>
+    </w:p>
+    <w:p>
+      <w:pPr>
+        <w:rPr>
+          <w:b/>
+        </w:rPr>
+      </w:pPr>
+    </w:p>
+    <w:p>
+      <w:pPr>
+        <w:rPr>
+          <w:b/>
+        </w:rPr>
+      </w:pPr>
+    </w:p>
+    <w:p>
+      <w:pPr>
+        <w:rPr>
+          <w:b/>
+        </w:rPr>
+      </w:pPr>
+    </w:p>
+    <w:p>
+      <w:pPr>
+        <w:rPr>
+          <w:b/>
+        </w:rPr>
+      </w:pPr>
+      <w:r>
+        <w:rPr>
+          <w:b/>
+        </w:rPr>
+        <w:lastRenderedPageBreak/>
+        <w:t xml:space="preserve">Múltiples JOINS Crea un reporte que muestre: </w:t>
+      </w:r>
+    </w:p>
+    <w:p>
+      <w:pPr>
+        <w:pStyle w:val="Prrafodelista"/>
+        <w:numPr>
+          <w:ilvl w:val="0"/>
+          <w:numId w:val="4"/>
+        </w:numPr>
+      </w:pPr>
+      <w:r>
+        <w:t xml:space="preserve">Nombre del cliente </w:t>
+      </w:r>
+    </w:p>
+    <w:p>
+      <w:pPr>
+        <w:pStyle w:val="Prrafodelista"/>
+        <w:numPr>
+          <w:ilvl w:val="0"/>
+          <w:numId w:val="4"/>
+        </w:numPr>
+      </w:pPr>
+      <w:r>
+        <w:t xml:space="preserve">Producto comprado </w:t>
+      </w:r>
+    </w:p>
+    <w:p>
+      <w:pPr>
+        <w:pStyle w:val="Prrafodelista"/>
+        <w:numPr>
+          <w:ilvl w:val="0"/>
+          <w:numId w:val="4"/>
+        </w:numPr>
+      </w:pPr>
+      <w:r>
+        <w:t xml:space="preserve">Categoría del producto </w:t>
+      </w:r>
+    </w:p>
+    <w:p>
+      <w:pPr>
+        <w:pStyle w:val="Prrafodelista"/>
+        <w:numPr>
+          <w:ilvl w:val="0"/>
+          <w:numId w:val="4"/>
+        </w:numPr>
+      </w:pPr>
+      <w:r>
+        <w:t xml:space="preserve">Fecha de compra </w:t>
+      </w:r>
+    </w:p>
+    <w:p>
+      <w:pPr>
+        <w:pStyle w:val="Prrafodelista"/>
+        <w:numPr>
+          <w:ilvl w:val="0"/>
+          <w:numId w:val="4"/>
+        </w:numPr>
+      </w:pPr>
+      <w:r>
+        <w:t xml:space="preserve">Total gastado </w:t>
+      </w:r>
+    </w:p>
+    <w:p>
+      <w:r>
+        <w:t>Requiere unir 4 tablas: clientes, compras, productos y categoría.</w:t>
+      </w:r>
+    </w:p>
+    <w:p>
+      <w:r>
+        <w:rPr>
+          <w:noProof/>
+        </w:rPr>
+        <w:drawing>
+          <wp:inline distT="0" distB="0" distL="0" distR="0" wp14:anchorId="6E47024F" wp14:editId="0A2B08D5">
+            <wp:extent cx="4964723" cy="3605294"/>
+            <wp:effectExtent l="0" t="0" r="7620" b="0"/>
+            <wp:docPr id="232" name="Imagen 232"/>
+            <wp:cNvGraphicFramePr>
+              <a:graphicFrameLocks xmlns:a="http://schemas.openxmlformats.org/drawingml/2006/main" noChangeAspect="1"/>
+            </wp:cNvGraphicFramePr>
+            <a:graphic xmlns:a="http://schemas.openxmlformats.org/drawingml/2006/main">
+              <a:graphicData uri="http://schemas.openxmlformats.org/drawingml/2006/picture">
+                <pic:pic xmlns:pic="http://schemas.openxmlformats.org/drawingml/2006/picture">
+                  <pic:nvPicPr>
+                    <pic:cNvPr id="1" name=""/>
+                    <pic:cNvPicPr/>
+                  </pic:nvPicPr>
+                  <pic:blipFill>
+                    <a:blip r:embed="rId63"/>
+                    <a:stretch>
+                      <a:fillRect/>
+                    </a:stretch>
+                  </pic:blipFill>
+                  <pic:spPr>
+                    <a:xfrm>
+                      <a:off x="0" y="0"/>
+                      <a:ext cx="4992025" cy="3625120"/>
+                    </a:xfrm>
+                    <a:prstGeom prst="rect">
+                      <a:avLst/>
+                    </a:prstGeom>
+                  </pic:spPr>
+                </pic:pic>
+              </a:graphicData>
+            </a:graphic>
+          </wp:inline>
+        </w:drawing>
+      </w:r>
+    </w:p>
+    <w:p>
+      <w:pPr>
+        <w:rPr>
+          <w:b/>
+        </w:rPr>
+      </w:pPr>
+      <w:r>
+        <w:rPr>
+          <w:b/>
+        </w:rPr>
+        <w:t xml:space="preserve">LEFT JOIN con WHERE: </w:t>
+      </w:r>
+      <w:r>
+        <w:rPr>
+          <w:b/>
+        </w:rPr>
+        <w:t>Encuentra clientes que N</w:t>
+      </w:r>
+      <w:r>
+        <w:rPr>
+          <w:b/>
+        </w:rPr>
+        <w:t>UNCA han realizado una compra.</w:t>
+      </w:r>
+    </w:p>
+    <w:p>
+      <w:r>
+        <w:t>Solo mostrar nombre y</w:t>
+      </w:r>
+      <w:r>
+        <w:t xml:space="preserve"> email de clientes sin compras, ordenado</w:t>
+      </w:r>
+      <w:r>
+        <w:t xml:space="preserve"> alfabéticamente por nombr</w:t>
+      </w:r>
+      <w:r>
+        <w:t xml:space="preserve">e. </w:t>
+      </w:r>
+    </w:p>
+    <w:p>
+      <w:r>
+        <w:rPr>
+          <w:noProof/>
+        </w:rPr>
+        <w:drawing>
+          <wp:inline distT="0" distB="0" distL="0" distR="0" wp14:anchorId="0B00E80F" wp14:editId="0F6E5D6D">
+            <wp:extent cx="3880339" cy="2336362"/>
+            <wp:effectExtent l="0" t="0" r="6350" b="6985"/>
+            <wp:docPr id="233" name="Imagen 233"/>
+            <wp:cNvGraphicFramePr>
+              <a:graphicFrameLocks xmlns:a="http://schemas.openxmlformats.org/drawingml/2006/main" noChangeAspect="1"/>
+            </wp:cNvGraphicFramePr>
+            <a:graphic xmlns:a="http://schemas.openxmlformats.org/drawingml/2006/main">
+              <a:graphicData uri="http://schemas.openxmlformats.org/drawingml/2006/picture">
+                <pic:pic xmlns:pic="http://schemas.openxmlformats.org/drawingml/2006/picture">
+                  <pic:nvPicPr>
+                    <pic:cNvPr id="1" name=""/>
+                    <pic:cNvPicPr/>
+                  </pic:nvPicPr>
+                  <pic:blipFill>
+                    <a:blip r:embed="rId64"/>
+                    <a:stretch>
+                      <a:fillRect/>
+                    </a:stretch>
+                  </pic:blipFill>
+                  <pic:spPr>
+                    <a:xfrm>
+                      <a:off x="0" y="0"/>
+                      <a:ext cx="3898563" cy="2347335"/>
+                    </a:xfrm>
+                    <a:prstGeom prst="rect">
+                      <a:avLst/>
+                    </a:prstGeom>
+                  </pic:spPr>
+                </pic:pic>
+              </a:graphicData>
+            </a:graphic>
+          </wp:inline>
+        </w:drawing>
+      </w:r>
+    </w:p>
+    <w:p>
+      <w:pPr>
+        <w:pStyle w:val="Ttulo2"/>
+      </w:pPr>
+      <w:r>
+        <w:lastRenderedPageBreak/>
+        <w:t>Ejercicios clase 57</w:t>
+      </w:r>
+    </w:p>
+    <w:p>
+      <w:pPr>
+        <w:pStyle w:val="Sinespaciado"/>
+        <w:rPr>
+          <w:lang w:val="es-CL"/>
+        </w:rPr>
+      </w:pPr>
+    </w:p>
+    <w:p>
+      <w:pPr>
+        <w:rPr>
+          <w:b/>
+        </w:rPr>
+      </w:pPr>
+      <w:r>
+        <w:rPr>
+          <w:b/>
+        </w:rPr>
+        <w:t xml:space="preserve">Agregar un nuevo cliente </w:t>
+      </w:r>
+    </w:p>
+    <w:p>
+      <w:r>
+        <w:rPr>
+          <w:noProof/>
+        </w:rPr>
+        <w:drawing>
+          <wp:inline distT="0" distB="0" distL="0" distR="0" wp14:anchorId="7FDDB86D" wp14:editId="77F93D88">
+            <wp:extent cx="4572000" cy="942109"/>
+            <wp:effectExtent l="0" t="0" r="0" b="0"/>
+            <wp:docPr id="211" name="Imagen 211"/>
+            <wp:cNvGraphicFramePr>
+              <a:graphicFrameLocks xmlns:a="http://schemas.openxmlformats.org/drawingml/2006/main" noChangeAspect="1"/>
+            </wp:cNvGraphicFramePr>
+            <a:graphic xmlns:a="http://schemas.openxmlformats.org/drawingml/2006/main">
+              <a:graphicData uri="http://schemas.openxmlformats.org/drawingml/2006/picture">
+                <pic:pic xmlns:pic="http://schemas.openxmlformats.org/drawingml/2006/picture">
+                  <pic:nvPicPr>
+                    <pic:cNvPr id="1" name=""/>
+                    <pic:cNvPicPr/>
+                  </pic:nvPicPr>
+                  <pic:blipFill rotWithShape="1">
+                    <a:blip r:embed="rId65"/>
+                    <a:srcRect b="45534"/>
+                    <a:stretch/>
+                  </pic:blipFill>
+                  <pic:spPr bwMode="auto">
+                    <a:xfrm>
+                      <a:off x="0" y="0"/>
+                      <a:ext cx="4572396" cy="942191"/>
+                    </a:xfrm>
+                    <a:prstGeom prst="rect">
+                      <a:avLst/>
+                    </a:prstGeom>
+                    <a:ln>
+                      <a:noFill/>
+                    </a:ln>
+                    <a:extLst>
+                      <a:ext uri="{53640926-AAD7-44D8-BBD7-CCE9431645EC}">
+                        <a14:shadowObscured xmlns:a14="http://schemas.microsoft.com/office/drawing/2010/main"/>
+                      </a:ext>
+                    </a:extLst>
+                  </pic:spPr>
+                </pic:pic>
+              </a:graphicData>
+            </a:graphic>
+          </wp:inline>
+        </w:drawing>
+      </w:r>
+    </w:p>
+    <w:p>
+      <w:pPr>
+        <w:rPr>
+          <w:b/>
+        </w:rPr>
+      </w:pPr>
+      <w:r>
+        <w:rPr>
+          <w:b/>
+        </w:rPr>
+        <w:t>Actualizar el precio unitario en la tabla compras con el precio actual de cada producto desde l</w:t>
+      </w:r>
+      <w:r>
+        <w:rPr>
+          <w:b/>
+        </w:rPr>
+        <w:t xml:space="preserve">a tabla productos. </w:t>
+      </w:r>
+    </w:p>
+    <w:p>
+      <w:pPr>
+        <w:rPr>
+          <w:b/>
+        </w:rPr>
+      </w:pPr>
+      <w:r>
+        <w:rPr>
+          <w:b/>
+          <w:noProof/>
+        </w:rPr>
+        <w:drawing>
+          <wp:inline distT="0" distB="0" distL="0" distR="0" wp14:anchorId="2FBA8810" wp14:editId="220298D1">
+            <wp:extent cx="3894157" cy="1242168"/>
+            <wp:effectExtent l="0" t="0" r="0" b="0"/>
+            <wp:docPr id="213" name="Imagen 213"/>
+            <wp:cNvGraphicFramePr>
+              <a:graphicFrameLocks xmlns:a="http://schemas.openxmlformats.org/drawingml/2006/main" noChangeAspect="1"/>
+            </wp:cNvGraphicFramePr>
+            <a:graphic xmlns:a="http://schemas.openxmlformats.org/drawingml/2006/main">
+              <a:graphicData uri="http://schemas.openxmlformats.org/drawingml/2006/picture">
+                <pic:pic xmlns:pic="http://schemas.openxmlformats.org/drawingml/2006/picture">
+                  <pic:nvPicPr>
+                    <pic:cNvPr id="1" name=""/>
+                    <pic:cNvPicPr/>
+                  </pic:nvPicPr>
+                  <pic:blipFill>
+                    <a:blip r:embed="rId66"/>
+                    <a:stretch>
+                      <a:fillRect/>
+                    </a:stretch>
+                  </pic:blipFill>
+                  <pic:spPr>
+                    <a:xfrm>
+                      <a:off x="0" y="0"/>
+                      <a:ext cx="3894157" cy="1242168"/>
+                    </a:xfrm>
+                    <a:prstGeom prst="rect">
+                      <a:avLst/>
+                    </a:prstGeom>
+                  </pic:spPr>
+                </pic:pic>
+              </a:graphicData>
+            </a:graphic>
+          </wp:inline>
+        </w:drawing>
+      </w:r>
+      <w:r>
+        <w:rPr>
+          <w:b/>
+          <w:noProof/>
+        </w:rPr>
+        <w:drawing>
+          <wp:inline distT="0" distB="0" distL="0" distR="0" wp14:anchorId="58AD5CF2" wp14:editId="0DD393A6">
+            <wp:extent cx="5612130" cy="2016125"/>
+            <wp:effectExtent l="0" t="0" r="7620" b="3175"/>
+            <wp:docPr id="215" name="Imagen 215"/>
+            <wp:cNvGraphicFramePr>
+              <a:graphicFrameLocks xmlns:a="http://schemas.openxmlformats.org/drawingml/2006/main" noChangeAspect="1"/>
+            </wp:cNvGraphicFramePr>
+            <a:graphic xmlns:a="http://schemas.openxmlformats.org/drawingml/2006/main">
+              <a:graphicData uri="http://schemas.openxmlformats.org/drawingml/2006/picture">
+                <pic:pic xmlns:pic="http://schemas.openxmlformats.org/drawingml/2006/picture">
+                  <pic:nvPicPr>
+                    <pic:cNvPr id="1" name=""/>
+                    <pic:cNvPicPr/>
+                  </pic:nvPicPr>
+                  <pic:blipFill>
+                    <a:blip r:embed="rId67"/>
+                    <a:stretch>
+                      <a:fillRect/>
+                    </a:stretch>
+                  </pic:blipFill>
+                  <pic:spPr>
+                    <a:xfrm>
+                      <a:off x="0" y="0"/>
+                      <a:ext cx="5612130" cy="2016125"/>
+                    </a:xfrm>
+                    <a:prstGeom prst="rect">
+                      <a:avLst/>
+                    </a:prstGeom>
+                  </pic:spPr>
+                </pic:pic>
+              </a:graphicData>
+            </a:graphic>
+          </wp:inline>
+        </w:drawing>
+      </w:r>
+    </w:p>
+    <w:p>
+      <w:pPr>
+        <w:rPr>
+          <w:b/>
+        </w:rPr>
+      </w:pPr>
+    </w:p>
+    <w:p>
+      <w:pPr>
+        <w:rPr>
+          <w:b/>
+        </w:rPr>
+      </w:pPr>
+    </w:p>
+    <w:p>
+      <w:pPr>
+        <w:rPr>
+          <w:b/>
+        </w:rPr>
+      </w:pPr>
+    </w:p>
+    <w:p>
+      <w:pPr>
+        <w:rPr>
+          <w:b/>
+        </w:rPr>
+      </w:pPr>
+    </w:p>
+    <w:p>
+      <w:pPr>
+        <w:rPr>
+          <w:b/>
+        </w:rPr>
+      </w:pPr>
+    </w:p>
+    <w:p>
+      <w:pPr>
+        <w:rPr>
+          <w:b/>
+        </w:rPr>
+      </w:pPr>
+    </w:p>
+    <w:p>
+      <w:pPr>
+        <w:rPr>
+          <w:b/>
+        </w:rPr>
+      </w:pPr>
+    </w:p>
+    <w:p>
+      <w:pPr>
+        <w:rPr>
+          <w:b/>
+        </w:rPr>
+      </w:pPr>
+    </w:p>
+    <w:p>
+      <w:pPr>
+        <w:rPr>
+          <w:b/>
+        </w:rPr>
+      </w:pPr>
+    </w:p>
+    <w:p>
+      <w:pPr>
+        <w:rPr>
+          <w:b/>
+        </w:rPr>
+      </w:pPr>
+      <w:r>
+        <w:rPr>
+          <w:b/>
+        </w:rPr>
+        <w:lastRenderedPageBreak/>
+        <w:t>UPDATE con WHERE: Aumentar en 5 unidades el stock de todos los productos de la categoría “Tecnología” cuyo stock actual sea</w:t>
+      </w:r>
+      <w:r>
+        <w:rPr>
+          <w:b/>
+        </w:rPr>
+        <w:t xml:space="preserve"> menor a 20 unidades.</w:t>
+      </w:r>
+    </w:p>
+    <w:p>
+      <w:pPr>
+        <w:rPr>
+          <w:b/>
+        </w:rPr>
+      </w:pPr>
+      <w:r>
+        <w:rPr>
+          <w:b/>
+          <w:noProof/>
+        </w:rPr>
+        <w:drawing>
+          <wp:inline distT="0" distB="0" distL="0" distR="0" wp14:anchorId="13EDD3BE" wp14:editId="24AE3BC5">
+            <wp:extent cx="3977985" cy="1577477"/>
+            <wp:effectExtent l="0" t="0" r="3810" b="3810"/>
+            <wp:docPr id="223" name="Imagen 223"/>
+            <wp:cNvGraphicFramePr>
+              <a:graphicFrameLocks xmlns:a="http://schemas.openxmlformats.org/drawingml/2006/main" noChangeAspect="1"/>
+            </wp:cNvGraphicFramePr>
+            <a:graphic xmlns:a="http://schemas.openxmlformats.org/drawingml/2006/main">
+              <a:graphicData uri="http://schemas.openxmlformats.org/drawingml/2006/picture">
+                <pic:pic xmlns:pic="http://schemas.openxmlformats.org/drawingml/2006/picture">
+                  <pic:nvPicPr>
+                    <pic:cNvPr id="1" name=""/>
+                    <pic:cNvPicPr/>
+                  </pic:nvPicPr>
+                  <pic:blipFill>
+                    <a:blip r:embed="rId68"/>
+                    <a:stretch>
+                      <a:fillRect/>
+                    </a:stretch>
+                  </pic:blipFill>
+                  <pic:spPr>
+                    <a:xfrm>
+                      <a:off x="0" y="0"/>
+                      <a:ext cx="3977985" cy="1577477"/>
+                    </a:xfrm>
+                    <a:prstGeom prst="rect">
+                      <a:avLst/>
+                    </a:prstGeom>
+                  </pic:spPr>
+                </pic:pic>
+              </a:graphicData>
+            </a:graphic>
+          </wp:inline>
+        </w:drawing>
+      </w:r>
+    </w:p>
+    <w:p>
+      <w:r>
+        <w:t>Línea</w:t>
+      </w:r>
+      <w:r>
+        <w:t xml:space="preserve"> por línea esta consulta dice lo siguiente </w:t>
+      </w:r>
+    </w:p>
+    <w:p>
+      <w:pPr>
+        <w:pStyle w:val="Prrafodelista"/>
+        <w:numPr>
+          <w:ilvl w:val="0"/>
+          <w:numId w:val="4"/>
+        </w:numPr>
+      </w:pPr>
+      <w:r>
+        <w:t xml:space="preserve">Modificare </w:t>
+      </w:r>
+      <w:r>
+        <w:t xml:space="preserve">la columna stock de la tabla producto agregando 5 al stock </w:t>
+      </w:r>
+    </w:p>
+    <w:p>
+      <w:pPr>
+        <w:pStyle w:val="Prrafodelista"/>
+        <w:numPr>
+          <w:ilvl w:val="0"/>
+          <w:numId w:val="4"/>
+        </w:numPr>
+      </w:pPr>
+      <w:r>
+        <w:t xml:space="preserve">Con FROM llamamos a categoría para usarla de manera auxiliar para saber </w:t>
+      </w:r>
+      <w:r>
+        <w:t>qué</w:t>
+      </w:r>
+      <w:r>
+        <w:t xml:space="preserve"> productos actualizar </w:t>
+      </w:r>
+    </w:p>
+    <w:p>
+      <w:pPr>
+        <w:pStyle w:val="Prrafodelista"/>
+        <w:numPr>
+          <w:ilvl w:val="0"/>
+          <w:numId w:val="4"/>
+        </w:numPr>
+      </w:pPr>
+      <w:r>
+        <w:t xml:space="preserve">El WHERE hace el join lógico, diciendo “relaciona cada producto de la tabla producto con su categoría de la tabla categoría” </w:t>
+      </w:r>
+    </w:p>
+    <w:p>
+      <w:pPr>
+        <w:pStyle w:val="Prrafodelista"/>
+        <w:numPr>
+          <w:ilvl w:val="0"/>
+          <w:numId w:val="4"/>
+        </w:numPr>
+      </w:pPr>
+      <w:r>
+        <w:t xml:space="preserve">EL AND agrega el filtro de que solo queremos tocar aquellos de la categoría </w:t>
+      </w:r>
+      <w:r>
+        <w:t>Tecnología</w:t>
+      </w:r>
+      <w:r>
+        <w:t xml:space="preserve"> y cuyo stock sea menor a 20. </w:t>
+      </w:r>
+    </w:p>
+    <w:p>
+      <w:pPr>
+        <w:pStyle w:val="Prrafodelista"/>
+        <w:numPr>
+          <w:ilvl w:val="0"/>
+          <w:numId w:val="4"/>
+        </w:numPr>
+      </w:pPr>
+    </w:p>
+    <w:p>
+      <w:pPr>
+        <w:rPr>
+          <w:b/>
+        </w:rPr>
+      </w:pPr>
+      <w:r>
+        <w:rPr>
+          <w:b/>
+        </w:rPr>
+        <w:t>U</w:t>
+      </w:r>
+      <w:r>
+        <w:rPr>
+          <w:b/>
+        </w:rPr>
+        <w:t>PDATE</w:t>
+      </w:r>
+      <w:r>
+        <w:rPr>
+          <w:b/>
+        </w:rPr>
+        <w:t xml:space="preserve"> con subconsulta: Cambia de categoría todos los productos que tengan stock = o a “Descontinuado”.  (Crear la categoría antes de ejecutar el update) </w:t>
+      </w:r>
+    </w:p>
+    <w:p>
+      <w:r>
+        <w:rPr>
+          <w:noProof/>
+        </w:rPr>
+        <w:drawing>
+          <wp:anchor distT="0" distB="0" distL="114300" distR="114300" simplePos="0" relativeHeight="251683840" behindDoc="0" locked="0" layoutInCell="1" allowOverlap="1">
+            <wp:simplePos x="1083733" y="1371600"/>
+            <wp:positionH relativeFrom="column">
+              <wp:align>left</wp:align>
+            </wp:positionH>
+            <wp:positionV relativeFrom="paragraph">
+              <wp:align>top</wp:align>
+            </wp:positionV>
+            <wp:extent cx="3063505" cy="960203"/>
+            <wp:effectExtent l="0" t="0" r="3810" b="0"/>
+            <wp:wrapSquare wrapText="bothSides"/>
+            <wp:docPr id="224" name="Imagen 224"/>
+            <wp:cNvGraphicFramePr>
+              <a:graphicFrameLocks xmlns:a="http://schemas.openxmlformats.org/drawingml/2006/main" noChangeAspect="1"/>
+            </wp:cNvGraphicFramePr>
+            <a:graphic xmlns:a="http://schemas.openxmlformats.org/drawingml/2006/main">
+              <a:graphicData uri="http://schemas.openxmlformats.org/drawingml/2006/picture">
+                <pic:pic xmlns:pic="http://schemas.openxmlformats.org/drawingml/2006/picture">
+                  <pic:nvPicPr>
+                    <pic:cNvPr id="1" name=""/>
+                    <pic:cNvPicPr/>
+                  </pic:nvPicPr>
+                  <pic:blipFill>
+                    <a:blip r:embed="rId69">
+                      <a:extLst>
+                        <a:ext uri="{28A0092B-C50C-407E-A947-70E740481C1C}">
+                          <a14:useLocalDpi xmlns:a14="http://schemas.microsoft.com/office/drawing/2010/main" val="0"/>
+                        </a:ext>
+                      </a:extLst>
+                    </a:blip>
+                    <a:stretch>
+                      <a:fillRect/>
+                    </a:stretch>
+                  </pic:blipFill>
+                  <pic:spPr>
+                    <a:xfrm>
+                      <a:off x="0" y="0"/>
+                      <a:ext cx="3063505" cy="960203"/>
+                    </a:xfrm>
+                    <a:prstGeom prst="rect">
+                      <a:avLst/>
+                    </a:prstGeom>
+                  </pic:spPr>
+                </pic:pic>
+              </a:graphicData>
+            </a:graphic>
+          </wp:anchor>
+        </w:drawing>
+      </w:r>
+      <w:r>
+        <w:t xml:space="preserve">Primero insertamos la categoría nueva. </w:t>
+      </w:r>
+      <w:r>
+        <w:br w:type="textWrapping" w:clear="all"/>
+      </w:r>
+    </w:p>
+    <w:p>
+      <w:r>
+        <w:rPr>
+          <w:noProof/>
+        </w:rPr>
+        <w:drawing>
+          <wp:anchor distT="0" distB="0" distL="114300" distR="114300" simplePos="0" relativeHeight="251684864" behindDoc="0" locked="0" layoutInCell="1" allowOverlap="1">
+            <wp:simplePos x="1083733" y="2616200"/>
+            <wp:positionH relativeFrom="column">
+              <wp:align>left</wp:align>
+            </wp:positionH>
+            <wp:positionV relativeFrom="paragraph">
+              <wp:align>top</wp:align>
+            </wp:positionV>
+            <wp:extent cx="2331922" cy="1120237"/>
+            <wp:effectExtent l="0" t="0" r="0" b="3810"/>
+            <wp:wrapSquare wrapText="bothSides"/>
+            <wp:docPr id="225" name="Imagen 225"/>
+            <wp:cNvGraphicFramePr>
+              <a:graphicFrameLocks xmlns:a="http://schemas.openxmlformats.org/drawingml/2006/main" noChangeAspect="1"/>
+            </wp:cNvGraphicFramePr>
+            <a:graphic xmlns:a="http://schemas.openxmlformats.org/drawingml/2006/main">
+              <a:graphicData uri="http://schemas.openxmlformats.org/drawingml/2006/picture">
+                <pic:pic xmlns:pic="http://schemas.openxmlformats.org/drawingml/2006/picture">
+                  <pic:nvPicPr>
+                    <pic:cNvPr id="1" name=""/>
+                    <pic:cNvPicPr/>
+                  </pic:nvPicPr>
+                  <pic:blipFill>
+                    <a:blip r:embed="rId70">
+                      <a:extLst>
+                        <a:ext uri="{28A0092B-C50C-407E-A947-70E740481C1C}">
+                          <a14:useLocalDpi xmlns:a14="http://schemas.microsoft.com/office/drawing/2010/main" val="0"/>
+                        </a:ext>
+                      </a:extLst>
+                    </a:blip>
+                    <a:stretch>
+                      <a:fillRect/>
+                    </a:stretch>
+                  </pic:blipFill>
+                  <pic:spPr>
+                    <a:xfrm>
+                      <a:off x="0" y="0"/>
+                      <a:ext cx="2331922" cy="1120237"/>
+                    </a:xfrm>
+                    <a:prstGeom prst="rect">
+                      <a:avLst/>
+                    </a:prstGeom>
+                  </pic:spPr>
+                </pic:pic>
+              </a:graphicData>
+            </a:graphic>
+          </wp:anchor>
+        </w:drawing>
+      </w:r>
+      <w:r>
+        <w:t xml:space="preserve">Con esto cambiamos la categoría del único producto con stock 0 a la categoría nueva que es la 5. </w:t>
+      </w:r>
+      <w:r>
+        <w:br w:type="textWrapping" w:clear="all"/>
+      </w:r>
+    </w:p>
+    <w:p>
+      <w:pPr>
+        <w:rPr>
+          <w:b/>
+        </w:rPr>
+      </w:pPr>
+      <w:r>
+        <w:rPr>
+          <w:b/>
+          <w:noProof/>
+        </w:rPr>
+        <w:drawing>
+          <wp:inline distT="0" distB="0" distL="0" distR="0" wp14:anchorId="16F7B3B3" wp14:editId="37B5961F">
+            <wp:extent cx="6219661" cy="365182"/>
+            <wp:effectExtent l="0" t="0" r="0" b="0"/>
+            <wp:docPr id="226" name="Imagen 226"/>
+            <wp:cNvGraphicFramePr>
+              <a:graphicFrameLocks xmlns:a="http://schemas.openxmlformats.org/drawingml/2006/main" noChangeAspect="1"/>
+            </wp:cNvGraphicFramePr>
+            <a:graphic xmlns:a="http://schemas.openxmlformats.org/drawingml/2006/main">
+              <a:graphicData uri="http://schemas.openxmlformats.org/drawingml/2006/picture">
+                <pic:pic xmlns:pic="http://schemas.openxmlformats.org/drawingml/2006/picture">
+                  <pic:nvPicPr>
+                    <pic:cNvPr id="1" name=""/>
+                    <pic:cNvPicPr/>
+                  </pic:nvPicPr>
+                  <pic:blipFill rotWithShape="1">
+                    <a:blip r:embed="rId71"/>
+                    <a:srcRect t="84482"/>
+                    <a:stretch/>
+                  </pic:blipFill>
+                  <pic:spPr bwMode="auto">
+                    <a:xfrm>
+                      <a:off x="0" y="0"/>
+                      <a:ext cx="6242924" cy="366548"/>
+                    </a:xfrm>
+                    <a:prstGeom prst="rect">
+                      <a:avLst/>
+                    </a:prstGeom>
+                    <a:ln>
+                      <a:noFill/>
+                    </a:ln>
+                    <a:extLst>
+                      <a:ext uri="{53640926-AAD7-44D8-BBD7-CCE9431645EC}">
+                        <a14:shadowObscured xmlns:a14="http://schemas.microsoft.com/office/drawing/2010/main"/>
+                      </a:ext>
+                    </a:extLst>
+                  </pic:spPr>
+                </pic:pic>
+              </a:graphicData>
+            </a:graphic>
+          </wp:inline>
+        </w:drawing>
+      </w:r>
+    </w:p>
+    <w:p>
+      <w:pPr>
+        <w:rPr>
+          <w:b/>
+        </w:rPr>
+      </w:pPr>
+    </w:p>
+    <w:p>
+      <w:pPr>
+        <w:rPr>
+          <w:b/>
+        </w:rPr>
+      </w:pPr>
+    </w:p>
+    <w:p>
+      <w:pPr>
+        <w:rPr>
+          <w:b/>
+        </w:rPr>
+      </w:pPr>
+      <w:r>
+        <w:rPr>
+          <w:b/>
+        </w:rPr>
+        <w:lastRenderedPageBreak/>
+        <w:t>DELETE</w:t>
+      </w:r>
+      <w:r>
+        <w:rPr>
+          <w:b/>
+        </w:rPr>
+        <w:t xml:space="preserve"> con condicion LIKE: eliminar clientes cuyo email termine en “empresa.com”</w:t>
+      </w:r>
+    </w:p>
+    <w:p>
+      <w:pPr>
+        <w:rPr>
+          <w:b/>
+        </w:rPr>
+      </w:pPr>
+      <w:r>
+        <w:rPr>
+          <w:b/>
+          <w:noProof/>
+        </w:rPr>
+        <w:drawing>
+          <wp:inline distT="0" distB="0" distL="0" distR="0" wp14:anchorId="1727B431" wp14:editId="293B0E6A">
+            <wp:extent cx="3322608" cy="967824"/>
+            <wp:effectExtent l="0" t="0" r="0" b="3810"/>
+            <wp:docPr id="227" name="Imagen 227"/>
+            <wp:cNvGraphicFramePr>
+              <a:graphicFrameLocks xmlns:a="http://schemas.openxmlformats.org/drawingml/2006/main" noChangeAspect="1"/>
+            </wp:cNvGraphicFramePr>
+            <a:graphic xmlns:a="http://schemas.openxmlformats.org/drawingml/2006/main">
+              <a:graphicData uri="http://schemas.openxmlformats.org/drawingml/2006/picture">
+                <pic:pic xmlns:pic="http://schemas.openxmlformats.org/drawingml/2006/picture">
+                  <pic:nvPicPr>
+                    <pic:cNvPr id="1" name=""/>
+                    <pic:cNvPicPr/>
+                  </pic:nvPicPr>
+                  <pic:blipFill>
+                    <a:blip r:embed="rId72"/>
+                    <a:stretch>
+                      <a:fillRect/>
+                    </a:stretch>
+                  </pic:blipFill>
+                  <pic:spPr>
+                    <a:xfrm>
+                      <a:off x="0" y="0"/>
+                      <a:ext cx="3322608" cy="967824"/>
+                    </a:xfrm>
+                    <a:prstGeom prst="rect">
+                      <a:avLst/>
+                    </a:prstGeom>
+                  </pic:spPr>
+                </pic:pic>
+              </a:graphicData>
+            </a:graphic>
+          </wp:inline>
+        </w:drawing>
+      </w:r>
+    </w:p>
+    <w:p>
+      <w:pPr>
+        <w:rPr>
+          <w:b/>
+        </w:rPr>
+      </w:pPr>
+      <w:r>
+        <w:rPr>
+          <w:b/>
+        </w:rPr>
+        <w:t>DELETE con Subconsulta Elimina los productos que nunca han sido vendidos (no aparecen en la tabla  compras)</w:t>
+      </w:r>
+    </w:p>
+    <w:p>
+      <w:pPr>
+        <w:rPr>
+          <w:lang w:val="en-US"/>
+        </w:rPr>
+      </w:pPr>
+      <w:r>
+        <w:rPr>
+          <w:noProof/>
+        </w:rPr>
+        <w:drawing>
+          <wp:anchor distT="0" distB="0" distL="114300" distR="114300" simplePos="0" relativeHeight="251685888" behindDoc="0" locked="0" layoutInCell="1" allowOverlap="1" wp14:anchorId="3FB0A155" wp14:editId="762A16DD">
+            <wp:simplePos x="0" y="0"/>
+            <wp:positionH relativeFrom="margin">
+              <wp:align>left</wp:align>
+            </wp:positionH>
+            <wp:positionV relativeFrom="paragraph">
+              <wp:posOffset>285115</wp:posOffset>
+            </wp:positionV>
+            <wp:extent cx="2493645" cy="2811780"/>
+            <wp:effectExtent l="0" t="0" r="1905" b="7620"/>
+            <wp:wrapSquare wrapText="bothSides"/>
+            <wp:docPr id="234" name="Imagen 234"/>
+            <wp:cNvGraphicFramePr>
+              <a:graphicFrameLocks xmlns:a="http://schemas.openxmlformats.org/drawingml/2006/main" noChangeAspect="1"/>
+            </wp:cNvGraphicFramePr>
+            <a:graphic xmlns:a="http://schemas.openxmlformats.org/drawingml/2006/main">
+              <a:graphicData uri="http://schemas.openxmlformats.org/drawingml/2006/picture">
+                <pic:pic xmlns:pic="http://schemas.openxmlformats.org/drawingml/2006/picture">
+                  <pic:nvPicPr>
+                    <pic:cNvPr id="1" name=""/>
+                    <pic:cNvPicPr/>
+                  </pic:nvPicPr>
+                  <pic:blipFill>
+                    <a:blip r:embed="rId73">
+                      <a:extLst>
+                        <a:ext uri="{28A0092B-C50C-407E-A947-70E740481C1C}">
+                          <a14:useLocalDpi xmlns:a14="http://schemas.microsoft.com/office/drawing/2010/main" val="0"/>
+                        </a:ext>
+                      </a:extLst>
+                    </a:blip>
+                    <a:stretch>
+                      <a:fillRect/>
+                    </a:stretch>
+                  </pic:blipFill>
+                  <pic:spPr>
+                    <a:xfrm>
+                      <a:off x="0" y="0"/>
+                      <a:ext cx="2493645" cy="2811780"/>
+                    </a:xfrm>
+                    <a:prstGeom prst="rect">
+                      <a:avLst/>
+                    </a:prstGeom>
+                  </pic:spPr>
+                </pic:pic>
+              </a:graphicData>
+            </a:graphic>
+            <wp14:sizeRelH relativeFrom="margin">
+              <wp14:pctWidth>0</wp14:pctWidth>
+            </wp14:sizeRelH>
+            <wp14:sizeRelV relativeFrom="margin">
+              <wp14:pctHeight>0</wp14:pctHeight>
+            </wp14:sizeRelV>
+          </wp:anchor>
+        </w:drawing>
+      </w:r>
+      <w:r>
+        <w:rPr>
+          <w:lang w:val="en-US"/>
+        </w:rPr>
+        <w:t>Pista</w:t>
+      </w:r>
+      <w:r>
+        <w:rPr>
+          <w:lang w:val="en-US"/>
+        </w:rPr>
+        <w:t>: Usa WHERE id NOT IN (SELECT DISTINCT id_producto FROM compras)</w:t>
+      </w:r>
+    </w:p>
+    <w:p>
+      <w:r>
+        <w:t xml:space="preserve">Acá tengo las id de productos que no están en la lista de id de productos que están en compras. </w:t>
+      </w:r>
+    </w:p>
+    <w:p>
+      <w:r>
+        <w:t xml:space="preserve">Es decir, tengo las id de productos que no aparecen en la tabla compras porque no han sido comprados. </w:t>
+      </w:r>
+    </w:p>
+    <w:p/>
+    <w:p/>
+    <w:p/>
+    <w:p/>
+    <w:p/>
+    <w:p/>
+    <w:p/>
+    <w:p>
+      <w:r>
+        <w:rPr>
+          <w:noProof/>
+        </w:rPr>
+        <w:drawing>
+          <wp:anchor distT="0" distB="0" distL="114300" distR="114300" simplePos="0" relativeHeight="251686912" behindDoc="0" locked="0" layoutInCell="1" allowOverlap="1" wp14:anchorId="26F6505D" wp14:editId="5275BCA0">
+            <wp:simplePos x="0" y="0"/>
+            <wp:positionH relativeFrom="margin">
+              <wp:align>left</wp:align>
+            </wp:positionH>
+            <wp:positionV relativeFrom="paragraph">
+              <wp:posOffset>282575</wp:posOffset>
+            </wp:positionV>
+            <wp:extent cx="2514600" cy="1077595"/>
+            <wp:effectExtent l="0" t="0" r="0" b="8255"/>
+            <wp:wrapSquare wrapText="bothSides"/>
+            <wp:docPr id="235" name="Imagen 235"/>
+            <wp:cNvGraphicFramePr>
+              <a:graphicFrameLocks xmlns:a="http://schemas.openxmlformats.org/drawingml/2006/main" noChangeAspect="1"/>
+            </wp:cNvGraphicFramePr>
+            <a:graphic xmlns:a="http://schemas.openxmlformats.org/drawingml/2006/main">
+              <a:graphicData uri="http://schemas.openxmlformats.org/drawingml/2006/picture">
+                <pic:pic xmlns:pic="http://schemas.openxmlformats.org/drawingml/2006/picture">
+                  <pic:nvPicPr>
+                    <pic:cNvPr id="1" name=""/>
+                    <pic:cNvPicPr/>
+                  </pic:nvPicPr>
+                  <pic:blipFill>
+                    <a:blip r:embed="rId74">
+                      <a:extLst>
+                        <a:ext uri="{28A0092B-C50C-407E-A947-70E740481C1C}">
+                          <a14:useLocalDpi xmlns:a14="http://schemas.microsoft.com/office/drawing/2010/main" val="0"/>
+                        </a:ext>
+                      </a:extLst>
+                    </a:blip>
+                    <a:stretch>
+                      <a:fillRect/>
+                    </a:stretch>
+                  </pic:blipFill>
+                  <pic:spPr>
+                    <a:xfrm>
+                      <a:off x="0" y="0"/>
+                      <a:ext cx="2514600" cy="1077595"/>
+                    </a:xfrm>
+                    <a:prstGeom prst="rect">
+                      <a:avLst/>
+                    </a:prstGeom>
+                  </pic:spPr>
+                </pic:pic>
+              </a:graphicData>
+            </a:graphic>
+            <wp14:sizeRelH relativeFrom="margin">
+              <wp14:pctWidth>0</wp14:pctWidth>
+            </wp14:sizeRelH>
+            <wp14:sizeRelV relativeFrom="margin">
+              <wp14:pctHeight>0</wp14:pctHeight>
+            </wp14:sizeRelV>
+          </wp:anchor>
+        </w:drawing>
+      </w:r>
+    </w:p>
+    <w:p>
+      <w:r>
+        <w:t xml:space="preserve">Con esto borro específicamente esos productos que no se han vendido. </w:t>
+      </w:r>
+    </w:p>
+    <w:p/>
+    <w:p/>
+    <w:p/>
+    <w:p>
+      <w:pPr>
+        <w:rPr>
+          <w:b/>
+        </w:rPr>
+      </w:pPr>
+      <w:r>
+        <w:rPr>
+          <w:b/>
+        </w:rPr>
+        <w:t>DELETE con JOIN Elimina todas las compras realizadas por clientes cuyo nombre contenga "</w:t>
+      </w:r>
+      <w:r>
+        <w:rPr>
+          <w:b/>
+        </w:rPr>
+        <w:t>Díaz</w:t>
+      </w:r>
+      <w:r>
+        <w:rPr>
+          <w:b/>
+        </w:rPr>
+        <w:t>".</w:t>
+      </w:r>
+    </w:p>
+    <w:p>
+      <w:pPr>
+        <w:rPr>
+          <w:b/>
+        </w:rPr>
+      </w:pPr>
+      <w:r>
+        <w:rPr>
+          <w:b/>
+        </w:rPr>
+        <w:t xml:space="preserve">DELETE con Integridad </w:t>
+      </w:r>
+      <w:r>
+        <w:rPr>
+          <w:b/>
+        </w:rPr>
+        <w:t>Referencial:</w:t>
+      </w:r>
+      <w:r>
+        <w:rPr>
+          <w:b/>
+        </w:rPr>
+        <w:t xml:space="preserve"> Eliminar una categoría específica (Por ej muebles) y todos los productos asociados a ella. </w:t>
+      </w:r>
+    </w:p>
+    <w:p>
+      <w:r>
+        <w:t xml:space="preserve">Si tratamos de eliminar </w:t>
+      </w:r>
+      <w:r>
+        <w:t xml:space="preserve">esta categoría nos salta un error, porque la id de categoría es una llave foránea usada en la tabla de productos. </w:t>
+      </w:r>
+    </w:p>
+    <w:p/>
+    <w:p>
+      <w:pPr>
+        <w:pStyle w:val="Ttulo2"/>
+        <w:jc w:val="center"/>
+      </w:pPr>
+      <w:r>
+        <w:lastRenderedPageBreak/>
+        <w:t>Transacciones</w:t>
+      </w:r>
+    </w:p>
+    <w:p>
+      <w:pPr>
+        <w:pStyle w:val="Sinespaciado"/>
+        <w:rPr>
+          <w:lang w:val="es-CL"/>
+        </w:rPr>
+      </w:pPr>
+    </w:p>
+    <w:p>
+      <w:r>
+        <w:t xml:space="preserve">Son bloques de operaciones que se ejecutan como una unidad lógica indivisible. Aseguran que los cambios en la base de datos se completen al 100% o no se apliquen en absoluto. </w:t>
+      </w:r>
+    </w:p>
+    <w:p>
+      <w:r>
+        <w:t xml:space="preserve">Se usan cando quiero modificar distintas tablas, todas al mismo tiempo y necesito que se guarden en todas o en ninguna. </w:t>
+      </w:r>
+    </w:p>
+    <w:p>
+      <w:r>
+        <w:t xml:space="preserve">Por ejemplo, al hacer una compra, necesito agregar el dato de la compra a la tabla compras y además descontar la cantidad comprada del stock del producto en la tabla productos. Tienen que pasar ambas cosas juntas sí o sí. </w:t>
+      </w:r>
+    </w:p>
+    <w:p>
+      <w:r>
+        <w:t xml:space="preserve">Una transacción confiable cumple con ACID </w:t>
+      </w:r>
+    </w:p>
+    <w:p>
+      <w:pPr>
+        <w:pStyle w:val="Prrafodelista"/>
+        <w:numPr>
+          <w:ilvl w:val="0"/>
+          <w:numId w:val="4"/>
+        </w:numPr>
+      </w:pPr>
+      <w:r>
+        <w:t>A: atomicidad: todo ocurre o nada ocurre</w:t>
+      </w:r>
+    </w:p>
+    <w:p>
+      <w:pPr>
+        <w:pStyle w:val="Prrafodelista"/>
+        <w:numPr>
+          <w:ilvl w:val="0"/>
+          <w:numId w:val="4"/>
+        </w:numPr>
+      </w:pPr>
+      <w:r>
+        <w:t>C: consistencia: la base de datos pasa de un estado valido a otro</w:t>
+      </w:r>
+    </w:p>
+    <w:p>
+      <w:pPr>
+        <w:pStyle w:val="Prrafodelista"/>
+        <w:numPr>
+          <w:ilvl w:val="0"/>
+          <w:numId w:val="4"/>
+        </w:numPr>
+      </w:pPr>
+      <w:r>
+        <w:t xml:space="preserve">I: Aislamiento: las transacciones no interfieren entre si </w:t>
+      </w:r>
+    </w:p>
+    <w:p>
+      <w:pPr>
+        <w:pStyle w:val="Prrafodelista"/>
+        <w:numPr>
+          <w:ilvl w:val="0"/>
+          <w:numId w:val="4"/>
+        </w:numPr>
+      </w:pPr>
+      <w:r>
+        <w:t xml:space="preserve">D: durabilidad: una vez confirmada, la transacción persiste incluso ante fallos, no se perderán los datos escritos. </w:t>
+      </w:r>
+    </w:p>
+    <w:p>
+      <w:r>
+        <w:t xml:space="preserve">Algunas instrucciones </w:t>
+      </w:r>
+    </w:p>
+    <w:p>
+      <w:pPr>
+        <w:pStyle w:val="Prrafodelista"/>
+        <w:numPr>
+          <w:ilvl w:val="0"/>
+          <w:numId w:val="4"/>
+        </w:numPr>
+      </w:pPr>
+      <w:r>
+        <w:t xml:space="preserve">COMMIT: confirma permanentemente los cambios </w:t>
+      </w:r>
+    </w:p>
+    <w:p>
+      <w:pPr>
+        <w:pStyle w:val="Prrafodelista"/>
+        <w:numPr>
+          <w:ilvl w:val="0"/>
+          <w:numId w:val="4"/>
+        </w:numPr>
+      </w:pPr>
+      <w:r>
+        <w:t xml:space="preserve">ROLLBACK: deshace todos los cambios desde el inicio de la transacción </w:t>
+      </w:r>
+    </w:p>
+    <w:p>
+      <w:pPr>
+        <w:pStyle w:val="Prrafodelista"/>
+        <w:numPr>
+          <w:ilvl w:val="0"/>
+          <w:numId w:val="4"/>
+        </w:numPr>
+      </w:pPr>
+      <w:r>
+        <w:t xml:space="preserve">SAVEPOINT: marca un punto de retorno dentro de una transacción </w:t>
+      </w:r>
+    </w:p>
+    <w:p>
+      <w:pPr>
+        <w:pStyle w:val="Prrafodelista"/>
+        <w:numPr>
+          <w:ilvl w:val="0"/>
+          <w:numId w:val="4"/>
+        </w:numPr>
+      </w:pPr>
+      <w:r>
+        <w:t>AUTOCOMMIT: modo en que cada sentencia se ejecuta y guarda automáticamente sin poner COMMIT. (Es el modo de trabajo por default)</w:t>
+      </w:r>
+    </w:p>
+    <w:p>
+      <w:r>
+        <w:t xml:space="preserve">Para comenzar la instrucción de una transacción tenemos que comenzarla con BEGIN y terminarla con COMMIT. </w:t>
+      </w:r>
+    </w:p>
+    <w:p>
+      <w:r>
+        <w:t xml:space="preserve">Acá simulamos una transacción donde un cliente compro un artículo. Agregamos los datos de la compra a la tabla compras y descontamos el stock desde la tabla productos. </w:t>
+      </w:r>
+    </w:p>
+    <w:p>
+      <w:r>
+        <w:rPr>
+          <w:noProof/>
+        </w:rPr>
+        <w:drawing>
+          <wp:inline distT="0" distB="0" distL="0" distR="0" wp14:anchorId="0EE5E45E" wp14:editId="4B49C34B">
+            <wp:extent cx="5612130" cy="2340610"/>
+            <wp:effectExtent l="0" t="0" r="7620" b="2540"/>
+            <wp:docPr id="236" name="Imagen 236"/>
+            <wp:cNvGraphicFramePr>
+              <a:graphicFrameLocks xmlns:a="http://schemas.openxmlformats.org/drawingml/2006/main" noChangeAspect="1"/>
+            </wp:cNvGraphicFramePr>
+            <a:graphic xmlns:a="http://schemas.openxmlformats.org/drawingml/2006/main">
+              <a:graphicData uri="http://schemas.openxmlformats.org/drawingml/2006/picture">
+                <pic:pic xmlns:pic="http://schemas.openxmlformats.org/drawingml/2006/picture">
+                  <pic:nvPicPr>
+                    <pic:cNvPr id="1" name=""/>
+                    <pic:cNvPicPr/>
+                  </pic:nvPicPr>
+                  <pic:blipFill>
+                    <a:blip r:embed="rId75"/>
+                    <a:stretch>
+                      <a:fillRect/>
+                    </a:stretch>
+                  </pic:blipFill>
+                  <pic:spPr>
+                    <a:xfrm>
+                      <a:off x="0" y="0"/>
+                      <a:ext cx="5612130" cy="2340610"/>
+                    </a:xfrm>
+                    <a:prstGeom prst="rect">
+                      <a:avLst/>
+                    </a:prstGeom>
+                  </pic:spPr>
+                </pic:pic>
+              </a:graphicData>
+            </a:graphic>
+          </wp:inline>
+        </w:drawing>
+      </w:r>
+    </w:p>
+    <w:p/>
+    <w:p>
+      <w:pPr>
+        <w:pStyle w:val="Ttulo1"/>
+        <w:jc w:val="center"/>
+        <w:rPr>
+          <w:rStyle w:val="Textoennegrita"/>
+          <w:b w:val="0"/>
+          <w:bCs w:val="0"/>
+        </w:rPr>
+      </w:pPr>
+      <w:r>
+        <w:rPr>
+          <w:rStyle w:val="Textoennegrita"/>
+          <w:b w:val="0"/>
+          <w:bCs w:val="0"/>
+        </w:rPr>
+        <w:lastRenderedPageBreak/>
+        <w:t>Lección 4: Estructura de datos relacionales</w:t>
+      </w:r>
+    </w:p>
+    <w:p/>
+    <w:p>
+      <w:r>
+        <w:t xml:space="preserve">El lenguaje de definición de datos (DDL) es una parte de SQL que nos permite crear, modificar y eliminar estructuras de bases de datos. </w:t>
+      </w:r>
+    </w:p>
+    <w:p>
+      <w:r>
+        <w:t xml:space="preserve">Hay cuatro instrucciones: </w:t>
+      </w:r>
+    </w:p>
+    <w:p>
+      <w:pPr>
+        <w:pStyle w:val="Prrafodelista"/>
+        <w:numPr>
+          <w:ilvl w:val="0"/>
+          <w:numId w:val="4"/>
+        </w:numPr>
+      </w:pPr>
+      <w:r>
+        <w:t xml:space="preserve">CREATE: crea objetos </w:t>
+      </w:r>
+    </w:p>
+    <w:p>
+      <w:pPr>
+        <w:pStyle w:val="Prrafodelista"/>
+        <w:numPr>
+          <w:ilvl w:val="0"/>
+          <w:numId w:val="4"/>
+        </w:numPr>
+      </w:pPr>
+      <w:r>
+        <w:t xml:space="preserve">ALTER: modifica objetos </w:t>
+      </w:r>
+    </w:p>
+    <w:p>
+      <w:pPr>
+        <w:pStyle w:val="Prrafodelista"/>
+        <w:numPr>
+          <w:ilvl w:val="0"/>
+          <w:numId w:val="4"/>
+        </w:numPr>
+      </w:pPr>
+      <w:r>
+        <w:t xml:space="preserve">DROP: elimina objetos </w:t>
+      </w:r>
+    </w:p>
+    <w:p>
+      <w:pPr>
+        <w:pStyle w:val="Prrafodelista"/>
+        <w:numPr>
+          <w:ilvl w:val="0"/>
+          <w:numId w:val="4"/>
+        </w:numPr>
+      </w:pPr>
+      <w:r>
+        <w:t xml:space="preserve">TRUNCATE: vacía tablas sin borrar su estructura </w:t>
+      </w:r>
+    </w:p>
+    <w:p>
+      <w:pPr>
+        <w:pStyle w:val="Ttulo2"/>
+      </w:pPr>
+      <w:r>
+        <w:t>Crear tablas</w:t>
+      </w:r>
+    </w:p>
+    <w:p>
+      <w:r>
+        <w:rPr>
+          <w:noProof/>
+        </w:rPr>
+        <w:drawing>
+          <wp:anchor distT="0" distB="0" distL="114300" distR="114300" simplePos="0" relativeHeight="251687936" behindDoc="0" locked="0" layoutInCell="1" allowOverlap="1">
+            <wp:simplePos x="1080655" y="3048000"/>
+            <wp:positionH relativeFrom="column">
+              <wp:align>left</wp:align>
+            </wp:positionH>
+            <wp:positionV relativeFrom="paragraph">
+              <wp:align>top</wp:align>
+            </wp:positionV>
+            <wp:extent cx="2865120" cy="1440815"/>
+            <wp:effectExtent l="0" t="0" r="0" b="6985"/>
+            <wp:wrapSquare wrapText="bothSides"/>
+            <wp:docPr id="228" name="Imagen 228"/>
+            <wp:cNvGraphicFramePr>
+              <a:graphicFrameLocks xmlns:a="http://schemas.openxmlformats.org/drawingml/2006/main" noChangeAspect="1"/>
+            </wp:cNvGraphicFramePr>
+            <a:graphic xmlns:a="http://schemas.openxmlformats.org/drawingml/2006/main">
+              <a:graphicData uri="http://schemas.openxmlformats.org/drawingml/2006/picture">
+                <pic:pic xmlns:pic="http://schemas.openxmlformats.org/drawingml/2006/picture">
+                  <pic:nvPicPr>
+                    <pic:cNvPr id="1" name=""/>
+                    <pic:cNvPicPr/>
+                  </pic:nvPicPr>
+                  <pic:blipFill rotWithShape="1">
+                    <a:blip r:embed="rId76">
+                      <a:extLst>
+                        <a:ext uri="{28A0092B-C50C-407E-A947-70E740481C1C}">
+                          <a14:useLocalDpi xmlns:a14="http://schemas.microsoft.com/office/drawing/2010/main" val="0"/>
+                        </a:ext>
+                      </a:extLst>
+                    </a:blip>
+                    <a:srcRect b="24964"/>
+                    <a:stretch/>
+                  </pic:blipFill>
+                  <pic:spPr bwMode="auto">
+                    <a:xfrm>
+                      <a:off x="0" y="0"/>
+                      <a:ext cx="2865368" cy="1440998"/>
+                    </a:xfrm>
+                    <a:prstGeom prst="rect">
+                      <a:avLst/>
+                    </a:prstGeom>
+                    <a:ln>
+                      <a:noFill/>
+                    </a:ln>
+                    <a:extLst>
+                      <a:ext uri="{53640926-AAD7-44D8-BBD7-CCE9431645EC}">
+                        <a14:shadowObscured xmlns:a14="http://schemas.microsoft.com/office/drawing/2010/main"/>
+                      </a:ext>
+                    </a:extLst>
+                  </pic:spPr>
+                </pic:pic>
+              </a:graphicData>
+            </a:graphic>
+            <wp14:sizeRelV relativeFrom="margin">
+              <wp14:pctHeight>0</wp14:pctHeight>
+            </wp14:sizeRelV>
+          </wp:anchor>
+        </w:drawing>
+      </w:r>
+      <w:r>
+        <w:t xml:space="preserve">Para crear tablas usamos esta sintaxis. </w:t>
+      </w:r>
+    </w:p>
+    <w:p>
+      <w:r>
+        <w:t xml:space="preserve">CREATE TABLE seguido por el nombre de la tabla y luego indicamos el nombre de las columnas y que tipo de dato queremos que sea. </w:t>
+      </w:r>
+    </w:p>
+    <w:p>
+      <w:r>
+        <w:t xml:space="preserve">Siempre al crear la tabla hay que definir cuál será la llave primaria. </w:t>
+      </w:r>
+    </w:p>
+    <w:p>
+      <w:r>
+        <w:t>Cada columna (campo) debe tener un nombre y tipo de datos, que varía en función de que almacenara:</w:t>
+      </w:r>
+    </w:p>
+    <w:p>
+      <w:pPr>
+        <w:pStyle w:val="Prrafodelista"/>
+        <w:numPr>
+          <w:ilvl w:val="0"/>
+          <w:numId w:val="4"/>
+        </w:numPr>
+      </w:pPr>
+      <w:r>
+        <w:t xml:space="preserve">INTEGER, SERIAL: números enteros </w:t>
+      </w:r>
+    </w:p>
+    <w:p>
+      <w:pPr>
+        <w:pStyle w:val="Prrafodelista"/>
+        <w:numPr>
+          <w:ilvl w:val="0"/>
+          <w:numId w:val="4"/>
+        </w:numPr>
+      </w:pPr>
+      <w:r>
+        <w:t xml:space="preserve">VARCHAR(n): texto limitado a n caracteres </w:t>
+      </w:r>
+    </w:p>
+    <w:p>
+      <w:pPr>
+        <w:pStyle w:val="Prrafodelista"/>
+        <w:numPr>
+          <w:ilvl w:val="0"/>
+          <w:numId w:val="4"/>
+        </w:numPr>
+      </w:pPr>
+      <w:r>
+        <w:t xml:space="preserve">TEXT: texto sin límite definido </w:t>
+      </w:r>
+    </w:p>
+    <w:p>
+      <w:pPr>
+        <w:pStyle w:val="Prrafodelista"/>
+        <w:numPr>
+          <w:ilvl w:val="0"/>
+          <w:numId w:val="4"/>
+        </w:numPr>
+      </w:pPr>
+      <w:r>
+        <w:t xml:space="preserve">DATE, TIMESTAMP: fechas y fechas con hora </w:t>
+      </w:r>
+    </w:p>
+    <w:p>
+      <w:pPr>
+        <w:pStyle w:val="Prrafodelista"/>
+        <w:numPr>
+          <w:ilvl w:val="0"/>
+          <w:numId w:val="4"/>
+        </w:numPr>
+      </w:pPr>
+      <w:r>
+        <w:t xml:space="preserve">BOOLEAN: verdadero/falso </w:t>
+      </w:r>
+    </w:p>
+    <w:p>
+      <w:r>
+        <w:t xml:space="preserve">Las restricciones controlan el tipo de datos permitidos en cada columna: </w:t>
+      </w:r>
+    </w:p>
+    <w:p>
+      <w:pPr>
+        <w:pStyle w:val="Prrafodelista"/>
+        <w:numPr>
+          <w:ilvl w:val="0"/>
+          <w:numId w:val="4"/>
+        </w:numPr>
+      </w:pPr>
+      <w:r>
+        <w:t xml:space="preserve">NOT NULL indica que el campo no puede quedar </w:t>
+      </w:r>
+      <w:r>
+        <w:t>vacío</w:t>
+      </w:r>
+      <w:r>
+        <w:t xml:space="preserve"> </w:t>
+      </w:r>
+    </w:p>
+    <w:p>
+      <w:pPr>
+        <w:pStyle w:val="Prrafodelista"/>
+        <w:numPr>
+          <w:ilvl w:val="0"/>
+          <w:numId w:val="4"/>
+        </w:numPr>
+      </w:pPr>
+      <w:r>
+        <w:t xml:space="preserve">PRIMARY KEY indica que es un valor único y obligatorio por fila </w:t>
+      </w:r>
+    </w:p>
+    <w:p>
+      <w:r>
+        <w:t xml:space="preserve">Además de la llave primaria podemos indicar la llave foránea al crear la tabla, para relacionar esa tabla con otra. </w:t>
+      </w:r>
+    </w:p>
+    <w:p>
+      <w:r>
+        <w:rPr>
+          <w:noProof/>
+        </w:rPr>
+        <w:drawing>
+          <wp:anchor distT="0" distB="0" distL="114300" distR="114300" simplePos="0" relativeHeight="251688960" behindDoc="0" locked="0" layoutInCell="1" allowOverlap="1">
+            <wp:simplePos x="1080655" y="7924800"/>
+            <wp:positionH relativeFrom="column">
+              <wp:align>left</wp:align>
+            </wp:positionH>
+            <wp:positionV relativeFrom="paragraph">
+              <wp:align>top</wp:align>
+            </wp:positionV>
+            <wp:extent cx="3924300" cy="914400"/>
+            <wp:effectExtent l="0" t="0" r="0" b="0"/>
+            <wp:wrapSquare wrapText="bothSides"/>
+            <wp:docPr id="229" name="Imagen 229"/>
+            <wp:cNvGraphicFramePr>
+              <a:graphicFrameLocks xmlns:a="http://schemas.openxmlformats.org/drawingml/2006/main" noChangeAspect="1"/>
+            </wp:cNvGraphicFramePr>
+            <a:graphic xmlns:a="http://schemas.openxmlformats.org/drawingml/2006/main">
+              <a:graphicData uri="http://schemas.openxmlformats.org/drawingml/2006/picture">
+                <pic:pic xmlns:pic="http://schemas.openxmlformats.org/drawingml/2006/picture">
+                  <pic:nvPicPr>
+                    <pic:cNvPr id="1" name=""/>
+                    <pic:cNvPicPr/>
+                  </pic:nvPicPr>
+                  <pic:blipFill rotWithShape="1">
+                    <a:blip r:embed="rId77">
+                      <a:extLst>
+                        <a:ext uri="{28A0092B-C50C-407E-A947-70E740481C1C}">
+                          <a14:useLocalDpi xmlns:a14="http://schemas.microsoft.com/office/drawing/2010/main" val="0"/>
+                        </a:ext>
+                      </a:extLst>
+                    </a:blip>
+                    <a:srcRect b="29412"/>
+                    <a:stretch/>
+                  </pic:blipFill>
+                  <pic:spPr bwMode="auto">
+                    <a:xfrm>
+                      <a:off x="0" y="0"/>
+                      <a:ext cx="3924300" cy="914400"/>
+                    </a:xfrm>
+                    <a:prstGeom prst="rect">
+                      <a:avLst/>
+                    </a:prstGeom>
+                    <a:ln>
+                      <a:noFill/>
+                    </a:ln>
+                    <a:extLst>
+                      <a:ext uri="{53640926-AAD7-44D8-BBD7-CCE9431645EC}">
+                        <a14:shadowObscured xmlns:a14="http://schemas.microsoft.com/office/drawing/2010/main"/>
+                      </a:ext>
+                    </a:extLst>
+                  </pic:spPr>
+                </pic:pic>
+              </a:graphicData>
+            </a:graphic>
+          </wp:anchor>
+        </w:drawing>
+      </w:r>
+      <w:r>
+        <w:t xml:space="preserve">Esto asegura que cliente_id solo tenga valores existentes en la tabla clientes. </w:t>
+      </w:r>
+    </w:p>
+    <w:p/>
+    <w:p>
+      <w:r>
+        <w:t xml:space="preserve">Usando las llaves primerias y foráneas, podemos garantizar que nuestro modelo de datos tenga integridad referencial. </w:t>
+      </w:r>
+    </w:p>
+    <w:p>
+      <w:pPr>
+        <w:pStyle w:val="Ttulo2"/>
+      </w:pPr>
+      <w:r>
+        <w:lastRenderedPageBreak/>
+        <w:t xml:space="preserve">Ejercicios: Crear tablas desde cero </w:t>
+      </w:r>
+    </w:p>
+    <w:p>
+      <w:r>
+        <w:rPr>
+          <w:noProof/>
+        </w:rPr>
+        <w:drawing>
+          <wp:anchor distT="0" distB="0" distL="114300" distR="114300" simplePos="0" relativeHeight="251689984" behindDoc="0" locked="0" layoutInCell="1" allowOverlap="1" wp14:anchorId="062BEC1D" wp14:editId="5E0DD8B8">
+            <wp:simplePos x="0" y="0"/>
+            <wp:positionH relativeFrom="margin">
+              <wp:align>left</wp:align>
+            </wp:positionH>
+            <wp:positionV relativeFrom="paragraph">
+              <wp:posOffset>1985645</wp:posOffset>
+            </wp:positionV>
+            <wp:extent cx="2853690" cy="2002155"/>
+            <wp:effectExtent l="0" t="0" r="3810" b="0"/>
+            <wp:wrapSquare wrapText="bothSides"/>
+            <wp:docPr id="238" name="Imagen 238"/>
+            <wp:cNvGraphicFramePr>
+              <a:graphicFrameLocks xmlns:a="http://schemas.openxmlformats.org/drawingml/2006/main" noChangeAspect="1"/>
+            </wp:cNvGraphicFramePr>
+            <a:graphic xmlns:a="http://schemas.openxmlformats.org/drawingml/2006/main">
+              <a:graphicData uri="http://schemas.openxmlformats.org/drawingml/2006/picture">
+                <pic:pic xmlns:pic="http://schemas.openxmlformats.org/drawingml/2006/picture">
+                  <pic:nvPicPr>
+                    <pic:cNvPr id="1" name=""/>
+                    <pic:cNvPicPr/>
+                  </pic:nvPicPr>
+                  <pic:blipFill>
+                    <a:blip r:embed="rId78">
+                      <a:extLst>
+                        <a:ext uri="{28A0092B-C50C-407E-A947-70E740481C1C}">
+                          <a14:useLocalDpi xmlns:a14="http://schemas.microsoft.com/office/drawing/2010/main" val="0"/>
+                        </a:ext>
+                      </a:extLst>
+                    </a:blip>
+                    <a:stretch>
+                      <a:fillRect/>
+                    </a:stretch>
+                  </pic:blipFill>
+                  <pic:spPr>
+                    <a:xfrm>
+                      <a:off x="0" y="0"/>
+                      <a:ext cx="2853690" cy="2002155"/>
+                    </a:xfrm>
+                    <a:prstGeom prst="rect">
+                      <a:avLst/>
+                    </a:prstGeom>
+                  </pic:spPr>
+                </pic:pic>
+              </a:graphicData>
+            </a:graphic>
+            <wp14:sizeRelH relativeFrom="margin">
+              <wp14:pctWidth>0</wp14:pctWidth>
+            </wp14:sizeRelH>
+            <wp14:sizeRelV relativeFrom="margin">
+              <wp14:pctHeight>0</wp14:pctHeight>
+            </wp14:sizeRelV>
+          </wp:anchor>
+        </w:drawing>
+      </w:r>
+      <w:r>
+        <w:rPr>
+          <w:noProof/>
+        </w:rPr>
+        <w:drawing>
+          <wp:inline distT="0" distB="0" distL="0" distR="0" wp14:anchorId="337416E1" wp14:editId="079E75E1">
+            <wp:extent cx="4128654" cy="1873263"/>
+            <wp:effectExtent l="0" t="0" r="5715" b="0"/>
+            <wp:docPr id="237" name="Imagen 237"/>
+            <wp:cNvGraphicFramePr>
+              <a:graphicFrameLocks xmlns:a="http://schemas.openxmlformats.org/drawingml/2006/main" noChangeAspect="1"/>
+            </wp:cNvGraphicFramePr>
+            <a:graphic xmlns:a="http://schemas.openxmlformats.org/drawingml/2006/main">
+              <a:graphicData uri="http://schemas.openxmlformats.org/drawingml/2006/picture">
+                <pic:pic xmlns:pic="http://schemas.openxmlformats.org/drawingml/2006/picture">
+                  <pic:nvPicPr>
+                    <pic:cNvPr id="1" name=""/>
+                    <pic:cNvPicPr/>
+                  </pic:nvPicPr>
+                  <pic:blipFill>
+                    <a:blip r:embed="rId79"/>
+                    <a:stretch>
+                      <a:fillRect/>
+                    </a:stretch>
+                  </pic:blipFill>
+                  <pic:spPr>
+                    <a:xfrm>
+                      <a:off x="0" y="0"/>
+                      <a:ext cx="4160921" cy="1887903"/>
+                    </a:xfrm>
+                    <a:prstGeom prst="rect">
+                      <a:avLst/>
+                    </a:prstGeom>
+                  </pic:spPr>
+                </pic:pic>
+              </a:graphicData>
+            </a:graphic>
+          </wp:inline>
+        </w:drawing>
+      </w:r>
+    </w:p>
+    <w:p>
+      <w:r>
+        <w:t xml:space="preserve">Creamos la tabla con lo básico primero, luego la modificaremos para añadir las restricciones. </w:t>
+      </w:r>
+    </w:p>
+    <w:p/>
+    <w:p/>
+    <w:p/>
+    <w:p/>
+    <w:p/>
+    <w:p/>
+    <w:p>
+      <w:r>
+        <w:rPr>
+          <w:noProof/>
+        </w:rPr>
+        <w:drawing>
+          <wp:inline distT="0" distB="0" distL="0" distR="0" wp14:anchorId="164F77B5" wp14:editId="302025A5">
+            <wp:extent cx="4565072" cy="1785636"/>
+            <wp:effectExtent l="0" t="0" r="6985" b="5080"/>
+            <wp:docPr id="239" name="Imagen 239"/>
+            <wp:cNvGraphicFramePr>
+              <a:graphicFrameLocks xmlns:a="http://schemas.openxmlformats.org/drawingml/2006/main" noChangeAspect="1"/>
+            </wp:cNvGraphicFramePr>
+            <a:graphic xmlns:a="http://schemas.openxmlformats.org/drawingml/2006/main">
+              <a:graphicData uri="http://schemas.openxmlformats.org/drawingml/2006/picture">
+                <pic:pic xmlns:pic="http://schemas.openxmlformats.org/drawingml/2006/picture">
+                  <pic:nvPicPr>
+                    <pic:cNvPr id="1" name=""/>
+                    <pic:cNvPicPr/>
+                  </pic:nvPicPr>
+                  <pic:blipFill>
+                    <a:blip r:embed="rId80"/>
+                    <a:stretch>
+                      <a:fillRect/>
+                    </a:stretch>
+                  </pic:blipFill>
+                  <pic:spPr>
+                    <a:xfrm>
+                      <a:off x="0" y="0"/>
+                      <a:ext cx="4583607" cy="1792886"/>
+                    </a:xfrm>
+                    <a:prstGeom prst="rect">
+                      <a:avLst/>
+                    </a:prstGeom>
+                  </pic:spPr>
+                </pic:pic>
+              </a:graphicData>
+            </a:graphic>
+          </wp:inline>
+        </w:drawing>
+      </w:r>
+      <w:r>
+        <w:br w:type="textWrapping" w:clear="all"/>
+      </w:r>
+      <w:r>
+        <w:br w:type="textWrapping" w:clear="all"/>
+      </w:r>
+      <w:r>
+        <w:rPr>
+          <w:noProof/>
+        </w:rPr>
+        <w:drawing>
+          <wp:inline distT="0" distB="0" distL="0" distR="0" wp14:anchorId="545D1E76" wp14:editId="5F1BC01C">
+            <wp:extent cx="3810000" cy="1794203"/>
+            <wp:effectExtent l="0" t="0" r="0" b="0"/>
+            <wp:docPr id="240" name="Imagen 240"/>
+            <wp:cNvGraphicFramePr>
+              <a:graphicFrameLocks xmlns:a="http://schemas.openxmlformats.org/drawingml/2006/main" noChangeAspect="1"/>
+            </wp:cNvGraphicFramePr>
+            <a:graphic xmlns:a="http://schemas.openxmlformats.org/drawingml/2006/main">
+              <a:graphicData uri="http://schemas.openxmlformats.org/drawingml/2006/picture">
+                <pic:pic xmlns:pic="http://schemas.openxmlformats.org/drawingml/2006/picture">
+                  <pic:nvPicPr>
+                    <pic:cNvPr id="1" name=""/>
+                    <pic:cNvPicPr/>
+                  </pic:nvPicPr>
+                  <pic:blipFill>
+                    <a:blip r:embed="rId81"/>
+                    <a:stretch>
+                      <a:fillRect/>
+                    </a:stretch>
+                  </pic:blipFill>
+                  <pic:spPr>
+                    <a:xfrm>
+                      <a:off x="0" y="0"/>
+                      <a:ext cx="3817783" cy="1797868"/>
+                    </a:xfrm>
+                    <a:prstGeom prst="rect">
+                      <a:avLst/>
+                    </a:prstGeom>
+                  </pic:spPr>
+                </pic:pic>
+              </a:graphicData>
+            </a:graphic>
+          </wp:inline>
+        </w:drawing>
+      </w:r>
+    </w:p>
+    <w:p>
+      <w:pPr>
+        <w:pStyle w:val="Ttulo2"/>
+      </w:pPr>
+      <w:r>
+        <w:lastRenderedPageBreak/>
+        <w:t>Modificar tablas</w:t>
+      </w:r>
+    </w:p>
+    <w:p>
+      <w:r>
+        <w:t xml:space="preserve">Lo podemos hacer con ALTER TABLE y podemos agregar columnas, cambiar tipos de datos, modificar restricciones o añadir relaciones de llaves foráneas. </w:t>
+      </w:r>
+    </w:p>
+    <w:p>
+      <w:r>
+        <w:t xml:space="preserve">Por ejemplo para añadir una columna: </w:t>
+      </w:r>
+      <w:r>
+        <w:rPr>
+          <w:noProof/>
+        </w:rPr>
+        <w:drawing>
+          <wp:inline distT="0" distB="0" distL="0" distR="0" wp14:anchorId="6FAF722A" wp14:editId="13D145C1">
+            <wp:extent cx="3886537" cy="327688"/>
+            <wp:effectExtent l="0" t="0" r="0" b="0"/>
+            <wp:docPr id="242" name="Imagen 242"/>
+            <wp:cNvGraphicFramePr>
+              <a:graphicFrameLocks xmlns:a="http://schemas.openxmlformats.org/drawingml/2006/main" noChangeAspect="1"/>
+            </wp:cNvGraphicFramePr>
+            <a:graphic xmlns:a="http://schemas.openxmlformats.org/drawingml/2006/main">
+              <a:graphicData uri="http://schemas.openxmlformats.org/drawingml/2006/picture">
+                <pic:pic xmlns:pic="http://schemas.openxmlformats.org/drawingml/2006/picture">
+                  <pic:nvPicPr>
+                    <pic:cNvPr id="1" name=""/>
+                    <pic:cNvPicPr/>
+                  </pic:nvPicPr>
+                  <pic:blipFill>
+                    <a:blip r:embed="rId82"/>
+                    <a:stretch>
+                      <a:fillRect/>
+                    </a:stretch>
+                  </pic:blipFill>
+                  <pic:spPr>
+                    <a:xfrm>
+                      <a:off x="0" y="0"/>
+                      <a:ext cx="3886537" cy="327688"/>
+                    </a:xfrm>
+                    <a:prstGeom prst="rect">
+                      <a:avLst/>
+                    </a:prstGeom>
+                  </pic:spPr>
+                </pic:pic>
+              </a:graphicData>
+            </a:graphic>
+          </wp:inline>
+        </w:drawing>
+      </w:r>
+    </w:p>
+    <w:p>
+      <w:r>
+        <w:t xml:space="preserve">También se pueden agregar restricción de no nulidad: </w:t>
+      </w:r>
+    </w:p>
+    <w:p>
+      <w:r>
+        <w:rPr>
+          <w:noProof/>
+        </w:rPr>
+        <w:drawing>
+          <wp:anchor distT="0" distB="0" distL="114300" distR="114300" simplePos="0" relativeHeight="251691008" behindDoc="0" locked="0" layoutInCell="1" allowOverlap="1">
+            <wp:simplePos x="1080655" y="2500745"/>
+            <wp:positionH relativeFrom="column">
+              <wp:align>left</wp:align>
+            </wp:positionH>
+            <wp:positionV relativeFrom="paragraph">
+              <wp:align>top</wp:align>
+            </wp:positionV>
+            <wp:extent cx="3208298" cy="518205"/>
+            <wp:effectExtent l="0" t="0" r="0" b="0"/>
+            <wp:wrapSquare wrapText="bothSides"/>
+            <wp:docPr id="243" name="Imagen 243"/>
+            <wp:cNvGraphicFramePr>
+              <a:graphicFrameLocks xmlns:a="http://schemas.openxmlformats.org/drawingml/2006/main" noChangeAspect="1"/>
+            </wp:cNvGraphicFramePr>
+            <a:graphic xmlns:a="http://schemas.openxmlformats.org/drawingml/2006/main">
+              <a:graphicData uri="http://schemas.openxmlformats.org/drawingml/2006/picture">
+                <pic:pic xmlns:pic="http://schemas.openxmlformats.org/drawingml/2006/picture">
+                  <pic:nvPicPr>
+                    <pic:cNvPr id="1" name=""/>
+                    <pic:cNvPicPr/>
+                  </pic:nvPicPr>
+                  <pic:blipFill>
+                    <a:blip r:embed="rId83">
+                      <a:extLst>
+                        <a:ext uri="{28A0092B-C50C-407E-A947-70E740481C1C}">
+                          <a14:useLocalDpi xmlns:a14="http://schemas.microsoft.com/office/drawing/2010/main" val="0"/>
+                        </a:ext>
+                      </a:extLst>
+                    </a:blip>
+                    <a:stretch>
+                      <a:fillRect/>
+                    </a:stretch>
+                  </pic:blipFill>
+                  <pic:spPr>
+                    <a:xfrm>
+                      <a:off x="0" y="0"/>
+                      <a:ext cx="3208298" cy="518205"/>
+                    </a:xfrm>
+                    <a:prstGeom prst="rect">
+                      <a:avLst/>
+                    </a:prstGeom>
+                  </pic:spPr>
+                </pic:pic>
+              </a:graphicData>
+            </a:graphic>
+          </wp:anchor>
+        </w:drawing>
+      </w:r>
+      <w:r>
+        <w:t>Esta restricción obliga que todos los registros tengan un número de teléfono.</w:t>
+      </w:r>
+    </w:p>
+    <w:p>
+      <w:pPr>
+        <w:pStyle w:val="Ttulo2"/>
+      </w:pPr>
+      <w:r>
+        <w:t>Ejercicios modificando tablas</w:t>
+      </w:r>
+      <w:r>
+        <w:br w:type="textWrapping" w:clear="all"/>
+      </w:r>
+    </w:p>
+    <w:p>
+      <w:r>
+        <w:rPr>
+          <w:noProof/>
+        </w:rPr>
+        <w:drawing>
+          <wp:inline distT="0" distB="0" distL="0" distR="0" wp14:anchorId="0C50A9C5" wp14:editId="0D8DAF21">
+            <wp:extent cx="5396345" cy="1424778"/>
+            <wp:effectExtent l="0" t="0" r="0" b="4445"/>
+            <wp:docPr id="241" name="Imagen 241"/>
+            <wp:cNvGraphicFramePr>
+              <a:graphicFrameLocks xmlns:a="http://schemas.openxmlformats.org/drawingml/2006/main" noChangeAspect="1"/>
+            </wp:cNvGraphicFramePr>
+            <a:graphic xmlns:a="http://schemas.openxmlformats.org/drawingml/2006/main">
+              <a:graphicData uri="http://schemas.openxmlformats.org/drawingml/2006/picture">
+                <pic:pic xmlns:pic="http://schemas.openxmlformats.org/drawingml/2006/picture">
+                  <pic:nvPicPr>
+                    <pic:cNvPr id="1" name=""/>
+                    <pic:cNvPicPr/>
+                  </pic:nvPicPr>
+                  <pic:blipFill>
+                    <a:blip r:embed="rId84"/>
+                    <a:stretch>
+                      <a:fillRect/>
+                    </a:stretch>
+                  </pic:blipFill>
+                  <pic:spPr>
+                    <a:xfrm>
+                      <a:off x="0" y="0"/>
+                      <a:ext cx="5438408" cy="1435884"/>
+                    </a:xfrm>
+                    <a:prstGeom prst="rect">
+                      <a:avLst/>
+                    </a:prstGeom>
+                  </pic:spPr>
+                </pic:pic>
+              </a:graphicData>
+            </a:graphic>
+          </wp:inline>
+        </w:drawing>
+      </w:r>
+    </w:p>
+    <w:p>
+      <w:r>
+        <w:rPr>
+          <w:noProof/>
+        </w:rPr>
+        <w:drawing>
+          <wp:inline distT="0" distB="0" distL="0" distR="0" wp14:anchorId="50BA0EF6" wp14:editId="0CDCD1DB">
+            <wp:extent cx="5612130" cy="627380"/>
+            <wp:effectExtent l="0" t="0" r="7620" b="1270"/>
+            <wp:docPr id="251" name="Imagen 251"/>
+            <wp:cNvGraphicFramePr>
+              <a:graphicFrameLocks xmlns:a="http://schemas.openxmlformats.org/drawingml/2006/main" noChangeAspect="1"/>
+            </wp:cNvGraphicFramePr>
+            <a:graphic xmlns:a="http://schemas.openxmlformats.org/drawingml/2006/main">
+              <a:graphicData uri="http://schemas.openxmlformats.org/drawingml/2006/picture">
+                <pic:pic xmlns:pic="http://schemas.openxmlformats.org/drawingml/2006/picture">
+                  <pic:nvPicPr>
+                    <pic:cNvPr id="1" name=""/>
+                    <pic:cNvPicPr/>
+                  </pic:nvPicPr>
+                  <pic:blipFill>
+                    <a:blip r:embed="rId85"/>
+                    <a:stretch>
+                      <a:fillRect/>
+                    </a:stretch>
+                  </pic:blipFill>
+                  <pic:spPr>
+                    <a:xfrm>
+                      <a:off x="0" y="0"/>
+                      <a:ext cx="5612130" cy="627380"/>
+                    </a:xfrm>
+                    <a:prstGeom prst="rect">
+                      <a:avLst/>
+                    </a:prstGeom>
+                  </pic:spPr>
+                </pic:pic>
+              </a:graphicData>
+            </a:graphic>
+          </wp:inline>
+        </w:drawing>
+      </w:r>
+    </w:p>
+    <w:p>
+      <w:r>
+        <w:rPr>
+          <w:noProof/>
+        </w:rPr>
+        <w:drawing>
+          <wp:anchor distT="0" distB="0" distL="114300" distR="114300" simplePos="0" relativeHeight="251692032" behindDoc="0" locked="0" layoutInCell="1" allowOverlap="1" wp14:anchorId="01F91236" wp14:editId="4B3C52D8">
+            <wp:simplePos x="0" y="0"/>
+            <wp:positionH relativeFrom="margin">
+              <wp:align>left</wp:align>
+            </wp:positionH>
+            <wp:positionV relativeFrom="paragraph">
+              <wp:posOffset>13393</wp:posOffset>
+            </wp:positionV>
+            <wp:extent cx="3017520" cy="1531620"/>
+            <wp:effectExtent l="0" t="0" r="0" b="0"/>
+            <wp:wrapSquare wrapText="bothSides"/>
+            <wp:docPr id="244" name="Imagen 244"/>
+            <wp:cNvGraphicFramePr>
+              <a:graphicFrameLocks xmlns:a="http://schemas.openxmlformats.org/drawingml/2006/main" noChangeAspect="1"/>
+            </wp:cNvGraphicFramePr>
+            <a:graphic xmlns:a="http://schemas.openxmlformats.org/drawingml/2006/main">
+              <a:graphicData uri="http://schemas.openxmlformats.org/drawingml/2006/picture">
+                <pic:pic xmlns:pic="http://schemas.openxmlformats.org/drawingml/2006/picture">
+                  <pic:nvPicPr>
+                    <pic:cNvPr id="1" name=""/>
+                    <pic:cNvPicPr/>
+                  </pic:nvPicPr>
+                  <pic:blipFill>
+                    <a:blip r:embed="rId86">
+                      <a:extLst>
+                        <a:ext uri="{28A0092B-C50C-407E-A947-70E740481C1C}">
+                          <a14:useLocalDpi xmlns:a14="http://schemas.microsoft.com/office/drawing/2010/main" val="0"/>
+                        </a:ext>
+                      </a:extLst>
+                    </a:blip>
+                    <a:stretch>
+                      <a:fillRect/>
+                    </a:stretch>
+                  </pic:blipFill>
+                  <pic:spPr>
+                    <a:xfrm>
+                      <a:off x="0" y="0"/>
+                      <a:ext cx="3017520" cy="1531620"/>
+                    </a:xfrm>
+                    <a:prstGeom prst="rect">
+                      <a:avLst/>
+                    </a:prstGeom>
+                  </pic:spPr>
+                </pic:pic>
+              </a:graphicData>
+            </a:graphic>
+            <wp14:sizeRelH relativeFrom="margin">
+              <wp14:pctWidth>0</wp14:pctWidth>
+            </wp14:sizeRelH>
+            <wp14:sizeRelV relativeFrom="margin">
+              <wp14:pctHeight>0</wp14:pctHeight>
+            </wp14:sizeRelV>
+          </wp:anchor>
+        </w:drawing>
+      </w:r>
+      <w:r>
+        <w:t>H</w:t>
+      </w:r>
+      <w:r>
+        <w:t xml:space="preserve">ay que darle un nombre a la restricción de la llave foránea con ADD CONSTRAINT. </w:t>
+      </w:r>
+    </w:p>
+    <w:p>
+      <w:r>
+        <w:t xml:space="preserve">Luego indicamos que la FK será id_cliente de la tabla cuentas la cual hace referencia a la tabla clientes específicamente a id. </w:t>
+      </w:r>
+    </w:p>
+    <w:p>
+      <w:r>
+        <w:t>ON DELETE RESTRICT me indica que no</w:t>
+      </w:r>
+      <w:r>
+        <w:t xml:space="preserve"> puedo borrar un cliente si tiene una cuenta. </w:t>
+      </w:r>
+      <w:r>
+        <w:br w:type="textWrapping" w:clear="all"/>
+      </w:r>
+    </w:p>
+    <w:p/>
+    <w:p/>
+    <w:p/>
+    <w:p/>
+    <w:p>
+      <w:r>
+        <w:lastRenderedPageBreak/>
+        <w:t xml:space="preserve">Ahora debemos modificar las tablas que hicimos anteriormente para darle las restricciones que nos pedían en el encabezado. </w:t>
+      </w:r>
+    </w:p>
+    <w:p>
+      <w:r>
+        <w:rPr>
+          <w:noProof/>
+        </w:rPr>
+        <w:drawing>
+          <wp:anchor distT="0" distB="0" distL="114300" distR="114300" simplePos="0" relativeHeight="251693056" behindDoc="0" locked="0" layoutInCell="1" allowOverlap="1" wp14:anchorId="6A612309" wp14:editId="2B8A0190">
+            <wp:simplePos x="0" y="0"/>
+            <wp:positionH relativeFrom="margin">
+              <wp:align>left</wp:align>
+            </wp:positionH>
+            <wp:positionV relativeFrom="paragraph">
+              <wp:posOffset>173</wp:posOffset>
+            </wp:positionV>
+            <wp:extent cx="2834005" cy="1253490"/>
+            <wp:effectExtent l="0" t="0" r="4445" b="3810"/>
+            <wp:wrapSquare wrapText="bothSides"/>
+            <wp:docPr id="245" name="Imagen 245"/>
+            <wp:cNvGraphicFramePr>
+              <a:graphicFrameLocks xmlns:a="http://schemas.openxmlformats.org/drawingml/2006/main" noChangeAspect="1"/>
+            </wp:cNvGraphicFramePr>
+            <a:graphic xmlns:a="http://schemas.openxmlformats.org/drawingml/2006/main">
+              <a:graphicData uri="http://schemas.openxmlformats.org/drawingml/2006/picture">
+                <pic:pic xmlns:pic="http://schemas.openxmlformats.org/drawingml/2006/picture">
+                  <pic:nvPicPr>
+                    <pic:cNvPr id="1" name=""/>
+                    <pic:cNvPicPr/>
+                  </pic:nvPicPr>
+                  <pic:blipFill rotWithShape="1">
+                    <a:blip r:embed="rId87">
+                      <a:extLst>
+                        <a:ext uri="{28A0092B-C50C-407E-A947-70E740481C1C}">
+                          <a14:useLocalDpi xmlns:a14="http://schemas.microsoft.com/office/drawing/2010/main" val="0"/>
+                        </a:ext>
+                      </a:extLst>
+                    </a:blip>
+                    <a:srcRect t="-1" b="9950"/>
+                    <a:stretch/>
+                  </pic:blipFill>
+                  <pic:spPr bwMode="auto">
+                    <a:xfrm>
+                      <a:off x="0" y="0"/>
+                      <a:ext cx="2834005" cy="1253490"/>
+                    </a:xfrm>
+                    <a:prstGeom prst="rect">
+                      <a:avLst/>
+                    </a:prstGeom>
+                    <a:ln>
+                      <a:noFill/>
+                    </a:ln>
+                    <a:extLst>
+                      <a:ext uri="{53640926-AAD7-44D8-BBD7-CCE9431645EC}">
+                        <a14:shadowObscured xmlns:a14="http://schemas.microsoft.com/office/drawing/2010/main"/>
+                      </a:ext>
+                    </a:extLst>
+                  </pic:spPr>
+                </pic:pic>
+              </a:graphicData>
+            </a:graphic>
+          </wp:anchor>
+        </w:drawing>
+      </w:r>
+      <w:r>
+        <w:t xml:space="preserve">En la tabla clientes nos pedían que rut fuera único e irrepetible en el sistema. </w:t>
+      </w:r>
+    </w:p>
+    <w:p/>
+    <w:p/>
+    <w:p/>
+    <w:p>
+      <w:r>
+        <w:rPr>
+          <w:noProof/>
+        </w:rPr>
+        <w:drawing>
+          <wp:anchor distT="0" distB="0" distL="114300" distR="114300" simplePos="0" relativeHeight="251694080" behindDoc="0" locked="0" layoutInCell="1" allowOverlap="1" wp14:anchorId="13D4B73F" wp14:editId="6286A9B3">
+            <wp:simplePos x="0" y="0"/>
+            <wp:positionH relativeFrom="margin">
+              <wp:posOffset>-71120</wp:posOffset>
+            </wp:positionH>
+            <wp:positionV relativeFrom="paragraph">
+              <wp:posOffset>127000</wp:posOffset>
+            </wp:positionV>
+            <wp:extent cx="3705225" cy="831215"/>
+            <wp:effectExtent l="0" t="0" r="9525" b="6985"/>
+            <wp:wrapSquare wrapText="bothSides"/>
+            <wp:docPr id="246" name="Imagen 246"/>
+            <wp:cNvGraphicFramePr>
+              <a:graphicFrameLocks xmlns:a="http://schemas.openxmlformats.org/drawingml/2006/main" noChangeAspect="1"/>
+            </wp:cNvGraphicFramePr>
+            <a:graphic xmlns:a="http://schemas.openxmlformats.org/drawingml/2006/main">
+              <a:graphicData uri="http://schemas.openxmlformats.org/drawingml/2006/picture">
+                <pic:pic xmlns:pic="http://schemas.openxmlformats.org/drawingml/2006/picture">
+                  <pic:nvPicPr>
+                    <pic:cNvPr id="1" name=""/>
+                    <pic:cNvPicPr/>
+                  </pic:nvPicPr>
+                  <pic:blipFill>
+                    <a:blip r:embed="rId88">
+                      <a:extLst>
+                        <a:ext uri="{28A0092B-C50C-407E-A947-70E740481C1C}">
+                          <a14:useLocalDpi xmlns:a14="http://schemas.microsoft.com/office/drawing/2010/main" val="0"/>
+                        </a:ext>
+                      </a:extLst>
+                    </a:blip>
+                    <a:stretch>
+                      <a:fillRect/>
+                    </a:stretch>
+                  </pic:blipFill>
+                  <pic:spPr>
+                    <a:xfrm>
+                      <a:off x="0" y="0"/>
+                      <a:ext cx="3705225" cy="831215"/>
+                    </a:xfrm>
+                    <a:prstGeom prst="rect">
+                      <a:avLst/>
+                    </a:prstGeom>
+                  </pic:spPr>
+                </pic:pic>
+              </a:graphicData>
+            </a:graphic>
+            <wp14:sizeRelH relativeFrom="margin">
+              <wp14:pctWidth>0</wp14:pctWidth>
+            </wp14:sizeRelH>
+            <wp14:sizeRelV relativeFrom="margin">
+              <wp14:pctHeight>0</wp14:pctHeight>
+            </wp14:sizeRelV>
+          </wp:anchor>
+        </w:drawing>
+      </w:r>
+      <w:r>
+        <w:t>Además el nombre debía ser no nulo</w:t>
+      </w:r>
+      <w:r>
+        <w:t xml:space="preserve">. </w:t>
+      </w:r>
+    </w:p>
+    <w:p/>
+    <w:p>
+      <w:r>
+        <w:rPr>
+          <w:noProof/>
+        </w:rPr>
+        <w:drawing>
+          <wp:anchor distT="0" distB="0" distL="114300" distR="114300" simplePos="0" relativeHeight="251695104" behindDoc="0" locked="0" layoutInCell="1" allowOverlap="1" wp14:anchorId="0B31E695" wp14:editId="1467A904">
+            <wp:simplePos x="0" y="0"/>
+            <wp:positionH relativeFrom="column">
+              <wp:posOffset>-37465</wp:posOffset>
+            </wp:positionH>
+            <wp:positionV relativeFrom="paragraph">
+              <wp:posOffset>211455</wp:posOffset>
+            </wp:positionV>
+            <wp:extent cx="3519805" cy="1170305"/>
+            <wp:effectExtent l="0" t="0" r="4445" b="0"/>
+            <wp:wrapSquare wrapText="bothSides"/>
+            <wp:docPr id="247" name="Imagen 247"/>
+            <wp:cNvGraphicFramePr>
+              <a:graphicFrameLocks xmlns:a="http://schemas.openxmlformats.org/drawingml/2006/main" noChangeAspect="1"/>
+            </wp:cNvGraphicFramePr>
+            <a:graphic xmlns:a="http://schemas.openxmlformats.org/drawingml/2006/main">
+              <a:graphicData uri="http://schemas.openxmlformats.org/drawingml/2006/picture">
+                <pic:pic xmlns:pic="http://schemas.openxmlformats.org/drawingml/2006/picture">
+                  <pic:nvPicPr>
+                    <pic:cNvPr id="1" name=""/>
+                    <pic:cNvPicPr/>
+                  </pic:nvPicPr>
+                  <pic:blipFill>
+                    <a:blip r:embed="rId89">
+                      <a:extLst>
+                        <a:ext uri="{28A0092B-C50C-407E-A947-70E740481C1C}">
+                          <a14:useLocalDpi xmlns:a14="http://schemas.microsoft.com/office/drawing/2010/main" val="0"/>
+                        </a:ext>
+                      </a:extLst>
+                    </a:blip>
+                    <a:stretch>
+                      <a:fillRect/>
+                    </a:stretch>
+                  </pic:blipFill>
+                  <pic:spPr>
+                    <a:xfrm>
+                      <a:off x="0" y="0"/>
+                      <a:ext cx="3519805" cy="1170305"/>
+                    </a:xfrm>
+                    <a:prstGeom prst="rect">
+                      <a:avLst/>
+                    </a:prstGeom>
+                  </pic:spPr>
+                </pic:pic>
+              </a:graphicData>
+            </a:graphic>
+            <wp14:sizeRelH relativeFrom="margin">
+              <wp14:pctWidth>0</wp14:pctWidth>
+            </wp14:sizeRelH>
+            <wp14:sizeRelV relativeFrom="margin">
+              <wp14:pctHeight>0</wp14:pctHeight>
+            </wp14:sizeRelV>
+          </wp:anchor>
+        </w:drawing>
+      </w:r>
+    </w:p>
+    <w:p/>
+    <w:p>
+      <w:r>
+        <w:t>Hacemos lo mismo en la tabla cuentas para</w:t>
+      </w:r>
+      <w:r>
+        <w:t xml:space="preserve"> dejar </w:t>
+      </w:r>
+      <w:r>
+        <w:t xml:space="preserve">número de cuenta lo dejamos como no nulo y único. </w:t>
+      </w:r>
+    </w:p>
+    <w:p/>
+    <w:p>
+      <w:r>
+        <w:rPr>
+          <w:noProof/>
+        </w:rPr>
+        <w:drawing>
+          <wp:anchor distT="0" distB="0" distL="114300" distR="114300" simplePos="0" relativeHeight="251696128" behindDoc="0" locked="0" layoutInCell="1" allowOverlap="1" wp14:anchorId="3C0E8377" wp14:editId="13D63E21">
+            <wp:simplePos x="0" y="0"/>
+            <wp:positionH relativeFrom="margin">
+              <wp:align>left</wp:align>
+            </wp:positionH>
+            <wp:positionV relativeFrom="paragraph">
+              <wp:posOffset>8659</wp:posOffset>
+            </wp:positionV>
+            <wp:extent cx="3452159" cy="937341"/>
+            <wp:effectExtent l="0" t="0" r="0" b="0"/>
+            <wp:wrapSquare wrapText="bothSides"/>
+            <wp:docPr id="249" name="Imagen 249"/>
+            <wp:cNvGraphicFramePr>
+              <a:graphicFrameLocks xmlns:a="http://schemas.openxmlformats.org/drawingml/2006/main" noChangeAspect="1"/>
+            </wp:cNvGraphicFramePr>
+            <a:graphic xmlns:a="http://schemas.openxmlformats.org/drawingml/2006/main">
+              <a:graphicData uri="http://schemas.openxmlformats.org/drawingml/2006/picture">
+                <pic:pic xmlns:pic="http://schemas.openxmlformats.org/drawingml/2006/picture">
+                  <pic:nvPicPr>
+                    <pic:cNvPr id="1" name=""/>
+                    <pic:cNvPicPr/>
+                  </pic:nvPicPr>
+                  <pic:blipFill>
+                    <a:blip r:embed="rId90">
+                      <a:extLst>
+                        <a:ext uri="{28A0092B-C50C-407E-A947-70E740481C1C}">
+                          <a14:useLocalDpi xmlns:a14="http://schemas.microsoft.com/office/drawing/2010/main" val="0"/>
+                        </a:ext>
+                      </a:extLst>
+                    </a:blip>
+                    <a:stretch>
+                      <a:fillRect/>
+                    </a:stretch>
+                  </pic:blipFill>
+                  <pic:spPr>
+                    <a:xfrm>
+                      <a:off x="0" y="0"/>
+                      <a:ext cx="3452159" cy="937341"/>
+                    </a:xfrm>
+                    <a:prstGeom prst="rect">
+                      <a:avLst/>
+                    </a:prstGeom>
+                  </pic:spPr>
+                </pic:pic>
+              </a:graphicData>
+            </a:graphic>
+          </wp:anchor>
+        </w:drawing>
+      </w:r>
+      <w:r>
+        <w:t xml:space="preserve">Saldo como no nulo y añadimos un check para que sea mayor o igual a cero. </w:t>
+      </w:r>
+    </w:p>
+    <w:p>
+      <w:r>
+        <w:br w:type="textWrapping" w:clear="all"/>
+      </w:r>
+    </w:p>
+    <w:p>
+      <w:r>
+        <w:t xml:space="preserve">Ahora el  tipo de cuenta solo puede ser 'AHORRO', 'CORRIENTE' o 'VISTA'. </w:t>
+      </w:r>
+    </w:p>
+    <w:p>
+      <w:r>
+        <w:rPr>
+          <w:noProof/>
+        </w:rPr>
+        <w:drawing>
+          <wp:inline distT="0" distB="0" distL="0" distR="0" wp14:anchorId="2F7F65BF" wp14:editId="4576F762">
+            <wp:extent cx="5235394" cy="998307"/>
+            <wp:effectExtent l="0" t="0" r="3810" b="0"/>
+            <wp:docPr id="248" name="Imagen 248"/>
+            <wp:cNvGraphicFramePr>
+              <a:graphicFrameLocks xmlns:a="http://schemas.openxmlformats.org/drawingml/2006/main" noChangeAspect="1"/>
+            </wp:cNvGraphicFramePr>
+            <a:graphic xmlns:a="http://schemas.openxmlformats.org/drawingml/2006/main">
+              <a:graphicData uri="http://schemas.openxmlformats.org/drawingml/2006/picture">
+                <pic:pic xmlns:pic="http://schemas.openxmlformats.org/drawingml/2006/picture">
+                  <pic:nvPicPr>
+                    <pic:cNvPr id="1" name=""/>
+                    <pic:cNvPicPr/>
+                  </pic:nvPicPr>
+                  <pic:blipFill>
+                    <a:blip r:embed="rId91"/>
+                    <a:stretch>
+                      <a:fillRect/>
+                    </a:stretch>
+                  </pic:blipFill>
+                  <pic:spPr>
+                    <a:xfrm>
+                      <a:off x="0" y="0"/>
+                      <a:ext cx="5235394" cy="998307"/>
+                    </a:xfrm>
+                    <a:prstGeom prst="rect">
+                      <a:avLst/>
+                    </a:prstGeom>
+                  </pic:spPr>
+                </pic:pic>
+              </a:graphicData>
+            </a:graphic>
+          </wp:inline>
+        </w:drawing>
+      </w:r>
+    </w:p>
+    <w:p/>
+    <w:p>
+      <w:r>
+        <w:rPr>
+          <w:noProof/>
+        </w:rPr>
+        <w:lastRenderedPageBreak/>
+        <w:drawing>
+          <wp:inline distT="0" distB="0" distL="0" distR="0" wp14:anchorId="7E4FF051" wp14:editId="046E5B22">
+            <wp:extent cx="5417127" cy="2074175"/>
+            <wp:effectExtent l="0" t="0" r="0" b="2540"/>
+            <wp:docPr id="250" name="Imagen 250"/>
+            <wp:cNvGraphicFramePr>
+              <a:graphicFrameLocks xmlns:a="http://schemas.openxmlformats.org/drawingml/2006/main" noChangeAspect="1"/>
+            </wp:cNvGraphicFramePr>
+            <a:graphic xmlns:a="http://schemas.openxmlformats.org/drawingml/2006/main">
+              <a:graphicData uri="http://schemas.openxmlformats.org/drawingml/2006/picture">
+                <pic:pic xmlns:pic="http://schemas.openxmlformats.org/drawingml/2006/picture">
+                  <pic:nvPicPr>
+                    <pic:cNvPr id="1" name=""/>
+                    <pic:cNvPicPr/>
+                  </pic:nvPicPr>
+                  <pic:blipFill>
+                    <a:blip r:embed="rId92"/>
+                    <a:stretch>
+                      <a:fillRect/>
+                    </a:stretch>
+                  </pic:blipFill>
+                  <pic:spPr>
+                    <a:xfrm>
+                      <a:off x="0" y="0"/>
+                      <a:ext cx="5423114" cy="2076467"/>
+                    </a:xfrm>
+                    <a:prstGeom prst="rect">
+                      <a:avLst/>
+                    </a:prstGeom>
+                  </pic:spPr>
+                </pic:pic>
+              </a:graphicData>
+            </a:graphic>
+          </wp:inline>
+        </w:drawing>
+      </w:r>
+    </w:p>
+    <w:p>
+      <w:r>
+        <w:rPr>
+          <w:noProof/>
+        </w:rPr>
+        <w:drawing>
+          <wp:inline distT="0" distB="0" distL="0" distR="0" wp14:anchorId="7E05F738" wp14:editId="29D7C52E">
+            <wp:extent cx="5313218" cy="1670675"/>
+            <wp:effectExtent l="0" t="0" r="1905" b="6350"/>
+            <wp:docPr id="252" name="Imagen 252"/>
+            <wp:cNvGraphicFramePr>
+              <a:graphicFrameLocks xmlns:a="http://schemas.openxmlformats.org/drawingml/2006/main" noChangeAspect="1"/>
+            </wp:cNvGraphicFramePr>
+            <a:graphic xmlns:a="http://schemas.openxmlformats.org/drawingml/2006/main">
+              <a:graphicData uri="http://schemas.openxmlformats.org/drawingml/2006/picture">
+                <pic:pic xmlns:pic="http://schemas.openxmlformats.org/drawingml/2006/picture">
+                  <pic:nvPicPr>
+                    <pic:cNvPr id="1" name=""/>
+                    <pic:cNvPicPr/>
+                  </pic:nvPicPr>
+                  <pic:blipFill>
+                    <a:blip r:embed="rId93"/>
+                    <a:stretch>
+                      <a:fillRect/>
+                    </a:stretch>
+                  </pic:blipFill>
+                  <pic:spPr>
+                    <a:xfrm>
+                      <a:off x="0" y="0"/>
+                      <a:ext cx="5323968" cy="1674055"/>
+                    </a:xfrm>
+                    <a:prstGeom prst="rect">
+                      <a:avLst/>
+                    </a:prstGeom>
+                  </pic:spPr>
+                </pic:pic>
+              </a:graphicData>
+            </a:graphic>
+          </wp:inline>
+        </w:drawing>
+      </w:r>
+    </w:p>
+    <w:p>
+      <w:r>
+        <w:rPr>
+          <w:noProof/>
+        </w:rPr>
+        <w:drawing>
+          <wp:inline distT="0" distB="0" distL="0" distR="0" wp14:anchorId="703A46F2" wp14:editId="06C092A6">
+            <wp:extent cx="5146963" cy="1745937"/>
+            <wp:effectExtent l="0" t="0" r="0" b="6985"/>
+            <wp:docPr id="253" name="Imagen 253"/>
+            <wp:cNvGraphicFramePr>
+              <a:graphicFrameLocks xmlns:a="http://schemas.openxmlformats.org/drawingml/2006/main" noChangeAspect="1"/>
+            </wp:cNvGraphicFramePr>
+            <a:graphic xmlns:a="http://schemas.openxmlformats.org/drawingml/2006/main">
+              <a:graphicData uri="http://schemas.openxmlformats.org/drawingml/2006/picture">
+                <pic:pic xmlns:pic="http://schemas.openxmlformats.org/drawingml/2006/picture">
+                  <pic:nvPicPr>
+                    <pic:cNvPr id="1" name=""/>
+                    <pic:cNvPicPr/>
+                  </pic:nvPicPr>
+                  <pic:blipFill>
+                    <a:blip r:embed="rId94"/>
+                    <a:stretch>
+                      <a:fillRect/>
+                    </a:stretch>
+                  </pic:blipFill>
+                  <pic:spPr>
+                    <a:xfrm>
+                      <a:off x="0" y="0"/>
+                      <a:ext cx="5167983" cy="1753067"/>
+                    </a:xfrm>
+                    <a:prstGeom prst="rect">
+                      <a:avLst/>
+                    </a:prstGeom>
+                  </pic:spPr>
+                </pic:pic>
+              </a:graphicData>
+            </a:graphic>
+          </wp:inline>
+        </w:drawing>
+      </w:r>
+    </w:p>
+    <w:p>
+      <w:r>
+        <w:rPr>
+          <w:noProof/>
+        </w:rPr>
+        <w:drawing>
+          <wp:anchor distT="0" distB="0" distL="114300" distR="114300" simplePos="0" relativeHeight="251697152" behindDoc="0" locked="0" layoutInCell="1" allowOverlap="1" wp14:anchorId="3EE4FAEA" wp14:editId="717AC47D">
+            <wp:simplePos x="0" y="0"/>
+            <wp:positionH relativeFrom="margin">
+              <wp:align>left</wp:align>
+            </wp:positionH>
+            <wp:positionV relativeFrom="paragraph">
+              <wp:posOffset>3117</wp:posOffset>
+            </wp:positionV>
+            <wp:extent cx="2417445" cy="1129665"/>
+            <wp:effectExtent l="0" t="0" r="1905" b="0"/>
+            <wp:wrapSquare wrapText="bothSides"/>
+            <wp:docPr id="254" name="Imagen 254"/>
+            <wp:cNvGraphicFramePr>
+              <a:graphicFrameLocks xmlns:a="http://schemas.openxmlformats.org/drawingml/2006/main" noChangeAspect="1"/>
+            </wp:cNvGraphicFramePr>
+            <a:graphic xmlns:a="http://schemas.openxmlformats.org/drawingml/2006/main">
+              <a:graphicData uri="http://schemas.openxmlformats.org/drawingml/2006/picture">
+                <pic:pic xmlns:pic="http://schemas.openxmlformats.org/drawingml/2006/picture">
+                  <pic:nvPicPr>
+                    <pic:cNvPr id="1" name=""/>
+                    <pic:cNvPicPr/>
+                  </pic:nvPicPr>
+                  <pic:blipFill>
+                    <a:blip r:embed="rId95">
+                      <a:extLst>
+                        <a:ext uri="{28A0092B-C50C-407E-A947-70E740481C1C}">
+                          <a14:useLocalDpi xmlns:a14="http://schemas.microsoft.com/office/drawing/2010/main" val="0"/>
+                        </a:ext>
+                      </a:extLst>
+                    </a:blip>
+                    <a:stretch>
+                      <a:fillRect/>
+                    </a:stretch>
+                  </pic:blipFill>
+                  <pic:spPr>
+                    <a:xfrm>
+                      <a:off x="0" y="0"/>
+                      <a:ext cx="2417445" cy="1129665"/>
+                    </a:xfrm>
+                    <a:prstGeom prst="rect">
+                      <a:avLst/>
+                    </a:prstGeom>
+                  </pic:spPr>
+                </pic:pic>
+              </a:graphicData>
+            </a:graphic>
+            <wp14:sizeRelH relativeFrom="margin">
+              <wp14:pctWidth>0</wp14:pctWidth>
+            </wp14:sizeRelH>
+            <wp14:sizeRelV relativeFrom="margin">
+              <wp14:pctHeight>0</wp14:pctHeight>
+            </wp14:sizeRelV>
+          </wp:anchor>
+        </w:drawing>
+      </w:r>
+      <w:r>
+        <w:t xml:space="preserve">Agregamos la restricción de la llave foránea a movimientos para relacionarla con la tabla cuentas. </w:t>
+      </w:r>
+    </w:p>
+    <w:p/>
+    <w:p/>
+    <w:p/>
+    <w:p>
+      <w:r>
+        <w:rPr>
+          <w:noProof/>
+        </w:rPr>
+        <w:drawing>
+          <wp:inline distT="0" distB="0" distL="0" distR="0" wp14:anchorId="3BE2F72B" wp14:editId="6FBF7D8F">
+            <wp:extent cx="2944090" cy="976778"/>
+            <wp:effectExtent l="0" t="0" r="8890" b="0"/>
+            <wp:docPr id="255" name="Imagen 255"/>
+            <wp:cNvGraphicFramePr>
+              <a:graphicFrameLocks xmlns:a="http://schemas.openxmlformats.org/drawingml/2006/main" noChangeAspect="1"/>
+            </wp:cNvGraphicFramePr>
+            <a:graphic xmlns:a="http://schemas.openxmlformats.org/drawingml/2006/main">
+              <a:graphicData uri="http://schemas.openxmlformats.org/drawingml/2006/picture">
+                <pic:pic xmlns:pic="http://schemas.openxmlformats.org/drawingml/2006/picture">
+                  <pic:nvPicPr>
+                    <pic:cNvPr id="1" name=""/>
+                    <pic:cNvPicPr/>
+                  </pic:nvPicPr>
+                  <pic:blipFill>
+                    <a:blip r:embed="rId96"/>
+                    <a:stretch>
+                      <a:fillRect/>
+                    </a:stretch>
+                  </pic:blipFill>
+                  <pic:spPr>
+                    <a:xfrm>
+                      <a:off x="0" y="0"/>
+                      <a:ext cx="2949408" cy="978542"/>
+                    </a:xfrm>
+                    <a:prstGeom prst="rect">
+                      <a:avLst/>
+                    </a:prstGeom>
+                  </pic:spPr>
+                </pic:pic>
+              </a:graphicData>
+            </a:graphic>
+          </wp:inline>
+        </w:drawing>
+      </w:r>
+    </w:p>
+    <w:p>
+      <w:r>
+        <w:rPr>
+          <w:noProof/>
+        </w:rPr>
+        <w:lastRenderedPageBreak/>
+        <w:drawing>
+          <wp:inline distT="0" distB="0" distL="0" distR="0" wp14:anchorId="0D415932" wp14:editId="478A3177">
+            <wp:extent cx="5612130" cy="2236470"/>
+            <wp:effectExtent l="0" t="0" r="7620" b="0"/>
+            <wp:docPr id="256" name="Imagen 256"/>
+            <wp:cNvGraphicFramePr>
+              <a:graphicFrameLocks xmlns:a="http://schemas.openxmlformats.org/drawingml/2006/main" noChangeAspect="1"/>
+            </wp:cNvGraphicFramePr>
+            <a:graphic xmlns:a="http://schemas.openxmlformats.org/drawingml/2006/main">
+              <a:graphicData uri="http://schemas.openxmlformats.org/drawingml/2006/picture">
+                <pic:pic xmlns:pic="http://schemas.openxmlformats.org/drawingml/2006/picture">
+                  <pic:nvPicPr>
+                    <pic:cNvPr id="1" name=""/>
+                    <pic:cNvPicPr/>
+                  </pic:nvPicPr>
+                  <pic:blipFill>
+                    <a:blip r:embed="rId97"/>
+                    <a:stretch>
+                      <a:fillRect/>
+                    </a:stretch>
+                  </pic:blipFill>
+                  <pic:spPr>
+                    <a:xfrm>
+                      <a:off x="0" y="0"/>
+                      <a:ext cx="5612130" cy="2236470"/>
+                    </a:xfrm>
+                    <a:prstGeom prst="rect">
+                      <a:avLst/>
+                    </a:prstGeom>
+                  </pic:spPr>
+                </pic:pic>
+              </a:graphicData>
+            </a:graphic>
+          </wp:inline>
+        </w:drawing>
+      </w:r>
+    </w:p>
+    <w:p>
+      <w:r>
+        <w:rPr>
+          <w:noProof/>
+        </w:rPr>
+        <w:drawing>
+          <wp:inline distT="0" distB="0" distL="0" distR="0" wp14:anchorId="5CA7A94A" wp14:editId="1962337B">
+            <wp:extent cx="5612130" cy="2141220"/>
+            <wp:effectExtent l="0" t="0" r="7620" b="0"/>
+            <wp:docPr id="257" name="Imagen 257"/>
+            <wp:cNvGraphicFramePr>
+              <a:graphicFrameLocks xmlns:a="http://schemas.openxmlformats.org/drawingml/2006/main" noChangeAspect="1"/>
+            </wp:cNvGraphicFramePr>
+            <a:graphic xmlns:a="http://schemas.openxmlformats.org/drawingml/2006/main">
+              <a:graphicData uri="http://schemas.openxmlformats.org/drawingml/2006/picture">
+                <pic:pic xmlns:pic="http://schemas.openxmlformats.org/drawingml/2006/picture">
+                  <pic:nvPicPr>
+                    <pic:cNvPr id="1" name=""/>
+                    <pic:cNvPicPr/>
+                  </pic:nvPicPr>
+                  <pic:blipFill>
+                    <a:blip r:embed="rId98"/>
+                    <a:stretch>
+                      <a:fillRect/>
+                    </a:stretch>
+                  </pic:blipFill>
+                  <pic:spPr>
+                    <a:xfrm>
+                      <a:off x="0" y="0"/>
+                      <a:ext cx="5612130" cy="2141220"/>
+                    </a:xfrm>
+                    <a:prstGeom prst="rect">
+                      <a:avLst/>
+                    </a:prstGeom>
+                  </pic:spPr>
+                </pic:pic>
+              </a:graphicData>
+            </a:graphic>
+          </wp:inline>
+        </w:drawing>
+      </w:r>
+    </w:p>
+    <w:p/>
+    <w:p/>
+    <w:p/>
+    <w:p/>
+    <w:p/>
+    <w:p/>
+    <w:p/>
+    <w:p>
+      <w:r>
+        <w:lastRenderedPageBreak/>
+        <w:drawing>
+          <wp:inline distT="0" distB="0" distL="0" distR="0" wp14:anchorId="6DC67D1C" wp14:editId="049DF93A">
+            <wp:extent cx="5612130" cy="1891665"/>
+            <wp:effectExtent l="0" t="0" r="7620" b="0"/>
+            <wp:docPr id="259" name="Imagen 259"/>
+            <wp:cNvGraphicFramePr>
+              <a:graphicFrameLocks xmlns:a="http://schemas.openxmlformats.org/drawingml/2006/main" noChangeAspect="1"/>
+            </wp:cNvGraphicFramePr>
+            <a:graphic xmlns:a="http://schemas.openxmlformats.org/drawingml/2006/main">
+              <a:graphicData uri="http://schemas.openxmlformats.org/drawingml/2006/picture">
+                <pic:pic xmlns:pic="http://schemas.openxmlformats.org/drawingml/2006/picture">
+                  <pic:nvPicPr>
+                    <pic:cNvPr id="1" name=""/>
+                    <pic:cNvPicPr/>
+                  </pic:nvPicPr>
+                  <pic:blipFill>
+                    <a:blip r:embed="rId99"/>
+                    <a:stretch>
+                      <a:fillRect/>
+                    </a:stretch>
+                  </pic:blipFill>
+                  <pic:spPr>
+                    <a:xfrm>
+                      <a:off x="0" y="0"/>
+                      <a:ext cx="5612130" cy="1891665"/>
+                    </a:xfrm>
+                    <a:prstGeom prst="rect">
+                      <a:avLst/>
+                    </a:prstGeom>
+                  </pic:spPr>
+                </pic:pic>
+              </a:graphicData>
+            </a:graphic>
+          </wp:inline>
+        </w:drawing>
+      </w:r>
+    </w:p>
+    <w:p>
+      <w:r>
+        <w:drawing>
+          <wp:anchor distT="0" distB="0" distL="114300" distR="114300" simplePos="0" relativeHeight="251698176" behindDoc="0" locked="0" layoutInCell="1" allowOverlap="1">
+            <wp:simplePos x="1080655" y="2909455"/>
+            <wp:positionH relativeFrom="column">
+              <wp:align>left</wp:align>
+            </wp:positionH>
+            <wp:positionV relativeFrom="paragraph">
+              <wp:align>top</wp:align>
+            </wp:positionV>
+            <wp:extent cx="3825572" cy="1272650"/>
+            <wp:effectExtent l="0" t="0" r="3810" b="3810"/>
+            <wp:wrapSquare wrapText="bothSides"/>
+            <wp:docPr id="260" name="Imagen 260"/>
+            <wp:cNvGraphicFramePr>
+              <a:graphicFrameLocks xmlns:a="http://schemas.openxmlformats.org/drawingml/2006/main" noChangeAspect="1"/>
+            </wp:cNvGraphicFramePr>
+            <a:graphic xmlns:a="http://schemas.openxmlformats.org/drawingml/2006/main">
+              <a:graphicData uri="http://schemas.openxmlformats.org/drawingml/2006/picture">
+                <pic:pic xmlns:pic="http://schemas.openxmlformats.org/drawingml/2006/picture">
+                  <pic:nvPicPr>
+                    <pic:cNvPr id="1" name=""/>
+                    <pic:cNvPicPr/>
+                  </pic:nvPicPr>
+                  <pic:blipFill>
+                    <a:blip r:embed="rId100">
+                      <a:extLst>
+                        <a:ext uri="{28A0092B-C50C-407E-A947-70E740481C1C}">
+                          <a14:useLocalDpi xmlns:a14="http://schemas.microsoft.com/office/drawing/2010/main" val="0"/>
+                        </a:ext>
+                      </a:extLst>
+                    </a:blip>
+                    <a:stretch>
+                      <a:fillRect/>
+                    </a:stretch>
+                  </pic:blipFill>
+                  <pic:spPr>
+                    <a:xfrm>
+                      <a:off x="0" y="0"/>
+                      <a:ext cx="3825572" cy="1272650"/>
+                    </a:xfrm>
+                    <a:prstGeom prst="rect">
+                      <a:avLst/>
+                    </a:prstGeom>
+                  </pic:spPr>
+                </pic:pic>
+              </a:graphicData>
+            </a:graphic>
+          </wp:anchor>
+        </w:drawing>
+      </w:r>
+      <w:r>
+        <w:t xml:space="preserve">Primero modificamos la tabla clientes </w:t>
+      </w:r>
+    </w:p>
+    <w:p/>
+    <w:p/>
+    <w:p/>
+    <w:p>
+      <w:r>
+        <w:drawing>
+          <wp:anchor distT="0" distB="0" distL="114300" distR="114300" simplePos="0" relativeHeight="251699200" behindDoc="0" locked="0" layoutInCell="1" allowOverlap="1">
+            <wp:simplePos x="1080655" y="4232564"/>
+            <wp:positionH relativeFrom="column">
+              <wp:align>left</wp:align>
+            </wp:positionH>
+            <wp:positionV relativeFrom="paragraph">
+              <wp:align>top</wp:align>
+            </wp:positionV>
+            <wp:extent cx="3375953" cy="891617"/>
+            <wp:effectExtent l="0" t="0" r="0" b="3810"/>
+            <wp:wrapSquare wrapText="bothSides"/>
+            <wp:docPr id="261" name="Imagen 261"/>
+            <wp:cNvGraphicFramePr>
+              <a:graphicFrameLocks xmlns:a="http://schemas.openxmlformats.org/drawingml/2006/main" noChangeAspect="1"/>
+            </wp:cNvGraphicFramePr>
+            <a:graphic xmlns:a="http://schemas.openxmlformats.org/drawingml/2006/main">
+              <a:graphicData uri="http://schemas.openxmlformats.org/drawingml/2006/picture">
+                <pic:pic xmlns:pic="http://schemas.openxmlformats.org/drawingml/2006/picture">
+                  <pic:nvPicPr>
+                    <pic:cNvPr id="1" name=""/>
+                    <pic:cNvPicPr/>
+                  </pic:nvPicPr>
+                  <pic:blipFill>
+                    <a:blip r:embed="rId101">
+                      <a:extLst>
+                        <a:ext uri="{28A0092B-C50C-407E-A947-70E740481C1C}">
+                          <a14:useLocalDpi xmlns:a14="http://schemas.microsoft.com/office/drawing/2010/main" val="0"/>
+                        </a:ext>
+                      </a:extLst>
+                    </a:blip>
+                    <a:stretch>
+                      <a:fillRect/>
+                    </a:stretch>
+                  </pic:blipFill>
+                  <pic:spPr>
+                    <a:xfrm>
+                      <a:off x="0" y="0"/>
+                      <a:ext cx="3375953" cy="891617"/>
+                    </a:xfrm>
+                    <a:prstGeom prst="rect">
+                      <a:avLst/>
+                    </a:prstGeom>
+                  </pic:spPr>
+                </pic:pic>
+              </a:graphicData>
+            </a:graphic>
+          </wp:anchor>
+        </w:drawing>
+      </w:r>
+      <w:r>
+        <w:t xml:space="preserve">Añadimos una columna más. </w:t>
+      </w:r>
+    </w:p>
+    <w:p/>
+    <w:p/>
+    <w:p/>
+    <w:p>
+      <w:r>
+        <w:drawing>
+          <wp:anchor distT="0" distB="0" distL="114300" distR="114300" simplePos="0" relativeHeight="251700224" behindDoc="0" locked="0" layoutInCell="1" allowOverlap="1">
+            <wp:simplePos x="1080655" y="5375564"/>
+            <wp:positionH relativeFrom="column">
+              <wp:align>left</wp:align>
+            </wp:positionH>
+            <wp:positionV relativeFrom="paragraph">
+              <wp:align>top</wp:align>
+            </wp:positionV>
+            <wp:extent cx="3604572" cy="1028789"/>
+            <wp:effectExtent l="0" t="0" r="0" b="0"/>
+            <wp:wrapSquare wrapText="bothSides"/>
+            <wp:docPr id="263" name="Imagen 263"/>
+            <wp:cNvGraphicFramePr>
+              <a:graphicFrameLocks xmlns:a="http://schemas.openxmlformats.org/drawingml/2006/main" noChangeAspect="1"/>
+            </wp:cNvGraphicFramePr>
+            <a:graphic xmlns:a="http://schemas.openxmlformats.org/drawingml/2006/main">
+              <a:graphicData uri="http://schemas.openxmlformats.org/drawingml/2006/picture">
+                <pic:pic xmlns:pic="http://schemas.openxmlformats.org/drawingml/2006/picture">
+                  <pic:nvPicPr>
+                    <pic:cNvPr id="1" name=""/>
+                    <pic:cNvPicPr/>
+                  </pic:nvPicPr>
+                  <pic:blipFill>
+                    <a:blip r:embed="rId102">
+                      <a:extLst>
+                        <a:ext uri="{28A0092B-C50C-407E-A947-70E740481C1C}">
+                          <a14:useLocalDpi xmlns:a14="http://schemas.microsoft.com/office/drawing/2010/main" val="0"/>
+                        </a:ext>
+                      </a:extLst>
+                    </a:blip>
+                    <a:stretch>
+                      <a:fillRect/>
+                    </a:stretch>
+                  </pic:blipFill>
+                  <pic:spPr>
+                    <a:xfrm>
+                      <a:off x="0" y="0"/>
+                      <a:ext cx="3604572" cy="1028789"/>
+                    </a:xfrm>
+                    <a:prstGeom prst="rect">
+                      <a:avLst/>
+                    </a:prstGeom>
+                  </pic:spPr>
+                </pic:pic>
+              </a:graphicData>
+            </a:graphic>
+          </wp:anchor>
+        </w:drawing>
+      </w:r>
+      <w:r>
+        <w:t xml:space="preserve">Añadimos la restricción para monto pendiente y monto total. </w:t>
+      </w:r>
+    </w:p>
+    <w:p/>
+    <w:p/>
+    <w:p/>
+    <w:p/>
+    <w:p/>
+    <w:p>
+      <w:r>
+        <w:br w:type="textWrapping" w:clear="all"/>
+      </w:r>
+    </w:p>
+    <w:p>
+      <w:r>
+        <w:lastRenderedPageBreak/>
+        <w:drawing>
+          <wp:inline distT="0" distB="0" distL="0" distR="0" wp14:anchorId="720D4E2C" wp14:editId="0962DCCE">
+            <wp:extent cx="5612130" cy="1386205"/>
+            <wp:effectExtent l="0" t="0" r="7620" b="4445"/>
+            <wp:docPr id="262" name="Imagen 262"/>
+            <wp:cNvGraphicFramePr>
+              <a:graphicFrameLocks xmlns:a="http://schemas.openxmlformats.org/drawingml/2006/main" noChangeAspect="1"/>
+            </wp:cNvGraphicFramePr>
+            <a:graphic xmlns:a="http://schemas.openxmlformats.org/drawingml/2006/main">
+              <a:graphicData uri="http://schemas.openxmlformats.org/drawingml/2006/picture">
+                <pic:pic xmlns:pic="http://schemas.openxmlformats.org/drawingml/2006/picture">
+                  <pic:nvPicPr>
+                    <pic:cNvPr id="1" name=""/>
+                    <pic:cNvPicPr/>
+                  </pic:nvPicPr>
+                  <pic:blipFill>
+                    <a:blip r:embed="rId103"/>
+                    <a:stretch>
+                      <a:fillRect/>
+                    </a:stretch>
+                  </pic:blipFill>
+                  <pic:spPr>
+                    <a:xfrm>
+                      <a:off x="0" y="0"/>
+                      <a:ext cx="5612130" cy="1386205"/>
+                    </a:xfrm>
+                    <a:prstGeom prst="rect">
+                      <a:avLst/>
+                    </a:prstGeom>
+                  </pic:spPr>
+                </pic:pic>
+              </a:graphicData>
+            </a:graphic>
+          </wp:inline>
+        </w:drawing>
+      </w:r>
+      <w:r>
+        <w:br w:type="textWrapping" w:clear="all"/>
+      </w:r>
+      <w:r>
+        <w:t xml:space="preserve">Para poder cambiar el tipo de datos y darle una nueva restricción, primero tenemos que borrar la restricción anterior. </w:t>
+      </w:r>
+      <w:r>
+        <w:drawing>
+          <wp:anchor distT="0" distB="0" distL="114300" distR="114300" simplePos="0" relativeHeight="251701248" behindDoc="0" locked="0" layoutInCell="1" allowOverlap="1">
+            <wp:simplePos x="0" y="0"/>
+            <wp:positionH relativeFrom="column">
+              <wp:posOffset>0</wp:posOffset>
+            </wp:positionH>
+            <wp:positionV relativeFrom="paragraph">
+              <wp:posOffset>1406525</wp:posOffset>
+            </wp:positionV>
+            <wp:extent cx="3291840" cy="899160"/>
+            <wp:effectExtent l="0" t="0" r="3810" b="0"/>
+            <wp:wrapSquare wrapText="bothSides"/>
+            <wp:docPr id="265" name="Imagen 265"/>
+            <wp:cNvGraphicFramePr>
+              <a:graphicFrameLocks xmlns:a="http://schemas.openxmlformats.org/drawingml/2006/main" noChangeAspect="1"/>
+            </wp:cNvGraphicFramePr>
+            <a:graphic xmlns:a="http://schemas.openxmlformats.org/drawingml/2006/main">
+              <a:graphicData uri="http://schemas.openxmlformats.org/drawingml/2006/picture">
+                <pic:pic xmlns:pic="http://schemas.openxmlformats.org/drawingml/2006/picture">
+                  <pic:nvPicPr>
+                    <pic:cNvPr id="1" name=""/>
+                    <pic:cNvPicPr/>
+                  </pic:nvPicPr>
+                  <pic:blipFill>
+                    <a:blip r:embed="rId104">
+                      <a:extLst>
+                        <a:ext uri="{28A0092B-C50C-407E-A947-70E740481C1C}">
+                          <a14:useLocalDpi xmlns:a14="http://schemas.microsoft.com/office/drawing/2010/main" val="0"/>
+                        </a:ext>
+                      </a:extLst>
+                    </a:blip>
+                    <a:stretch>
+                      <a:fillRect/>
+                    </a:stretch>
+                  </pic:blipFill>
+                  <pic:spPr>
+                    <a:xfrm>
+                      <a:off x="0" y="0"/>
+                      <a:ext cx="3291840" cy="899160"/>
+                    </a:xfrm>
+                    <a:prstGeom prst="rect">
+                      <a:avLst/>
+                    </a:prstGeom>
+                  </pic:spPr>
+                </pic:pic>
+              </a:graphicData>
+            </a:graphic>
+          </wp:anchor>
+        </w:drawing>
+      </w:r>
+      <w:r>
+        <w:t xml:space="preserve"> </w:t>
+      </w:r>
+    </w:p>
+    <w:p/>
+    <w:p>
+      <w:r>
+        <w:t xml:space="preserve">Ahora volvemos a agregar la restricción con los nuevos requisitos. </w:t>
+      </w:r>
+    </w:p>
+    <w:p>
+      <w:r>
+        <w:drawing>
+          <wp:inline distT="0" distB="0" distL="0" distR="0" wp14:anchorId="0CB20660" wp14:editId="62F64032">
+            <wp:extent cx="5612130" cy="1045210"/>
+            <wp:effectExtent l="0" t="0" r="7620" b="2540"/>
+            <wp:docPr id="266" name="Imagen 266"/>
+            <wp:cNvGraphicFramePr>
+              <a:graphicFrameLocks xmlns:a="http://schemas.openxmlformats.org/drawingml/2006/main" noChangeAspect="1"/>
+            </wp:cNvGraphicFramePr>
+            <a:graphic xmlns:a="http://schemas.openxmlformats.org/drawingml/2006/main">
+              <a:graphicData uri="http://schemas.openxmlformats.org/drawingml/2006/picture">
+                <pic:pic xmlns:pic="http://schemas.openxmlformats.org/drawingml/2006/picture">
+                  <pic:nvPicPr>
+                    <pic:cNvPr id="1" name=""/>
+                    <pic:cNvPicPr/>
+                  </pic:nvPicPr>
+                  <pic:blipFill>
+                    <a:blip r:embed="rId105"/>
+                    <a:stretch>
+                      <a:fillRect/>
+                    </a:stretch>
+                  </pic:blipFill>
+                  <pic:spPr>
+                    <a:xfrm>
+                      <a:off x="0" y="0"/>
+                      <a:ext cx="5612130" cy="1045210"/>
+                    </a:xfrm>
+                    <a:prstGeom prst="rect">
+                      <a:avLst/>
+                    </a:prstGeom>
+                  </pic:spPr>
+                </pic:pic>
+              </a:graphicData>
+            </a:graphic>
+          </wp:inline>
+        </w:drawing>
+      </w:r>
+    </w:p>
+    <w:p>
+      <w:r>
+        <w:drawing>
+          <wp:anchor distT="0" distB="0" distL="114300" distR="114300" simplePos="0" relativeHeight="251702272" behindDoc="0" locked="0" layoutInCell="1" allowOverlap="1">
+            <wp:simplePos x="1080655" y="4876800"/>
+            <wp:positionH relativeFrom="column">
+              <wp:align>left</wp:align>
+            </wp:positionH>
+            <wp:positionV relativeFrom="paragraph">
+              <wp:align>top</wp:align>
+            </wp:positionV>
+            <wp:extent cx="3734124" cy="891617"/>
+            <wp:effectExtent l="0" t="0" r="0" b="3810"/>
+            <wp:wrapSquare wrapText="bothSides"/>
+            <wp:docPr id="267" name="Imagen 267"/>
+            <wp:cNvGraphicFramePr>
+              <a:graphicFrameLocks xmlns:a="http://schemas.openxmlformats.org/drawingml/2006/main" noChangeAspect="1"/>
+            </wp:cNvGraphicFramePr>
+            <a:graphic xmlns:a="http://schemas.openxmlformats.org/drawingml/2006/main">
+              <a:graphicData uri="http://schemas.openxmlformats.org/drawingml/2006/picture">
+                <pic:pic xmlns:pic="http://schemas.openxmlformats.org/drawingml/2006/picture">
+                  <pic:nvPicPr>
+                    <pic:cNvPr id="1" name=""/>
+                    <pic:cNvPicPr/>
+                  </pic:nvPicPr>
+                  <pic:blipFill>
+                    <a:blip r:embed="rId106">
+                      <a:extLst>
+                        <a:ext uri="{28A0092B-C50C-407E-A947-70E740481C1C}">
+                          <a14:useLocalDpi xmlns:a14="http://schemas.microsoft.com/office/drawing/2010/main" val="0"/>
+                        </a:ext>
+                      </a:extLst>
+                    </a:blip>
+                    <a:stretch>
+                      <a:fillRect/>
+                    </a:stretch>
+                  </pic:blipFill>
+                  <pic:spPr>
+                    <a:xfrm>
+                      <a:off x="0" y="0"/>
+                      <a:ext cx="3734124" cy="891617"/>
+                    </a:xfrm>
+                    <a:prstGeom prst="rect">
+                      <a:avLst/>
+                    </a:prstGeom>
+                  </pic:spPr>
+                </pic:pic>
+              </a:graphicData>
+            </a:graphic>
+          </wp:anchor>
+        </w:drawing>
+      </w:r>
+      <w:r>
+        <w:t xml:space="preserve">Por ultimo cambiamos el nombre de la columna saldo para hacerlo </w:t>
+      </w:r>
+      <w:r>
+        <w:t>más</w:t>
+      </w:r>
+      <w:r>
+        <w:t xml:space="preserve"> claro. </w:t>
+      </w:r>
+    </w:p>
+    <w:p/>
+    <w:p/>
+    <w:p/>
+    <w:p/>
+    <w:p/>
+    <w:p/>
+    <w:p/>
+    <w:p/>
+    <w:p/>
+    <w:p>
+      <w:r>
+        <w:lastRenderedPageBreak/>
+        <w:drawing>
+          <wp:inline distT="0" distB="0" distL="0" distR="0" wp14:anchorId="2DFA13D4" wp14:editId="0EA7C305">
+            <wp:extent cx="5612130" cy="1294130"/>
+            <wp:effectExtent l="0" t="0" r="7620" b="1270"/>
+            <wp:docPr id="268" name="Imagen 268"/>
+            <wp:cNvGraphicFramePr>
+              <a:graphicFrameLocks xmlns:a="http://schemas.openxmlformats.org/drawingml/2006/main" noChangeAspect="1"/>
+            </wp:cNvGraphicFramePr>
+            <a:graphic xmlns:a="http://schemas.openxmlformats.org/drawingml/2006/main">
+              <a:graphicData uri="http://schemas.openxmlformats.org/drawingml/2006/picture">
+                <pic:pic xmlns:pic="http://schemas.openxmlformats.org/drawingml/2006/picture">
+                  <pic:nvPicPr>
+                    <pic:cNvPr id="1" name=""/>
+                    <pic:cNvPicPr/>
+                  </pic:nvPicPr>
+                  <pic:blipFill>
+                    <a:blip r:embed="rId107"/>
+                    <a:stretch>
+                      <a:fillRect/>
+                    </a:stretch>
+                  </pic:blipFill>
+                  <pic:spPr>
+                    <a:xfrm>
+                      <a:off x="0" y="0"/>
+                      <a:ext cx="5612130" cy="1294130"/>
+                    </a:xfrm>
+                    <a:prstGeom prst="rect">
+                      <a:avLst/>
+                    </a:prstGeom>
+                  </pic:spPr>
+                </pic:pic>
+              </a:graphicData>
+            </a:graphic>
+          </wp:inline>
+        </w:drawing>
+      </w:r>
+    </w:p>
+    <w:p>
+      <w:r>
+        <w:t xml:space="preserve">Acá nos piden normalizar nuestra base de datos, para que haya menos errores. Una manera de hacerlo es crear tablas auxiliares que contengan por ejemplo los tipos de movimientos válidos, para que solo se puedan usar esos. </w:t>
+      </w:r>
+    </w:p>
+    <w:p>
+      <w:r>
+        <w:drawing>
+          <wp:anchor distT="0" distB="0" distL="114300" distR="114300" simplePos="0" relativeHeight="251703296" behindDoc="0" locked="0" layoutInCell="1" allowOverlap="1">
+            <wp:simplePos x="1080655" y="2964873"/>
+            <wp:positionH relativeFrom="column">
+              <wp:align>left</wp:align>
+            </wp:positionH>
+            <wp:positionV relativeFrom="paragraph">
+              <wp:align>top</wp:align>
+            </wp:positionV>
+            <wp:extent cx="3368332" cy="1127858"/>
+            <wp:effectExtent l="0" t="0" r="3810" b="0"/>
+            <wp:wrapSquare wrapText="bothSides"/>
+            <wp:docPr id="269" name="Imagen 269"/>
+            <wp:cNvGraphicFramePr>
+              <a:graphicFrameLocks xmlns:a="http://schemas.openxmlformats.org/drawingml/2006/main" noChangeAspect="1"/>
+            </wp:cNvGraphicFramePr>
+            <a:graphic xmlns:a="http://schemas.openxmlformats.org/drawingml/2006/main">
+              <a:graphicData uri="http://schemas.openxmlformats.org/drawingml/2006/picture">
+                <pic:pic xmlns:pic="http://schemas.openxmlformats.org/drawingml/2006/picture">
+                  <pic:nvPicPr>
+                    <pic:cNvPr id="1" name=""/>
+                    <pic:cNvPicPr/>
+                  </pic:nvPicPr>
+                  <pic:blipFill>
+                    <a:blip r:embed="rId108">
+                      <a:extLst>
+                        <a:ext uri="{28A0092B-C50C-407E-A947-70E740481C1C}">
+                          <a14:useLocalDpi xmlns:a14="http://schemas.microsoft.com/office/drawing/2010/main" val="0"/>
+                        </a:ext>
+                      </a:extLst>
+                    </a:blip>
+                    <a:stretch>
+                      <a:fillRect/>
+                    </a:stretch>
+                  </pic:blipFill>
+                  <pic:spPr>
+                    <a:xfrm>
+                      <a:off x="0" y="0"/>
+                      <a:ext cx="3368332" cy="1127858"/>
+                    </a:xfrm>
+                    <a:prstGeom prst="rect">
+                      <a:avLst/>
+                    </a:prstGeom>
+                  </pic:spPr>
+                </pic:pic>
+              </a:graphicData>
+            </a:graphic>
+          </wp:anchor>
+        </w:drawing>
+      </w:r>
+      <w:r>
+        <w:t xml:space="preserve">Primero creamos la tabla auxiliar de tipos de movimiento. </w:t>
+      </w:r>
+    </w:p>
+    <w:p>
+      <w:r>
+        <w:t xml:space="preserve">Y luego insertamos los tipos de movimientos que usaremos. </w:t>
+      </w:r>
+    </w:p>
+    <w:p/>
+    <w:p>
+      <w:r>
+        <w:drawing>
+          <wp:inline distT="0" distB="0" distL="0" distR="0" wp14:anchorId="016AD126" wp14:editId="79E6617D">
+            <wp:extent cx="3482340" cy="405938"/>
+            <wp:effectExtent l="0" t="0" r="3810" b="0"/>
+            <wp:docPr id="270" name="Imagen 270"/>
+            <wp:cNvGraphicFramePr>
+              <a:graphicFrameLocks xmlns:a="http://schemas.openxmlformats.org/drawingml/2006/main" noChangeAspect="1"/>
+            </wp:cNvGraphicFramePr>
+            <a:graphic xmlns:a="http://schemas.openxmlformats.org/drawingml/2006/main">
+              <a:graphicData uri="http://schemas.openxmlformats.org/drawingml/2006/picture">
+                <pic:pic xmlns:pic="http://schemas.openxmlformats.org/drawingml/2006/picture">
+                  <pic:nvPicPr>
+                    <pic:cNvPr id="1" name=""/>
+                    <pic:cNvPicPr/>
+                  </pic:nvPicPr>
+                  <pic:blipFill rotWithShape="1">
+                    <a:blip r:embed="rId109"/>
+                    <a:srcRect t="44507"/>
+                    <a:stretch/>
+                  </pic:blipFill>
+                  <pic:spPr bwMode="auto">
+                    <a:xfrm>
+                      <a:off x="0" y="0"/>
+                      <a:ext cx="3482642" cy="405973"/>
+                    </a:xfrm>
+                    <a:prstGeom prst="rect">
+                      <a:avLst/>
+                    </a:prstGeom>
+                    <a:ln>
+                      <a:noFill/>
+                    </a:ln>
+                    <a:extLst>
+                      <a:ext uri="{53640926-AAD7-44D8-BBD7-CCE9431645EC}">
+                        <a14:shadowObscured xmlns:a14="http://schemas.microsoft.com/office/drawing/2010/main"/>
+                      </a:ext>
+                    </a:extLst>
+                  </pic:spPr>
+                </pic:pic>
+              </a:graphicData>
+            </a:graphic>
+          </wp:inline>
+        </w:drawing>
+      </w:r>
+    </w:p>
+    <w:p>
+      <w:r>
+        <w:drawing>
+          <wp:inline distT="0" distB="0" distL="0" distR="0" wp14:anchorId="5B98C613" wp14:editId="4FCD3639">
+            <wp:extent cx="5612130" cy="1497330"/>
+            <wp:effectExtent l="0" t="0" r="7620" b="7620"/>
+            <wp:docPr id="271" name="Imagen 271"/>
+            <wp:cNvGraphicFramePr>
+              <a:graphicFrameLocks xmlns:a="http://schemas.openxmlformats.org/drawingml/2006/main" noChangeAspect="1"/>
+            </wp:cNvGraphicFramePr>
+            <a:graphic xmlns:a="http://schemas.openxmlformats.org/drawingml/2006/main">
+              <a:graphicData uri="http://schemas.openxmlformats.org/drawingml/2006/picture">
+                <pic:pic xmlns:pic="http://schemas.openxmlformats.org/drawingml/2006/picture">
+                  <pic:nvPicPr>
+                    <pic:cNvPr id="1" name=""/>
+                    <pic:cNvPicPr/>
+                  </pic:nvPicPr>
+                  <pic:blipFill>
+                    <a:blip r:embed="rId110"/>
+                    <a:stretch>
+                      <a:fillRect/>
+                    </a:stretch>
+                  </pic:blipFill>
+                  <pic:spPr>
+                    <a:xfrm>
+                      <a:off x="0" y="0"/>
+                      <a:ext cx="5612130" cy="1497330"/>
+                    </a:xfrm>
+                    <a:prstGeom prst="rect">
+                      <a:avLst/>
+                    </a:prstGeom>
+                  </pic:spPr>
+                </pic:pic>
+              </a:graphicData>
+            </a:graphic>
+          </wp:inline>
+        </w:drawing>
+      </w:r>
+    </w:p>
+    <w:p>
+      <w:r>
+        <w:drawing>
+          <wp:anchor distT="0" distB="0" distL="114300" distR="114300" simplePos="0" relativeHeight="251704320" behindDoc="0" locked="0" layoutInCell="1" allowOverlap="1">
+            <wp:simplePos x="1080655" y="6331527"/>
+            <wp:positionH relativeFrom="column">
+              <wp:align>left</wp:align>
+            </wp:positionH>
+            <wp:positionV relativeFrom="paragraph">
+              <wp:align>top</wp:align>
+            </wp:positionV>
+            <wp:extent cx="2644369" cy="823031"/>
+            <wp:effectExtent l="0" t="0" r="3810" b="0"/>
+            <wp:wrapSquare wrapText="bothSides"/>
+            <wp:docPr id="272" name="Imagen 272"/>
+            <wp:cNvGraphicFramePr>
+              <a:graphicFrameLocks xmlns:a="http://schemas.openxmlformats.org/drawingml/2006/main" noChangeAspect="1"/>
+            </wp:cNvGraphicFramePr>
+            <a:graphic xmlns:a="http://schemas.openxmlformats.org/drawingml/2006/main">
+              <a:graphicData uri="http://schemas.openxmlformats.org/drawingml/2006/picture">
+                <pic:pic xmlns:pic="http://schemas.openxmlformats.org/drawingml/2006/picture">
+                  <pic:nvPicPr>
+                    <pic:cNvPr id="1" name=""/>
+                    <pic:cNvPicPr/>
+                  </pic:nvPicPr>
+                  <pic:blipFill>
+                    <a:blip r:embed="rId111">
+                      <a:extLst>
+                        <a:ext uri="{28A0092B-C50C-407E-A947-70E740481C1C}">
+                          <a14:useLocalDpi xmlns:a14="http://schemas.microsoft.com/office/drawing/2010/main" val="0"/>
+                        </a:ext>
+                      </a:extLst>
+                    </a:blip>
+                    <a:stretch>
+                      <a:fillRect/>
+                    </a:stretch>
+                  </pic:blipFill>
+                  <pic:spPr>
+                    <a:xfrm>
+                      <a:off x="0" y="0"/>
+                      <a:ext cx="2644369" cy="823031"/>
+                    </a:xfrm>
+                    <a:prstGeom prst="rect">
+                      <a:avLst/>
+                    </a:prstGeom>
+                  </pic:spPr>
+                </pic:pic>
+              </a:graphicData>
+            </a:graphic>
+          </wp:anchor>
+        </w:drawing>
+      </w:r>
+      <w:r>
+        <w:t xml:space="preserve">Borramos la columna que ya no usaremos en movimientos </w:t>
+      </w:r>
+    </w:p>
+    <w:p/>
+    <w:p/>
+    <w:p>
+      <w:r>
+        <w:drawing>
+          <wp:anchor distT="0" distB="0" distL="114300" distR="114300" simplePos="0" relativeHeight="251705344" behindDoc="0" locked="0" layoutInCell="1" allowOverlap="1">
+            <wp:simplePos x="1080655" y="7370618"/>
+            <wp:positionH relativeFrom="column">
+              <wp:align>left</wp:align>
+            </wp:positionH>
+            <wp:positionV relativeFrom="paragraph">
+              <wp:align>top</wp:align>
+            </wp:positionV>
+            <wp:extent cx="3299746" cy="1455546"/>
+            <wp:effectExtent l="0" t="0" r="0" b="0"/>
+            <wp:wrapSquare wrapText="bothSides"/>
+            <wp:docPr id="273" name="Imagen 273"/>
+            <wp:cNvGraphicFramePr>
+              <a:graphicFrameLocks xmlns:a="http://schemas.openxmlformats.org/drawingml/2006/main" noChangeAspect="1"/>
+            </wp:cNvGraphicFramePr>
+            <a:graphic xmlns:a="http://schemas.openxmlformats.org/drawingml/2006/main">
+              <a:graphicData uri="http://schemas.openxmlformats.org/drawingml/2006/picture">
+                <pic:pic xmlns:pic="http://schemas.openxmlformats.org/drawingml/2006/picture">
+                  <pic:nvPicPr>
+                    <pic:cNvPr id="1" name=""/>
+                    <pic:cNvPicPr/>
+                  </pic:nvPicPr>
+                  <pic:blipFill>
+                    <a:blip r:embed="rId112">
+                      <a:extLst>
+                        <a:ext uri="{28A0092B-C50C-407E-A947-70E740481C1C}">
+                          <a14:useLocalDpi xmlns:a14="http://schemas.microsoft.com/office/drawing/2010/main" val="0"/>
+                        </a:ext>
+                      </a:extLst>
+                    </a:blip>
+                    <a:stretch>
+                      <a:fillRect/>
+                    </a:stretch>
+                  </pic:blipFill>
+                  <pic:spPr>
+                    <a:xfrm>
+                      <a:off x="0" y="0"/>
+                      <a:ext cx="3299746" cy="1455546"/>
+                    </a:xfrm>
+                    <a:prstGeom prst="rect">
+                      <a:avLst/>
+                    </a:prstGeom>
+                  </pic:spPr>
+                </pic:pic>
+              </a:graphicData>
+            </a:graphic>
+          </wp:anchor>
+        </w:drawing>
+      </w:r>
+      <w:r>
+        <w:t xml:space="preserve">Y añadimos la nueva columna para el id de movimiento y su relación como llave foránea con la tabla tipo movimientos. </w:t>
+      </w:r>
+      <w:r>
+        <w:br w:type="textWrapping" w:clear="all"/>
+      </w:r>
+    </w:p>
+    <w:p>
+      <w:r>
+        <w:lastRenderedPageBreak/>
+        <w:drawing>
+          <wp:inline distT="0" distB="0" distL="0" distR="0" wp14:anchorId="0756690B" wp14:editId="6CE7442F">
+            <wp:extent cx="5354781" cy="1358992"/>
+            <wp:effectExtent l="0" t="0" r="0" b="0"/>
+            <wp:docPr id="275" name="Imagen 275"/>
+            <wp:cNvGraphicFramePr>
+              <a:graphicFrameLocks xmlns:a="http://schemas.openxmlformats.org/drawingml/2006/main" noChangeAspect="1"/>
+            </wp:cNvGraphicFramePr>
+            <a:graphic xmlns:a="http://schemas.openxmlformats.org/drawingml/2006/main">
+              <a:graphicData uri="http://schemas.openxmlformats.org/drawingml/2006/picture">
+                <pic:pic xmlns:pic="http://schemas.openxmlformats.org/drawingml/2006/picture">
+                  <pic:nvPicPr>
+                    <pic:cNvPr id="1" name=""/>
+                    <pic:cNvPicPr/>
+                  </pic:nvPicPr>
+                  <pic:blipFill>
+                    <a:blip r:embed="rId113"/>
+                    <a:stretch>
+                      <a:fillRect/>
+                    </a:stretch>
+                  </pic:blipFill>
+                  <pic:spPr>
+                    <a:xfrm>
+                      <a:off x="0" y="0"/>
+                      <a:ext cx="5364062" cy="1361347"/>
+                    </a:xfrm>
+                    <a:prstGeom prst="rect">
+                      <a:avLst/>
+                    </a:prstGeom>
+                  </pic:spPr>
+                </pic:pic>
+              </a:graphicData>
+            </a:graphic>
+          </wp:inline>
+        </w:drawing>
+      </w:r>
+    </w:p>
+    <w:p>
+      <w:r>
+        <w:t xml:space="preserve">Añadí algunos clientes a la base para poder probar el borrar. </w:t>
+      </w:r>
+    </w:p>
+    <w:p>
+      <w:r>
+        <w:drawing>
+          <wp:inline distT="0" distB="0" distL="0" distR="0" wp14:anchorId="69A6E5FD" wp14:editId="439FFF6D">
+            <wp:extent cx="5202381" cy="1721766"/>
+            <wp:effectExtent l="0" t="0" r="0" b="0"/>
+            <wp:docPr id="274" name="Imagen 274"/>
+            <wp:cNvGraphicFramePr>
+              <a:graphicFrameLocks xmlns:a="http://schemas.openxmlformats.org/drawingml/2006/main" noChangeAspect="1"/>
+            </wp:cNvGraphicFramePr>
+            <a:graphic xmlns:a="http://schemas.openxmlformats.org/drawingml/2006/main">
+              <a:graphicData uri="http://schemas.openxmlformats.org/drawingml/2006/picture">
+                <pic:pic xmlns:pic="http://schemas.openxmlformats.org/drawingml/2006/picture">
+                  <pic:nvPicPr>
+                    <pic:cNvPr id="1" name=""/>
+                    <pic:cNvPicPr/>
+                  </pic:nvPicPr>
+                  <pic:blipFill>
+                    <a:blip r:embed="rId114"/>
+                    <a:stretch>
+                      <a:fillRect/>
+                    </a:stretch>
+                  </pic:blipFill>
+                  <pic:spPr>
+                    <a:xfrm>
+                      <a:off x="0" y="0"/>
+                      <a:ext cx="5216201" cy="1726340"/>
+                    </a:xfrm>
+                    <a:prstGeom prst="rect">
+                      <a:avLst/>
+                    </a:prstGeom>
+                  </pic:spPr>
+                </pic:pic>
+              </a:graphicData>
+            </a:graphic>
+          </wp:inline>
+        </w:drawing>
+      </w:r>
+    </w:p>
+    <w:p>
+      <w:r>
+        <w:t>Ingresamos datos para un cliente</w:t>
+      </w:r>
+    </w:p>
+    <w:p>
+      <w:r>
+        <w:drawing>
+          <wp:inline distT="0" distB="0" distL="0" distR="0" wp14:anchorId="157A2E21" wp14:editId="079D93C0">
+            <wp:extent cx="5375563" cy="621614"/>
+            <wp:effectExtent l="0" t="0" r="0" b="7620"/>
+            <wp:docPr id="276" name="Imagen 276"/>
+            <wp:cNvGraphicFramePr>
+              <a:graphicFrameLocks xmlns:a="http://schemas.openxmlformats.org/drawingml/2006/main" noChangeAspect="1"/>
+            </wp:cNvGraphicFramePr>
+            <a:graphic xmlns:a="http://schemas.openxmlformats.org/drawingml/2006/main">
+              <a:graphicData uri="http://schemas.openxmlformats.org/drawingml/2006/picture">
+                <pic:pic xmlns:pic="http://schemas.openxmlformats.org/drawingml/2006/picture">
+                  <pic:nvPicPr>
+                    <pic:cNvPr id="1" name=""/>
+                    <pic:cNvPicPr/>
+                  </pic:nvPicPr>
+                  <pic:blipFill>
+                    <a:blip r:embed="rId115"/>
+                    <a:stretch>
+                      <a:fillRect/>
+                    </a:stretch>
+                  </pic:blipFill>
+                  <pic:spPr>
+                    <a:xfrm>
+                      <a:off x="0" y="0"/>
+                      <a:ext cx="5440759" cy="629153"/>
+                    </a:xfrm>
+                    <a:prstGeom prst="rect">
+                      <a:avLst/>
+                    </a:prstGeom>
+                  </pic:spPr>
+                </pic:pic>
+              </a:graphicData>
+            </a:graphic>
+          </wp:inline>
+        </w:drawing>
+      </w:r>
+    </w:p>
+    <w:p>
+      <w:r>
+        <w:t xml:space="preserve">Efectivamente quedo ingresado </w:t>
+      </w:r>
+    </w:p>
+    <w:p>
+      <w:r>
+        <w:drawing>
+          <wp:inline distT="0" distB="0" distL="0" distR="0" wp14:anchorId="1A0EEFFB" wp14:editId="51DC46EF">
+            <wp:extent cx="5105400" cy="1277216"/>
+            <wp:effectExtent l="0" t="0" r="0" b="0"/>
+            <wp:docPr id="277" name="Imagen 277"/>
+            <wp:cNvGraphicFramePr>
+              <a:graphicFrameLocks xmlns:a="http://schemas.openxmlformats.org/drawingml/2006/main" noChangeAspect="1"/>
+            </wp:cNvGraphicFramePr>
+            <a:graphic xmlns:a="http://schemas.openxmlformats.org/drawingml/2006/main">
+              <a:graphicData uri="http://schemas.openxmlformats.org/drawingml/2006/picture">
+                <pic:pic xmlns:pic="http://schemas.openxmlformats.org/drawingml/2006/picture">
+                  <pic:nvPicPr>
+                    <pic:cNvPr id="1" name=""/>
+                    <pic:cNvPicPr/>
+                  </pic:nvPicPr>
+                  <pic:blipFill>
+                    <a:blip r:embed="rId116"/>
+                    <a:stretch>
+                      <a:fillRect/>
+                    </a:stretch>
+                  </pic:blipFill>
+                  <pic:spPr>
+                    <a:xfrm>
+                      <a:off x="0" y="0"/>
+                      <a:ext cx="5135585" cy="1284767"/>
+                    </a:xfrm>
+                    <a:prstGeom prst="rect">
+                      <a:avLst/>
+                    </a:prstGeom>
+                  </pic:spPr>
+                </pic:pic>
+              </a:graphicData>
+            </a:graphic>
+          </wp:inline>
+        </w:drawing>
+      </w:r>
+    </w:p>
+    <w:p>
+      <w:r>
+        <w:drawing>
+          <wp:anchor distT="0" distB="0" distL="114300" distR="114300" simplePos="0" relativeHeight="251706368" behindDoc="0" locked="0" layoutInCell="1" allowOverlap="1">
+            <wp:simplePos x="0" y="0"/>
+            <wp:positionH relativeFrom="column">
+              <wp:posOffset>520</wp:posOffset>
+            </wp:positionH>
+            <wp:positionV relativeFrom="paragraph">
+              <wp:posOffset>1559</wp:posOffset>
+            </wp:positionV>
+            <wp:extent cx="3796145" cy="1824361"/>
+            <wp:effectExtent l="0" t="0" r="0" b="4445"/>
+            <wp:wrapSquare wrapText="bothSides"/>
+            <wp:docPr id="279" name="Imagen 279"/>
+            <wp:cNvGraphicFramePr>
+              <a:graphicFrameLocks xmlns:a="http://schemas.openxmlformats.org/drawingml/2006/main" noChangeAspect="1"/>
+            </wp:cNvGraphicFramePr>
+            <a:graphic xmlns:a="http://schemas.openxmlformats.org/drawingml/2006/main">
+              <a:graphicData uri="http://schemas.openxmlformats.org/drawingml/2006/picture">
+                <pic:pic xmlns:pic="http://schemas.openxmlformats.org/drawingml/2006/picture">
+                  <pic:nvPicPr>
+                    <pic:cNvPr id="1" name=""/>
+                    <pic:cNvPicPr/>
+                  </pic:nvPicPr>
+                  <pic:blipFill>
+                    <a:blip r:embed="rId117">
+                      <a:extLst>
+                        <a:ext uri="{28A0092B-C50C-407E-A947-70E740481C1C}">
+                          <a14:useLocalDpi xmlns:a14="http://schemas.microsoft.com/office/drawing/2010/main" val="0"/>
+                        </a:ext>
+                      </a:extLst>
+                    </a:blip>
+                    <a:stretch>
+                      <a:fillRect/>
+                    </a:stretch>
+                  </pic:blipFill>
+                  <pic:spPr>
+                    <a:xfrm>
+                      <a:off x="0" y="0"/>
+                      <a:ext cx="3796145" cy="1824361"/>
+                    </a:xfrm>
+                    <a:prstGeom prst="rect">
+                      <a:avLst/>
+                    </a:prstGeom>
+                  </pic:spPr>
+                </pic:pic>
+              </a:graphicData>
+            </a:graphic>
+          </wp:anchor>
+        </w:drawing>
+      </w:r>
+      <w:r>
+        <w:t xml:space="preserve">Al tratar de eliminar este cliente, nos salta un error porque dice que viola restricción de que el cliente que queremos borrar se encuentra referenciado en la tabla de cuentas.  </w:t>
+      </w:r>
+    </w:p>
+    <w:p>
+      <w:pPr>
+        <w:pStyle w:val="Ttulo2"/>
+        <w:jc w:val="center"/>
+      </w:pPr>
+      <w:r>
+        <w:lastRenderedPageBreak/>
+        <w:t xml:space="preserve">Lección 5: modelamiento de datos </w:t>
+      </w:r>
+    </w:p>
+    <w:p>
+      <w:pPr>
+        <w:pStyle w:val="Ttulo2"/>
+      </w:pPr>
       <w:bookmarkStart w:id="0" w:name="_GoBack"/>
       <w:bookmarkEnd w:id="0"/>
       <w:r>
-        <w:t>mayúscula (usa INITCAP).</w:t>
+        <w:br w:type="textWrapping" w:clear="all"/>
       </w:r>
     </w:p>
     <w:p/>
@@ -2308,6 +10006,73 @@
   <w:style w:type="paragraph" w:default="1" w:styleId="Normal">
     <w:name w:val="Normal"/>
     <w:qFormat/>
+    <w:rsid w:val="00906FBF"/>
+  </w:style>
+  <w:style w:type="paragraph" w:styleId="Ttulo1">
+    <w:name w:val="heading 1"/>
+    <w:basedOn w:val="Normal"/>
+    <w:next w:val="Normal"/>
+    <w:link w:val="Ttulo1Car"/>
+    <w:uiPriority w:val="9"/>
+    <w:qFormat/>
+    <w:rsid w:val="00134DB9"/>
+    <w:pPr>
+      <w:keepNext/>
+      <w:keepLines/>
+      <w:spacing w:before="240" w:after="0"/>
+      <w:outlineLvl w:val="0"/>
+    </w:pPr>
+    <w:rPr>
+      <w:rFonts w:asciiTheme="majorHAnsi" w:eastAsiaTheme="majorEastAsia" w:hAnsiTheme="majorHAnsi" w:cstheme="majorBidi"/>
+      <w:color w:val="2E74B5" w:themeColor="accent1" w:themeShade="BF"/>
+      <w:sz w:val="32"/>
+      <w:szCs w:val="32"/>
+    </w:rPr>
+  </w:style>
+  <w:style w:type="paragraph" w:styleId="Ttulo2">
+    <w:name w:val="heading 2"/>
+    <w:basedOn w:val="Normal"/>
+    <w:next w:val="Normal"/>
+    <w:link w:val="Ttulo2Car"/>
+    <w:uiPriority w:val="9"/>
+    <w:unhideWhenUsed/>
+    <w:qFormat/>
+    <w:rsid w:val="00134DB9"/>
+    <w:pPr>
+      <w:keepNext/>
+      <w:keepLines/>
+      <w:spacing w:before="40" w:after="0"/>
+      <w:outlineLvl w:val="1"/>
+    </w:pPr>
+    <w:rPr>
+      <w:rFonts w:asciiTheme="majorHAnsi" w:eastAsiaTheme="majorEastAsia" w:hAnsiTheme="majorHAnsi" w:cstheme="majorBidi"/>
+      <w:color w:val="2E74B5" w:themeColor="accent1" w:themeShade="BF"/>
+      <w:sz w:val="26"/>
+      <w:szCs w:val="26"/>
+    </w:rPr>
+  </w:style>
+  <w:style w:type="paragraph" w:styleId="Ttulo4">
+    <w:name w:val="heading 4"/>
+    <w:basedOn w:val="Normal"/>
+    <w:next w:val="Normal"/>
+    <w:link w:val="Ttulo4Car"/>
+    <w:uiPriority w:val="9"/>
+    <w:semiHidden/>
+    <w:unhideWhenUsed/>
+    <w:qFormat/>
+    <w:rsid w:val="00B34DF0"/>
+    <w:pPr>
+      <w:keepNext/>
+      <w:keepLines/>
+      <w:spacing w:before="40" w:after="0"/>
+      <w:outlineLvl w:val="3"/>
+    </w:pPr>
+    <w:rPr>
+      <w:rFonts w:asciiTheme="majorHAnsi" w:eastAsiaTheme="majorEastAsia" w:hAnsiTheme="majorHAnsi" w:cstheme="majorBidi"/>
+      <w:i/>
+      <w:iCs/>
+      <w:color w:val="2E74B5" w:themeColor="accent1" w:themeShade="BF"/>
+    </w:rPr>
   </w:style>
   <w:style w:type="character" w:default="1" w:styleId="Fuentedeprrafopredeter">
     <w:name w:val="Default Paragraph Font"/>
@@ -2406,6 +10171,86 @@
     <w:link w:val="Piedepgina"/>
     <w:uiPriority w:val="99"/>
     <w:rsid w:val="00617099"/>
+  </w:style>
+  <w:style w:type="character" w:customStyle="1" w:styleId="Ttulo1Car">
+    <w:name w:val="Título 1 Car"/>
+    <w:basedOn w:val="Fuentedeprrafopredeter"/>
+    <w:link w:val="Ttulo1"/>
+    <w:uiPriority w:val="9"/>
+    <w:rsid w:val="00134DB9"/>
+    <w:rPr>
+      <w:rFonts w:asciiTheme="majorHAnsi" w:eastAsiaTheme="majorEastAsia" w:hAnsiTheme="majorHAnsi" w:cstheme="majorBidi"/>
+      <w:color w:val="2E74B5" w:themeColor="accent1" w:themeShade="BF"/>
+      <w:sz w:val="32"/>
+      <w:szCs w:val="32"/>
+    </w:rPr>
+  </w:style>
+  <w:style w:type="paragraph" w:styleId="Subttulo">
+    <w:name w:val="Subtitle"/>
+    <w:basedOn w:val="Normal"/>
+    <w:next w:val="Normal"/>
+    <w:link w:val="SubttuloCar"/>
+    <w:uiPriority w:val="11"/>
+    <w:qFormat/>
+    <w:rsid w:val="00134DB9"/>
+    <w:pPr>
+      <w:numPr>
+        <w:ilvl w:val="1"/>
+      </w:numPr>
+    </w:pPr>
+    <w:rPr>
+      <w:color w:val="5A5A5A" w:themeColor="text1" w:themeTint="A5"/>
+      <w:spacing w:val="15"/>
+    </w:rPr>
+  </w:style>
+  <w:style w:type="character" w:customStyle="1" w:styleId="SubttuloCar">
+    <w:name w:val="Subtítulo Car"/>
+    <w:basedOn w:val="Fuentedeprrafopredeter"/>
+    <w:link w:val="Subttulo"/>
+    <w:uiPriority w:val="11"/>
+    <w:rsid w:val="00134DB9"/>
+    <w:rPr>
+      <w:color w:val="5A5A5A" w:themeColor="text1" w:themeTint="A5"/>
+      <w:spacing w:val="15"/>
+    </w:rPr>
+  </w:style>
+  <w:style w:type="character" w:customStyle="1" w:styleId="Ttulo2Car">
+    <w:name w:val="Título 2 Car"/>
+    <w:basedOn w:val="Fuentedeprrafopredeter"/>
+    <w:link w:val="Ttulo2"/>
+    <w:uiPriority w:val="9"/>
+    <w:rsid w:val="00134DB9"/>
+    <w:rPr>
+      <w:rFonts w:asciiTheme="majorHAnsi" w:eastAsiaTheme="majorEastAsia" w:hAnsiTheme="majorHAnsi" w:cstheme="majorBidi"/>
+      <w:color w:val="2E74B5" w:themeColor="accent1" w:themeShade="BF"/>
+      <w:sz w:val="26"/>
+      <w:szCs w:val="26"/>
+    </w:rPr>
+  </w:style>
+  <w:style w:type="character" w:customStyle="1" w:styleId="Ttulo4Car">
+    <w:name w:val="Título 4 Car"/>
+    <w:basedOn w:val="Fuentedeprrafopredeter"/>
+    <w:link w:val="Ttulo4"/>
+    <w:uiPriority w:val="9"/>
+    <w:semiHidden/>
+    <w:rsid w:val="00B34DF0"/>
+    <w:rPr>
+      <w:rFonts w:asciiTheme="majorHAnsi" w:eastAsiaTheme="majorEastAsia" w:hAnsiTheme="majorHAnsi" w:cstheme="majorBidi"/>
+      <w:i/>
+      <w:iCs/>
+      <w:color w:val="2E74B5" w:themeColor="accent1" w:themeShade="BF"/>
+    </w:rPr>
+  </w:style>
+  <w:style w:type="character" w:styleId="Textoennegrita">
+    <w:name w:val="Strong"/>
+    <w:basedOn w:val="Fuentedeprrafopredeter"/>
+    <w:uiPriority w:val="22"/>
+    <w:qFormat/>
+    <w:rsid w:val="00B34DF0"/>
+    <w:rPr>
+      <w:b/>
+      <w:bCs/>
+    </w:rPr>
   </w:style>
 </w:styles>
 </file>
@@ -2669,4 +10514,16 @@
     </a:ext>
   </a:extLst>
 </a:theme>
+</file>
+
+<file path=customXml/item1.xml><?xml version="1.0" encoding="utf-8"?>
+<b:Sources xmlns:b="http://schemas.openxmlformats.org/officeDocument/2006/bibliography" xmlns="http://schemas.openxmlformats.org/officeDocument/2006/bibliography" SelectedStyle="\APASixthEditionOfficeOnline.xsl" StyleName="APA" Version="6"/>
+</file>
+
+<file path=customXml/itemProps1.xml><?xml version="1.0" encoding="utf-8"?>
+<ds:datastoreItem xmlns:ds="http://schemas.openxmlformats.org/officeDocument/2006/customXml" ds:itemID="{39581C1D-4D20-4FBD-AF8E-E90C0C416F18}">
+  <ds:schemaRefs>
+    <ds:schemaRef ds:uri="http://schemas.openxmlformats.org/officeDocument/2006/bibliography"/>
+  </ds:schemaRefs>
+</ds:datastoreItem>
 </file>